--- a/class08w.docx
+++ b/class08w.docx
@@ -80,7 +80,31 @@
         </w:numPr>
       </w:pPr>
       <w:r>
-        <w:t xml:space="preserve">Methods for multiple pairwise comparisons</w:t>
+        <w:t xml:space="preserve">Pairwise comparisons of means</w:t>
+      </w:r>
+    </w:p>
+    <w:p>
+      <w:pPr>
+        <w:pStyle w:val="Compact"/>
+        <w:numPr>
+          <w:ilvl w:val="2"/>
+          <w:numId w:val="1003"/>
+        </w:numPr>
+      </w:pPr>
+      <w:r>
+        <w:t xml:space="preserve">Getting actual simultaneous confidence intervals</w:t>
+      </w:r>
+    </w:p>
+    <w:p>
+      <w:pPr>
+        <w:pStyle w:val="Compact"/>
+        <w:numPr>
+          <w:ilvl w:val="2"/>
+          <w:numId w:val="1003"/>
+        </w:numPr>
+      </w:pPr>
+      <w:r>
+        <w:t xml:space="preserve">Bonferroni and Tukey HSD procedures</w:t>
       </w:r>
     </w:p>
     <w:p>
@@ -99,12 +123,1038 @@
       <w:pPr>
         <w:pStyle w:val="Compact"/>
         <w:numPr>
-          <w:ilvl w:val="1"/>
-          <w:numId w:val="1002"/>
+          <w:ilvl w:val="0"/>
+          <w:numId w:val="1001"/>
         </w:numPr>
       </w:pPr>
       <w:r>
-        <w:t xml:space="preserve">Bayesian fitting of an ANOVA model</w:t>
+        <w:t xml:space="preserve">Favorite Movies: Discussion 1</w:t>
+      </w:r>
+    </w:p>
+    <w:bookmarkEnd w:id="9"/>
+    <w:bookmarkStart w:id="10" w:name="load-packages-and-set-theme"/>
+    <w:p>
+      <w:pPr>
+        <w:pStyle w:val="Heading2"/>
+      </w:pPr>
+      <w:r>
+        <w:t xml:space="preserve">Load packages and set theme</w:t>
+      </w:r>
+    </w:p>
+    <w:p>
+      <w:pPr>
+        <w:pStyle w:val="SourceCode"/>
+      </w:pPr>
+      <w:r>
+        <w:rPr>
+          <w:rStyle w:val="NormalTok"/>
+        </w:rPr>
+        <w:t xml:space="preserve">knitr</w:t>
+      </w:r>
+      <w:r>
+        <w:rPr>
+          <w:rStyle w:val="SpecialCharTok"/>
+        </w:rPr>
+        <w:t xml:space="preserve">::</w:t>
+      </w:r>
+      <w:r>
+        <w:rPr>
+          <w:rStyle w:val="NormalTok"/>
+        </w:rPr>
+        <w:t xml:space="preserve">opts_chunk</w:t>
+      </w:r>
+      <w:r>
+        <w:rPr>
+          <w:rStyle w:val="SpecialCharTok"/>
+        </w:rPr>
+        <w:t xml:space="preserve">$</w:t>
+      </w:r>
+      <w:r>
+        <w:rPr>
+          <w:rStyle w:val="FunctionTok"/>
+        </w:rPr>
+        <w:t xml:space="preserve">set</w:t>
+      </w:r>
+      <w:r>
+        <w:rPr>
+          <w:rStyle w:val="NormalTok"/>
+        </w:rPr>
+        <w:t xml:space="preserve">(</w:t>
+      </w:r>
+      <w:r>
+        <w:rPr>
+          <w:rStyle w:val="AttributeTok"/>
+        </w:rPr>
+        <w:t xml:space="preserve">comment =</w:t>
+      </w:r>
+      <w:r>
+        <w:rPr>
+          <w:rStyle w:val="NormalTok"/>
+        </w:rPr>
+        <w:t xml:space="preserve"> </w:t>
+      </w:r>
+      <w:r>
+        <w:rPr>
+          <w:rStyle w:val="ConstantTok"/>
+        </w:rPr>
+        <w:t xml:space="preserve">NA</w:t>
+      </w:r>
+      <w:r>
+        <w:rPr>
+          <w:rStyle w:val="NormalTok"/>
+        </w:rPr>
+        <w:t xml:space="preserve">)</w:t>
+      </w:r>
+      <w:r>
+        <w:br/>
+      </w:r>
+      <w:r>
+        <w:br/>
+      </w:r>
+      <w:r>
+        <w:rPr>
+          <w:rStyle w:val="FunctionTok"/>
+        </w:rPr>
+        <w:t xml:space="preserve">source</w:t>
+      </w:r>
+      <w:r>
+        <w:rPr>
+          <w:rStyle w:val="NormalTok"/>
+        </w:rPr>
+        <w:t xml:space="preserve">(</w:t>
+      </w:r>
+      <w:r>
+        <w:rPr>
+          <w:rStyle w:val="StringTok"/>
+        </w:rPr>
+        <w:t xml:space="preserve">"c08/data/Love-431.R"</w:t>
+      </w:r>
+      <w:r>
+        <w:rPr>
+          <w:rStyle w:val="NormalTok"/>
+        </w:rPr>
+        <w:t xml:space="preserve">) </w:t>
+      </w:r>
+      <w:r>
+        <w:rPr>
+          <w:rStyle w:val="CommentTok"/>
+        </w:rPr>
+        <w:t xml:space="preserve"># for the lovedist() function</w:t>
+      </w:r>
+      <w:r>
+        <w:br/>
+      </w:r>
+      <w:r>
+        <w:br/>
+      </w:r>
+      <w:r>
+        <w:rPr>
+          <w:rStyle w:val="FunctionTok"/>
+        </w:rPr>
+        <w:t xml:space="preserve">library</w:t>
+      </w:r>
+      <w:r>
+        <w:rPr>
+          <w:rStyle w:val="NormalTok"/>
+        </w:rPr>
+        <w:t xml:space="preserve">(janitor)</w:t>
+      </w:r>
+      <w:r>
+        <w:br/>
+      </w:r>
+      <w:r>
+        <w:rPr>
+          <w:rStyle w:val="FunctionTok"/>
+        </w:rPr>
+        <w:t xml:space="preserve">library</w:t>
+      </w:r>
+      <w:r>
+        <w:rPr>
+          <w:rStyle w:val="NormalTok"/>
+        </w:rPr>
+        <w:t xml:space="preserve">(patchwork)</w:t>
+      </w:r>
+      <w:r>
+        <w:br/>
+      </w:r>
+      <w:r>
+        <w:rPr>
+          <w:rStyle w:val="FunctionTok"/>
+        </w:rPr>
+        <w:t xml:space="preserve">library</w:t>
+      </w:r>
+      <w:r>
+        <w:rPr>
+          <w:rStyle w:val="NormalTok"/>
+        </w:rPr>
+        <w:t xml:space="preserve">(readxl)</w:t>
+      </w:r>
+      <w:r>
+        <w:br/>
+      </w:r>
+      <w:r>
+        <w:rPr>
+          <w:rStyle w:val="FunctionTok"/>
+        </w:rPr>
+        <w:t xml:space="preserve">library</w:t>
+      </w:r>
+      <w:r>
+        <w:rPr>
+          <w:rStyle w:val="NormalTok"/>
+        </w:rPr>
+        <w:t xml:space="preserve">(DescTools)  </w:t>
+      </w:r>
+      <w:r>
+        <w:rPr>
+          <w:rStyle w:val="DocumentationTok"/>
+        </w:rPr>
+        <w:t xml:space="preserve">## NEW - for Bonferroni and Tukey HSD CIs</w:t>
+      </w:r>
+      <w:r>
+        <w:br/>
+      </w:r>
+      <w:r>
+        <w:rPr>
+          <w:rStyle w:val="FunctionTok"/>
+        </w:rPr>
+        <w:t xml:space="preserve">library</w:t>
+      </w:r>
+      <w:r>
+        <w:rPr>
+          <w:rStyle w:val="NormalTok"/>
+        </w:rPr>
+        <w:t xml:space="preserve">(easystats)</w:t>
+      </w:r>
+      <w:r>
+        <w:br/>
+      </w:r>
+      <w:r>
+        <w:rPr>
+          <w:rStyle w:val="FunctionTok"/>
+        </w:rPr>
+        <w:t xml:space="preserve">library</w:t>
+      </w:r>
+      <w:r>
+        <w:rPr>
+          <w:rStyle w:val="NormalTok"/>
+        </w:rPr>
+        <w:t xml:space="preserve">(tidyverse)</w:t>
+      </w:r>
+      <w:r>
+        <w:br/>
+      </w:r>
+      <w:r>
+        <w:br/>
+      </w:r>
+      <w:r>
+        <w:rPr>
+          <w:rStyle w:val="FunctionTok"/>
+        </w:rPr>
+        <w:t xml:space="preserve">theme_set</w:t>
+      </w:r>
+      <w:r>
+        <w:rPr>
+          <w:rStyle w:val="NormalTok"/>
+        </w:rPr>
+        <w:t xml:space="preserve">(</w:t>
+      </w:r>
+      <w:r>
+        <w:rPr>
+          <w:rStyle w:val="FunctionTok"/>
+        </w:rPr>
+        <w:t xml:space="preserve">theme_lucid</w:t>
+      </w:r>
+      <w:r>
+        <w:rPr>
+          <w:rStyle w:val="NormalTok"/>
+        </w:rPr>
+        <w:t xml:space="preserve">())</w:t>
+      </w:r>
+    </w:p>
+    <w:bookmarkEnd w:id="10"/>
+    <w:bookmarkStart w:id="11" w:name="creating-the-ohio_8-tibble"/>
+    <w:p>
+      <w:pPr>
+        <w:pStyle w:val="Heading2"/>
+      </w:pPr>
+      <w:r>
+        <w:t xml:space="preserve">Creating the</w:t>
+      </w:r>
+      <w:r>
+        <w:t xml:space="preserve"> </w:t>
+      </w:r>
+      <w:r>
+        <w:rPr>
+          <w:rStyle w:val="VerbatimChar"/>
+        </w:rPr>
+        <w:t xml:space="preserve">ohio_8</w:t>
+      </w:r>
+      <w:r>
+        <w:t xml:space="preserve"> </w:t>
+      </w:r>
+      <w:r>
+        <w:t xml:space="preserve">tibble</w:t>
+      </w:r>
+    </w:p>
+    <w:p>
+      <w:pPr>
+        <w:pStyle w:val="SourceCode"/>
+      </w:pPr>
+      <w:r>
+        <w:rPr>
+          <w:rStyle w:val="NormalTok"/>
+        </w:rPr>
+        <w:t xml:space="preserve">ohio_8 </w:t>
+      </w:r>
+      <w:r>
+        <w:rPr>
+          <w:rStyle w:val="OtherTok"/>
+        </w:rPr>
+        <w:t xml:space="preserve">&lt;-</w:t>
+      </w:r>
+      <w:r>
+        <w:rPr>
+          <w:rStyle w:val="NormalTok"/>
+        </w:rPr>
+        <w:t xml:space="preserve"> </w:t>
+      </w:r>
+      <w:r>
+        <w:rPr>
+          <w:rStyle w:val="FunctionTok"/>
+        </w:rPr>
+        <w:t xml:space="preserve">read_xlsx</w:t>
+      </w:r>
+      <w:r>
+        <w:rPr>
+          <w:rStyle w:val="NormalTok"/>
+        </w:rPr>
+        <w:t xml:space="preserve">(</w:t>
+      </w:r>
+      <w:r>
+        <w:rPr>
+          <w:rStyle w:val="StringTok"/>
+        </w:rPr>
+        <w:t xml:space="preserve">"c08/data/ohio_2019.xlsx"</w:t>
+      </w:r>
+      <w:r>
+        <w:rPr>
+          <w:rStyle w:val="NormalTok"/>
+        </w:rPr>
+        <w:t xml:space="preserve">) </w:t>
+      </w:r>
+      <w:r>
+        <w:rPr>
+          <w:rStyle w:val="SpecialCharTok"/>
+        </w:rPr>
+        <w:t xml:space="preserve">|&gt;</w:t>
+      </w:r>
+      <w:r>
+        <w:br/>
+      </w:r>
+      <w:r>
+        <w:rPr>
+          <w:rStyle w:val="NormalTok"/>
+        </w:rPr>
+        <w:t xml:space="preserve">  janitor</w:t>
+      </w:r>
+      <w:r>
+        <w:rPr>
+          <w:rStyle w:val="SpecialCharTok"/>
+        </w:rPr>
+        <w:t xml:space="preserve">::</w:t>
+      </w:r>
+      <w:r>
+        <w:rPr>
+          <w:rStyle w:val="FunctionTok"/>
+        </w:rPr>
+        <w:t xml:space="preserve">clean_names</w:t>
+      </w:r>
+      <w:r>
+        <w:rPr>
+          <w:rStyle w:val="NormalTok"/>
+        </w:rPr>
+        <w:t xml:space="preserve">() </w:t>
+      </w:r>
+      <w:r>
+        <w:rPr>
+          <w:rStyle w:val="SpecialCharTok"/>
+        </w:rPr>
+        <w:t xml:space="preserve">|&gt;</w:t>
+      </w:r>
+      <w:r>
+        <w:br/>
+      </w:r>
+      <w:r>
+        <w:rPr>
+          <w:rStyle w:val="NormalTok"/>
+        </w:rPr>
+        <w:t xml:space="preserve">  </w:t>
+      </w:r>
+      <w:r>
+        <w:rPr>
+          <w:rStyle w:val="FunctionTok"/>
+        </w:rPr>
+        <w:t xml:space="preserve">select</w:t>
+      </w:r>
+      <w:r>
+        <w:rPr>
+          <w:rStyle w:val="NormalTok"/>
+        </w:rPr>
+        <w:t xml:space="preserve">(county, h_out24, h_fac19rk, </w:t>
+      </w:r>
+      <w:r>
+        <w:rPr>
+          <w:rStyle w:val="AttributeTok"/>
+        </w:rPr>
+        <w:t xml:space="preserve">low_bwt =</w:t>
+      </w:r>
+      <w:r>
+        <w:rPr>
+          <w:rStyle w:val="NormalTok"/>
+        </w:rPr>
+        <w:t xml:space="preserve"> lbw_24) </w:t>
+      </w:r>
+      <w:r>
+        <w:rPr>
+          <w:rStyle w:val="SpecialCharTok"/>
+        </w:rPr>
+        <w:t xml:space="preserve">|&gt;</w:t>
+      </w:r>
+      <w:r>
+        <w:br/>
+      </w:r>
+      <w:r>
+        <w:rPr>
+          <w:rStyle w:val="NormalTok"/>
+        </w:rPr>
+        <w:t xml:space="preserve">  </w:t>
+      </w:r>
+      <w:r>
+        <w:rPr>
+          <w:rStyle w:val="FunctionTok"/>
+        </w:rPr>
+        <w:t xml:space="preserve">mutate</w:t>
+      </w:r>
+      <w:r>
+        <w:rPr>
+          <w:rStyle w:val="NormalTok"/>
+        </w:rPr>
+        <w:t xml:space="preserve">(</w:t>
+      </w:r>
+      <w:r>
+        <w:rPr>
+          <w:rStyle w:val="AttributeTok"/>
+        </w:rPr>
+        <w:t xml:space="preserve">hfactor =</w:t>
+      </w:r>
+      <w:r>
+        <w:rPr>
+          <w:rStyle w:val="NormalTok"/>
+        </w:rPr>
+        <w:t xml:space="preserve"> </w:t>
+      </w:r>
+      <w:r>
+        <w:rPr>
+          <w:rStyle w:val="FunctionTok"/>
+        </w:rPr>
+        <w:t xml:space="preserve">case_when</w:t>
+      </w:r>
+      <w:r>
+        <w:rPr>
+          <w:rStyle w:val="NormalTok"/>
+        </w:rPr>
+        <w:t xml:space="preserve">(</w:t>
+      </w:r>
+      <w:r>
+        <w:br/>
+      </w:r>
+      <w:r>
+        <w:rPr>
+          <w:rStyle w:val="NormalTok"/>
+        </w:rPr>
+        <w:t xml:space="preserve">    h_fac19rk </w:t>
+      </w:r>
+      <w:r>
+        <w:rPr>
+          <w:rStyle w:val="SpecialCharTok"/>
+        </w:rPr>
+        <w:t xml:space="preserve">&lt;=</w:t>
+      </w:r>
+      <w:r>
+        <w:rPr>
+          <w:rStyle w:val="NormalTok"/>
+        </w:rPr>
+        <w:t xml:space="preserve"> </w:t>
+      </w:r>
+      <w:r>
+        <w:rPr>
+          <w:rStyle w:val="DecValTok"/>
+        </w:rPr>
+        <w:t xml:space="preserve">22</w:t>
+      </w:r>
+      <w:r>
+        <w:rPr>
+          <w:rStyle w:val="NormalTok"/>
+        </w:rPr>
+        <w:t xml:space="preserve"> </w:t>
+      </w:r>
+      <w:r>
+        <w:rPr>
+          <w:rStyle w:val="SpecialCharTok"/>
+        </w:rPr>
+        <w:t xml:space="preserve">~</w:t>
+      </w:r>
+      <w:r>
+        <w:rPr>
+          <w:rStyle w:val="NormalTok"/>
+        </w:rPr>
+        <w:t xml:space="preserve"> </w:t>
+      </w:r>
+      <w:r>
+        <w:rPr>
+          <w:rStyle w:val="StringTok"/>
+        </w:rPr>
+        <w:t xml:space="preserve">"Best"</w:t>
+      </w:r>
+      <w:r>
+        <w:rPr>
+          <w:rStyle w:val="NormalTok"/>
+        </w:rPr>
+        <w:t xml:space="preserve">,</w:t>
+      </w:r>
+      <w:r>
+        <w:br/>
+      </w:r>
+      <w:r>
+        <w:rPr>
+          <w:rStyle w:val="NormalTok"/>
+        </w:rPr>
+        <w:t xml:space="preserve">    h_fac19rk </w:t>
+      </w:r>
+      <w:r>
+        <w:rPr>
+          <w:rStyle w:val="SpecialCharTok"/>
+        </w:rPr>
+        <w:t xml:space="preserve">&gt;</w:t>
+      </w:r>
+      <w:r>
+        <w:rPr>
+          <w:rStyle w:val="NormalTok"/>
+        </w:rPr>
+        <w:t xml:space="preserve"> </w:t>
+      </w:r>
+      <w:r>
+        <w:rPr>
+          <w:rStyle w:val="DecValTok"/>
+        </w:rPr>
+        <w:t xml:space="preserve">22</w:t>
+      </w:r>
+      <w:r>
+        <w:rPr>
+          <w:rStyle w:val="NormalTok"/>
+        </w:rPr>
+        <w:t xml:space="preserve"> </w:t>
+      </w:r>
+      <w:r>
+        <w:rPr>
+          <w:rStyle w:val="SpecialCharTok"/>
+        </w:rPr>
+        <w:t xml:space="preserve">&amp;</w:t>
+      </w:r>
+      <w:r>
+        <w:rPr>
+          <w:rStyle w:val="NormalTok"/>
+        </w:rPr>
+        <w:t xml:space="preserve"> h_fac19rk </w:t>
+      </w:r>
+      <w:r>
+        <w:rPr>
+          <w:rStyle w:val="SpecialCharTok"/>
+        </w:rPr>
+        <w:t xml:space="preserve">&lt;=</w:t>
+      </w:r>
+      <w:r>
+        <w:rPr>
+          <w:rStyle w:val="NormalTok"/>
+        </w:rPr>
+        <w:t xml:space="preserve"> </w:t>
+      </w:r>
+      <w:r>
+        <w:rPr>
+          <w:rStyle w:val="DecValTok"/>
+        </w:rPr>
+        <w:t xml:space="preserve">44</w:t>
+      </w:r>
+      <w:r>
+        <w:rPr>
+          <w:rStyle w:val="NormalTok"/>
+        </w:rPr>
+        <w:t xml:space="preserve"> </w:t>
+      </w:r>
+      <w:r>
+        <w:rPr>
+          <w:rStyle w:val="SpecialCharTok"/>
+        </w:rPr>
+        <w:t xml:space="preserve">~</w:t>
+      </w:r>
+      <w:r>
+        <w:rPr>
+          <w:rStyle w:val="NormalTok"/>
+        </w:rPr>
+        <w:t xml:space="preserve"> </w:t>
+      </w:r>
+      <w:r>
+        <w:rPr>
+          <w:rStyle w:val="StringTok"/>
+        </w:rPr>
+        <w:t xml:space="preserve">"High"</w:t>
+      </w:r>
+      <w:r>
+        <w:rPr>
+          <w:rStyle w:val="NormalTok"/>
+        </w:rPr>
+        <w:t xml:space="preserve">,</w:t>
+      </w:r>
+      <w:r>
+        <w:br/>
+      </w:r>
+      <w:r>
+        <w:rPr>
+          <w:rStyle w:val="NormalTok"/>
+        </w:rPr>
+        <w:t xml:space="preserve">    h_fac19rk </w:t>
+      </w:r>
+      <w:r>
+        <w:rPr>
+          <w:rStyle w:val="SpecialCharTok"/>
+        </w:rPr>
+        <w:t xml:space="preserve">&gt;</w:t>
+      </w:r>
+      <w:r>
+        <w:rPr>
+          <w:rStyle w:val="NormalTok"/>
+        </w:rPr>
+        <w:t xml:space="preserve"> </w:t>
+      </w:r>
+      <w:r>
+        <w:rPr>
+          <w:rStyle w:val="DecValTok"/>
+        </w:rPr>
+        <w:t xml:space="preserve">44</w:t>
+      </w:r>
+      <w:r>
+        <w:rPr>
+          <w:rStyle w:val="NormalTok"/>
+        </w:rPr>
+        <w:t xml:space="preserve"> </w:t>
+      </w:r>
+      <w:r>
+        <w:rPr>
+          <w:rStyle w:val="SpecialCharTok"/>
+        </w:rPr>
+        <w:t xml:space="preserve">&amp;</w:t>
+      </w:r>
+      <w:r>
+        <w:rPr>
+          <w:rStyle w:val="NormalTok"/>
+        </w:rPr>
+        <w:t xml:space="preserve"> h_fac19rk </w:t>
+      </w:r>
+      <w:r>
+        <w:rPr>
+          <w:rStyle w:val="SpecialCharTok"/>
+        </w:rPr>
+        <w:t xml:space="preserve">&lt;=</w:t>
+      </w:r>
+      <w:r>
+        <w:rPr>
+          <w:rStyle w:val="NormalTok"/>
+        </w:rPr>
+        <w:t xml:space="preserve"> </w:t>
+      </w:r>
+      <w:r>
+        <w:rPr>
+          <w:rStyle w:val="DecValTok"/>
+        </w:rPr>
+        <w:t xml:space="preserve">66</w:t>
+      </w:r>
+      <w:r>
+        <w:rPr>
+          <w:rStyle w:val="NormalTok"/>
+        </w:rPr>
+        <w:t xml:space="preserve"> </w:t>
+      </w:r>
+      <w:r>
+        <w:rPr>
+          <w:rStyle w:val="SpecialCharTok"/>
+        </w:rPr>
+        <w:t xml:space="preserve">~</w:t>
+      </w:r>
+      <w:r>
+        <w:rPr>
+          <w:rStyle w:val="NormalTok"/>
+        </w:rPr>
+        <w:t xml:space="preserve"> </w:t>
+      </w:r>
+      <w:r>
+        <w:rPr>
+          <w:rStyle w:val="StringTok"/>
+        </w:rPr>
+        <w:t xml:space="preserve">"Low"</w:t>
+      </w:r>
+      <w:r>
+        <w:rPr>
+          <w:rStyle w:val="NormalTok"/>
+        </w:rPr>
+        <w:t xml:space="preserve">,</w:t>
+      </w:r>
+      <w:r>
+        <w:br/>
+      </w:r>
+      <w:r>
+        <w:rPr>
+          <w:rStyle w:val="NormalTok"/>
+        </w:rPr>
+        <w:t xml:space="preserve">    h_fac19rk </w:t>
+      </w:r>
+      <w:r>
+        <w:rPr>
+          <w:rStyle w:val="SpecialCharTok"/>
+        </w:rPr>
+        <w:t xml:space="preserve">&gt;</w:t>
+      </w:r>
+      <w:r>
+        <w:rPr>
+          <w:rStyle w:val="NormalTok"/>
+        </w:rPr>
+        <w:t xml:space="preserve"> </w:t>
+      </w:r>
+      <w:r>
+        <w:rPr>
+          <w:rStyle w:val="DecValTok"/>
+        </w:rPr>
+        <w:t xml:space="preserve">66</w:t>
+      </w:r>
+      <w:r>
+        <w:rPr>
+          <w:rStyle w:val="NormalTok"/>
+        </w:rPr>
+        <w:t xml:space="preserve"> </w:t>
+      </w:r>
+      <w:r>
+        <w:rPr>
+          <w:rStyle w:val="SpecialCharTok"/>
+        </w:rPr>
+        <w:t xml:space="preserve">~</w:t>
+      </w:r>
+      <w:r>
+        <w:rPr>
+          <w:rStyle w:val="NormalTok"/>
+        </w:rPr>
+        <w:t xml:space="preserve"> </w:t>
+      </w:r>
+      <w:r>
+        <w:rPr>
+          <w:rStyle w:val="StringTok"/>
+        </w:rPr>
+        <w:t xml:space="preserve">"Worst"</w:t>
+      </w:r>
+      <w:r>
+        <w:rPr>
+          <w:rStyle w:val="NormalTok"/>
+        </w:rPr>
+        <w:t xml:space="preserve">)) </w:t>
+      </w:r>
+      <w:r>
+        <w:rPr>
+          <w:rStyle w:val="SpecialCharTok"/>
+        </w:rPr>
+        <w:t xml:space="preserve">|&gt;</w:t>
+      </w:r>
+      <w:r>
+        <w:br/>
+      </w:r>
+      <w:r>
+        <w:rPr>
+          <w:rStyle w:val="NormalTok"/>
+        </w:rPr>
+        <w:t xml:space="preserve">  </w:t>
+      </w:r>
+      <w:r>
+        <w:rPr>
+          <w:rStyle w:val="FunctionTok"/>
+        </w:rPr>
+        <w:t xml:space="preserve">mutate</w:t>
+      </w:r>
+      <w:r>
+        <w:rPr>
+          <w:rStyle w:val="NormalTok"/>
+        </w:rPr>
+        <w:t xml:space="preserve">(</w:t>
+      </w:r>
+      <w:r>
+        <w:rPr>
+          <w:rStyle w:val="AttributeTok"/>
+        </w:rPr>
+        <w:t xml:space="preserve">hfactor =</w:t>
+      </w:r>
+      <w:r>
+        <w:rPr>
+          <w:rStyle w:val="NormalTok"/>
+        </w:rPr>
+        <w:t xml:space="preserve"> </w:t>
+      </w:r>
+      <w:r>
+        <w:rPr>
+          <w:rStyle w:val="FunctionTok"/>
+        </w:rPr>
+        <w:t xml:space="preserve">fct_relevel</w:t>
+      </w:r>
+      <w:r>
+        <w:rPr>
+          <w:rStyle w:val="NormalTok"/>
+        </w:rPr>
+        <w:t xml:space="preserve">(</w:t>
+      </w:r>
+      <w:r>
+        <w:rPr>
+          <w:rStyle w:val="FunctionTok"/>
+        </w:rPr>
+        <w:t xml:space="preserve">factor</w:t>
+      </w:r>
+      <w:r>
+        <w:rPr>
+          <w:rStyle w:val="NormalTok"/>
+        </w:rPr>
+        <w:t xml:space="preserve">(hfactor), </w:t>
+      </w:r>
+      <w:r>
+        <w:br/>
+      </w:r>
+      <w:r>
+        <w:rPr>
+          <w:rStyle w:val="NormalTok"/>
+        </w:rPr>
+        <w:t xml:space="preserve">             </w:t>
+      </w:r>
+      <w:r>
+        <w:rPr>
+          <w:rStyle w:val="StringTok"/>
+        </w:rPr>
+        <w:t xml:space="preserve">"Worst"</w:t>
+      </w:r>
+      <w:r>
+        <w:rPr>
+          <w:rStyle w:val="NormalTok"/>
+        </w:rPr>
+        <w:t xml:space="preserve">, </w:t>
+      </w:r>
+      <w:r>
+        <w:rPr>
+          <w:rStyle w:val="StringTok"/>
+        </w:rPr>
+        <w:t xml:space="preserve">"Low"</w:t>
+      </w:r>
+      <w:r>
+        <w:rPr>
+          <w:rStyle w:val="NormalTok"/>
+        </w:rPr>
+        <w:t xml:space="preserve">, </w:t>
+      </w:r>
+      <w:r>
+        <w:rPr>
+          <w:rStyle w:val="StringTok"/>
+        </w:rPr>
+        <w:t xml:space="preserve">"High"</w:t>
+      </w:r>
+      <w:r>
+        <w:rPr>
+          <w:rStyle w:val="NormalTok"/>
+        </w:rPr>
+        <w:t xml:space="preserve">, </w:t>
+      </w:r>
+      <w:r>
+        <w:rPr>
+          <w:rStyle w:val="StringTok"/>
+        </w:rPr>
+        <w:t xml:space="preserve">"Best"</w:t>
+      </w:r>
+      <w:r>
+        <w:rPr>
+          <w:rStyle w:val="NormalTok"/>
+        </w:rPr>
+        <w:t xml:space="preserve">)) </w:t>
+      </w:r>
+      <w:r>
+        <w:br/>
+      </w:r>
+      <w:r>
+        <w:br/>
+      </w:r>
+      <w:r>
+        <w:rPr>
+          <w:rStyle w:val="NormalTok"/>
+        </w:rPr>
+        <w:t xml:space="preserve">ohio_8 </w:t>
+      </w:r>
+      <w:r>
+        <w:rPr>
+          <w:rStyle w:val="SpecialCharTok"/>
+        </w:rPr>
+        <w:t xml:space="preserve">|&gt;</w:t>
+      </w:r>
+      <w:r>
+        <w:rPr>
+          <w:rStyle w:val="NormalTok"/>
+        </w:rPr>
+        <w:t xml:space="preserve"> </w:t>
+      </w:r>
+      <w:r>
+        <w:rPr>
+          <w:rStyle w:val="FunctionTok"/>
+        </w:rPr>
+        <w:t xml:space="preserve">filter</w:t>
+      </w:r>
+      <w:r>
+        <w:rPr>
+          <w:rStyle w:val="NormalTok"/>
+        </w:rPr>
+        <w:t xml:space="preserve">(county </w:t>
+      </w:r>
+      <w:r>
+        <w:rPr>
+          <w:rStyle w:val="SpecialCharTok"/>
+        </w:rPr>
+        <w:t xml:space="preserve">%in%</w:t>
+      </w:r>
+      <w:r>
+        <w:rPr>
+          <w:rStyle w:val="NormalTok"/>
+        </w:rPr>
+        <w:t xml:space="preserve"> </w:t>
+      </w:r>
+      <w:r>
+        <w:rPr>
+          <w:rStyle w:val="FunctionTok"/>
+        </w:rPr>
+        <w:t xml:space="preserve">c</w:t>
+      </w:r>
+      <w:r>
+        <w:rPr>
+          <w:rStyle w:val="NormalTok"/>
+        </w:rPr>
+        <w:t xml:space="preserve">(</w:t>
+      </w:r>
+      <w:r>
+        <w:rPr>
+          <w:rStyle w:val="StringTok"/>
+        </w:rPr>
+        <w:t xml:space="preserve">"Cuyahoga"</w:t>
+      </w:r>
+      <w:r>
+        <w:rPr>
+          <w:rStyle w:val="NormalTok"/>
+        </w:rPr>
+        <w:t xml:space="preserve">, </w:t>
+      </w:r>
+      <w:r>
+        <w:rPr>
+          <w:rStyle w:val="StringTok"/>
+        </w:rPr>
+        <w:t xml:space="preserve">"Geauga"</w:t>
+      </w:r>
+      <w:r>
+        <w:rPr>
+          <w:rStyle w:val="NormalTok"/>
+        </w:rPr>
+        <w:t xml:space="preserve">, </w:t>
+      </w:r>
+      <w:r>
+        <w:rPr>
+          <w:rStyle w:val="StringTok"/>
+        </w:rPr>
+        <w:t xml:space="preserve">"Portage"</w:t>
+      </w:r>
+      <w:r>
+        <w:rPr>
+          <w:rStyle w:val="NormalTok"/>
+        </w:rPr>
+        <w:t xml:space="preserve">))</w:t>
+      </w:r>
+    </w:p>
+    <w:p>
+      <w:pPr>
+        <w:pStyle w:val="SourceCode"/>
+      </w:pPr>
+      <w:r>
+        <w:rPr>
+          <w:rStyle w:val="VerbatimChar"/>
+        </w:rPr>
+        <w:t xml:space="preserve"># A tibble: 3 × 5</w:t>
+      </w:r>
+      <w:r>
+        <w:br/>
+      </w:r>
+      <w:r>
+        <w:rPr>
+          <w:rStyle w:val="VerbatimChar"/>
+        </w:rPr>
+        <w:t xml:space="preserve">  county   h_out24 h_fac19rk low_bwt hfactor</w:t>
+      </w:r>
+      <w:r>
+        <w:br/>
+      </w:r>
+      <w:r>
+        <w:rPr>
+          <w:rStyle w:val="VerbatimChar"/>
+        </w:rPr>
+        <w:t xml:space="preserve">  &lt;chr&gt;      &lt;dbl&gt;     &lt;dbl&gt;   &lt;dbl&gt; &lt;fct&gt;  </w:t>
+      </w:r>
+      <w:r>
+        <w:br/>
+      </w:r>
+      <w:r>
+        <w:rPr>
+          <w:rStyle w:val="VerbatimChar"/>
+        </w:rPr>
+        <w:t xml:space="preserve">1 Cuyahoga   -0.33        66      11 Low    </w:t>
+      </w:r>
+      <w:r>
+        <w:br/>
+      </w:r>
+      <w:r>
+        <w:rPr>
+          <w:rStyle w:val="VerbatimChar"/>
+        </w:rPr>
+        <w:t xml:space="preserve">2 Geauga      1.01         3       6 Best   </w:t>
+      </w:r>
+      <w:r>
+        <w:br/>
+      </w:r>
+      <w:r>
+        <w:rPr>
+          <w:rStyle w:val="VerbatimChar"/>
+        </w:rPr>
+        <w:t xml:space="preserve">3 Portage     0.46        28       8 High   </w:t>
+      </w:r>
+    </w:p>
+    <w:bookmarkEnd w:id="11"/>
+    <w:bookmarkStart w:id="14" w:name="key-variables-from-ohio_8"/>
+    <w:p>
+      <w:pPr>
+        <w:pStyle w:val="Heading2"/>
+      </w:pPr>
+      <w:r>
+        <w:t xml:space="preserve">Key Variables from</w:t>
+      </w:r>
+      <w:r>
+        <w:t xml:space="preserve"> </w:t>
+      </w:r>
+      <w:r>
+        <w:rPr>
+          <w:rStyle w:val="VerbatimChar"/>
+        </w:rPr>
+        <w:t xml:space="preserve">ohio_8</w:t>
       </w:r>
     </w:p>
     <w:p>
@@ -112,21 +1162,128 @@
         <w:pStyle w:val="Compact"/>
         <w:numPr>
           <w:ilvl w:val="0"/>
-          <w:numId w:val="1001"/>
+          <w:numId w:val="1004"/>
         </w:numPr>
       </w:pPr>
       <w:r>
-        <w:t xml:space="preserve">Favorite Movies: Discussion 1</w:t>
-      </w:r>
-    </w:p>
-    <w:bookmarkEnd w:id="9"/>
-    <w:bookmarkStart w:id="10" w:name="load-packages-and-set-theme"/>
+        <w:rPr>
+          <w:rStyle w:val="VerbatimChar"/>
+        </w:rPr>
+        <w:t xml:space="preserve">h_out24</w:t>
+      </w:r>
+      <w:r>
+        <w:t xml:space="preserve"> </w:t>
+      </w:r>
+      <w:r>
+        <w:t xml:space="preserve">= CHR 2024 Health Outcomes Score</w:t>
+      </w:r>
+      <w:r>
+        <w:rPr>
+          <w:rStyle w:val="FootnoteReference"/>
+        </w:rPr>
+        <w:footnoteReference w:id="12"/>
+      </w:r>
+    </w:p>
+    <w:p>
+      <w:pPr>
+        <w:pStyle w:val="Compact"/>
+        <w:numPr>
+          <w:ilvl w:val="0"/>
+          <w:numId w:val="1004"/>
+        </w:numPr>
+      </w:pPr>
+      <w:r>
+        <w:rPr>
+          <w:rStyle w:val="VerbatimChar"/>
+        </w:rPr>
+        <w:t xml:space="preserve">hfactor</w:t>
+      </w:r>
+      <w:r>
+        <w:t xml:space="preserve"> </w:t>
+      </w:r>
+      <w:r>
+        <w:t xml:space="preserve">= 4-level factor (Worst, Low, High, Best) grouped by CHR 2019 Health Factors Score</w:t>
+      </w:r>
+      <w:r>
+        <w:rPr>
+          <w:rStyle w:val="FootnoteReference"/>
+        </w:rPr>
+        <w:footnoteReference w:id="13"/>
+      </w:r>
+    </w:p>
+    <w:p>
+      <w:pPr>
+        <w:pStyle w:val="Compact"/>
+        <w:numPr>
+          <w:ilvl w:val="0"/>
+          <w:numId w:val="1004"/>
+        </w:numPr>
+      </w:pPr>
+      <w:r>
+        <w:rPr>
+          <w:rStyle w:val="VerbatimChar"/>
+        </w:rPr>
+        <w:t xml:space="preserve">county</w:t>
+      </w:r>
+      <w:r>
+        <w:t xml:space="preserve"> </w:t>
+      </w:r>
+      <w:r>
+        <w:t xml:space="preserve">name and FIPS</w:t>
+      </w:r>
+      <w:r>
+        <w:t xml:space="preserve"> </w:t>
+      </w:r>
+      <w:r>
+        <w:rPr>
+          <w:rStyle w:val="VerbatimChar"/>
+        </w:rPr>
+        <w:t xml:space="preserve">code</w:t>
+      </w:r>
+      <w:r>
+        <w:t xml:space="preserve"> </w:t>
+      </w:r>
+      <w:r>
+        <w:t xml:space="preserve">used as identifiers</w:t>
+      </w:r>
+    </w:p>
+    <w:p>
+      <w:pPr>
+        <w:pStyle w:val="Compact"/>
+        <w:numPr>
+          <w:ilvl w:val="0"/>
+          <w:numId w:val="1004"/>
+        </w:numPr>
+      </w:pPr>
+      <w:r>
+        <w:rPr>
+          <w:rStyle w:val="VerbatimChar"/>
+        </w:rPr>
+        <w:t xml:space="preserve">low_bwt</w:t>
+      </w:r>
+      <w:r>
+        <w:t xml:space="preserve"> </w:t>
+      </w:r>
+      <w:r>
+        <w:t xml:space="preserve">low birth weight rate reported in CHR 2024</w:t>
+      </w:r>
+    </w:p>
+    <w:bookmarkEnd w:id="14"/>
+    <w:bookmarkStart w:id="18" w:name="todays-question"/>
     <w:p>
       <w:pPr>
         <w:pStyle w:val="Heading2"/>
       </w:pPr>
       <w:r>
-        <w:t xml:space="preserve">Load packages and set theme</w:t>
+        <w:t xml:space="preserve">Today’s Question</w:t>
+      </w:r>
+    </w:p>
+    <w:p>
+      <w:pPr>
+        <w:pStyle w:val="FirstParagraph"/>
+      </w:pPr>
+      <w:r>
+        <w:t xml:space="preserve">How large is the mean difference in 2024 Health Outcomes scores across the four groups of Ohio counties defined by their 2019 Health Factors rankings?</w:t>
       </w:r>
     </w:p>
     <w:p>
@@ -137,136 +1294,448 @@
         <w:rPr>
           <w:rStyle w:val="FunctionTok"/>
         </w:rPr>
-        <w:t xml:space="preserve">library</w:t>
-      </w:r>
-      <w:r>
-        <w:rPr>
-          <w:rStyle w:val="NormalTok"/>
-        </w:rPr>
-        <w:t xml:space="preserve">(janitor)</w:t>
-      </w:r>
-      <w:r>
-        <w:br/>
+        <w:t xml:space="preserve">ggplot</w:t>
+      </w:r>
+      <w:r>
+        <w:rPr>
+          <w:rStyle w:val="NormalTok"/>
+        </w:rPr>
+        <w:t xml:space="preserve">(ohio_8, </w:t>
       </w:r>
       <w:r>
         <w:rPr>
           <w:rStyle w:val="FunctionTok"/>
         </w:rPr>
-        <w:t xml:space="preserve">library</w:t>
-      </w:r>
-      <w:r>
-        <w:rPr>
-          <w:rStyle w:val="NormalTok"/>
-        </w:rPr>
-        <w:t xml:space="preserve">(patchwork)</w:t>
-      </w:r>
-      <w:r>
-        <w:br/>
+        <w:t xml:space="preserve">aes</w:t>
+      </w:r>
+      <w:r>
+        <w:rPr>
+          <w:rStyle w:val="NormalTok"/>
+        </w:rPr>
+        <w:t xml:space="preserve">(</w:t>
+      </w:r>
+      <w:r>
+        <w:rPr>
+          <w:rStyle w:val="AttributeTok"/>
+        </w:rPr>
+        <w:t xml:space="preserve">x =</w:t>
+      </w:r>
+      <w:r>
+        <w:rPr>
+          <w:rStyle w:val="NormalTok"/>
+        </w:rPr>
+        <w:t xml:space="preserve"> hfactor, </w:t>
+      </w:r>
+      <w:r>
+        <w:rPr>
+          <w:rStyle w:val="AttributeTok"/>
+        </w:rPr>
+        <w:t xml:space="preserve">y =</w:t>
+      </w:r>
+      <w:r>
+        <w:rPr>
+          <w:rStyle w:val="NormalTok"/>
+        </w:rPr>
+        <w:t xml:space="preserve"> h_out24)) </w:t>
+      </w:r>
+      <w:r>
+        <w:rPr>
+          <w:rStyle w:val="SpecialCharTok"/>
+        </w:rPr>
+        <w:t xml:space="preserve">+</w:t>
+      </w:r>
+      <w:r>
+        <w:br/>
+      </w:r>
+      <w:r>
+        <w:rPr>
+          <w:rStyle w:val="NormalTok"/>
+        </w:rPr>
+        <w:t xml:space="preserve">  </w:t>
       </w:r>
       <w:r>
         <w:rPr>
           <w:rStyle w:val="FunctionTok"/>
         </w:rPr>
-        <w:t xml:space="preserve">library</w:t>
-      </w:r>
-      <w:r>
-        <w:rPr>
-          <w:rStyle w:val="NormalTok"/>
-        </w:rPr>
-        <w:t xml:space="preserve">(readxl)</w:t>
-      </w:r>
-      <w:r>
-        <w:br/>
+        <w:t xml:space="preserve">geom_violin</w:t>
+      </w:r>
+      <w:r>
+        <w:rPr>
+          <w:rStyle w:val="NormalTok"/>
+        </w:rPr>
+        <w:t xml:space="preserve">(</w:t>
       </w:r>
       <w:r>
         <w:rPr>
           <w:rStyle w:val="FunctionTok"/>
         </w:rPr>
-        <w:t xml:space="preserve">library</w:t>
-      </w:r>
-      <w:r>
-        <w:rPr>
-          <w:rStyle w:val="NormalTok"/>
-        </w:rPr>
-        <w:t xml:space="preserve">(MKinfer)</w:t>
-      </w:r>
-      <w:r>
-        <w:br/>
+        <w:t xml:space="preserve">aes</w:t>
+      </w:r>
+      <w:r>
+        <w:rPr>
+          <w:rStyle w:val="NormalTok"/>
+        </w:rPr>
+        <w:t xml:space="preserve">(</w:t>
+      </w:r>
+      <w:r>
+        <w:rPr>
+          <w:rStyle w:val="AttributeTok"/>
+        </w:rPr>
+        <w:t xml:space="preserve">fill =</w:t>
+      </w:r>
+      <w:r>
+        <w:rPr>
+          <w:rStyle w:val="NormalTok"/>
+        </w:rPr>
+        <w:t xml:space="preserve"> hfactor)) </w:t>
+      </w:r>
+      <w:r>
+        <w:rPr>
+          <w:rStyle w:val="SpecialCharTok"/>
+        </w:rPr>
+        <w:t xml:space="preserve">+</w:t>
+      </w:r>
+      <w:r>
+        <w:rPr>
+          <w:rStyle w:val="NormalTok"/>
+        </w:rPr>
+        <w:t xml:space="preserve"> </w:t>
+      </w:r>
+      <w:r>
+        <w:br/>
+      </w:r>
+      <w:r>
+        <w:rPr>
+          <w:rStyle w:val="NormalTok"/>
+        </w:rPr>
+        <w:t xml:space="preserve">  </w:t>
       </w:r>
       <w:r>
         <w:rPr>
           <w:rStyle w:val="FunctionTok"/>
         </w:rPr>
-        <w:t xml:space="preserve">library</w:t>
-      </w:r>
-      <w:r>
-        <w:rPr>
-          <w:rStyle w:val="NormalTok"/>
-        </w:rPr>
-        <w:t xml:space="preserve">(rstanarm)</w:t>
-      </w:r>
-      <w:r>
-        <w:br/>
+        <w:t xml:space="preserve">geom_boxplot</w:t>
+      </w:r>
+      <w:r>
+        <w:rPr>
+          <w:rStyle w:val="NormalTok"/>
+        </w:rPr>
+        <w:t xml:space="preserve">(</w:t>
+      </w:r>
+      <w:r>
+        <w:rPr>
+          <w:rStyle w:val="AttributeTok"/>
+        </w:rPr>
+        <w:t xml:space="preserve">width =</w:t>
+      </w:r>
+      <w:r>
+        <w:rPr>
+          <w:rStyle w:val="NormalTok"/>
+        </w:rPr>
+        <w:t xml:space="preserve"> </w:t>
+      </w:r>
+      <w:r>
+        <w:rPr>
+          <w:rStyle w:val="FloatTok"/>
+        </w:rPr>
+        <w:t xml:space="preserve">0.2</w:t>
+      </w:r>
+      <w:r>
+        <w:rPr>
+          <w:rStyle w:val="NormalTok"/>
+        </w:rPr>
+        <w:t xml:space="preserve">, </w:t>
+      </w:r>
+      <w:r>
+        <w:rPr>
+          <w:rStyle w:val="AttributeTok"/>
+        </w:rPr>
+        <w:t xml:space="preserve">fill =</w:t>
+      </w:r>
+      <w:r>
+        <w:rPr>
+          <w:rStyle w:val="NormalTok"/>
+        </w:rPr>
+        <w:t xml:space="preserve"> </w:t>
+      </w:r>
+      <w:r>
+        <w:rPr>
+          <w:rStyle w:val="StringTok"/>
+        </w:rPr>
+        <w:t xml:space="preserve">"white"</w:t>
+      </w:r>
+      <w:r>
+        <w:rPr>
+          <w:rStyle w:val="NormalTok"/>
+        </w:rPr>
+        <w:t xml:space="preserve">) </w:t>
+      </w:r>
+      <w:r>
+        <w:rPr>
+          <w:rStyle w:val="SpecialCharTok"/>
+        </w:rPr>
+        <w:t xml:space="preserve">+</w:t>
+      </w:r>
+      <w:r>
+        <w:br/>
+      </w:r>
+      <w:r>
+        <w:rPr>
+          <w:rStyle w:val="NormalTok"/>
+        </w:rPr>
+        <w:t xml:space="preserve">  </w:t>
       </w:r>
       <w:r>
         <w:rPr>
           <w:rStyle w:val="FunctionTok"/>
         </w:rPr>
-        <w:t xml:space="preserve">library</w:t>
-      </w:r>
-      <w:r>
-        <w:rPr>
-          <w:rStyle w:val="NormalTok"/>
-        </w:rPr>
-        <w:t xml:space="preserve">(DescTools)  </w:t>
-      </w:r>
-      <w:r>
-        <w:rPr>
-          <w:rStyle w:val="DocumentationTok"/>
-        </w:rPr>
-        <w:t xml:space="preserve">## new: used for Bonferroni         </w:t>
-      </w:r>
-      <w:r>
-        <w:br/>
+        <w:t xml:space="preserve">stat_summary</w:t>
+      </w:r>
+      <w:r>
+        <w:rPr>
+          <w:rStyle w:val="NormalTok"/>
+        </w:rPr>
+        <w:t xml:space="preserve">(</w:t>
+      </w:r>
+      <w:r>
+        <w:rPr>
+          <w:rStyle w:val="AttributeTok"/>
+        </w:rPr>
+        <w:t xml:space="preserve">fun =</w:t>
+      </w:r>
+      <w:r>
+        <w:rPr>
+          <w:rStyle w:val="NormalTok"/>
+        </w:rPr>
+        <w:t xml:space="preserve"> mean, </w:t>
+      </w:r>
+      <w:r>
+        <w:rPr>
+          <w:rStyle w:val="AttributeTok"/>
+        </w:rPr>
+        <w:t xml:space="preserve">geom =</w:t>
+      </w:r>
+      <w:r>
+        <w:rPr>
+          <w:rStyle w:val="NormalTok"/>
+        </w:rPr>
+        <w:t xml:space="preserve"> </w:t>
+      </w:r>
+      <w:r>
+        <w:rPr>
+          <w:rStyle w:val="StringTok"/>
+        </w:rPr>
+        <w:t xml:space="preserve">"point"</w:t>
+      </w:r>
+      <w:r>
+        <w:rPr>
+          <w:rStyle w:val="NormalTok"/>
+        </w:rPr>
+        <w:t xml:space="preserve">, </w:t>
+      </w:r>
+      <w:r>
+        <w:br/>
+      </w:r>
+      <w:r>
+        <w:rPr>
+          <w:rStyle w:val="NormalTok"/>
+        </w:rPr>
+        <w:t xml:space="preserve">               </w:t>
+      </w:r>
+      <w:r>
+        <w:rPr>
+          <w:rStyle w:val="AttributeTok"/>
+        </w:rPr>
+        <w:t xml:space="preserve">size =</w:t>
+      </w:r>
+      <w:r>
+        <w:rPr>
+          <w:rStyle w:val="NormalTok"/>
+        </w:rPr>
+        <w:t xml:space="preserve"> </w:t>
+      </w:r>
+      <w:r>
+        <w:rPr>
+          <w:rStyle w:val="DecValTok"/>
+        </w:rPr>
+        <w:t xml:space="preserve">2</w:t>
+      </w:r>
+      <w:r>
+        <w:rPr>
+          <w:rStyle w:val="NormalTok"/>
+        </w:rPr>
+        <w:t xml:space="preserve">, </w:t>
+      </w:r>
+      <w:r>
+        <w:rPr>
+          <w:rStyle w:val="AttributeTok"/>
+        </w:rPr>
+        <w:t xml:space="preserve">col =</w:t>
+      </w:r>
+      <w:r>
+        <w:rPr>
+          <w:rStyle w:val="NormalTok"/>
+        </w:rPr>
+        <w:t xml:space="preserve"> </w:t>
+      </w:r>
+      <w:r>
+        <w:rPr>
+          <w:rStyle w:val="StringTok"/>
+        </w:rPr>
+        <w:t xml:space="preserve">"red"</w:t>
+      </w:r>
+      <w:r>
+        <w:rPr>
+          <w:rStyle w:val="NormalTok"/>
+        </w:rPr>
+        <w:t xml:space="preserve">) </w:t>
+      </w:r>
+      <w:r>
+        <w:rPr>
+          <w:rStyle w:val="SpecialCharTok"/>
+        </w:rPr>
+        <w:t xml:space="preserve">+</w:t>
+      </w:r>
+      <w:r>
+        <w:br/>
+      </w:r>
+      <w:r>
+        <w:rPr>
+          <w:rStyle w:val="NormalTok"/>
+        </w:rPr>
+        <w:t xml:space="preserve">  </w:t>
       </w:r>
       <w:r>
         <w:rPr>
           <w:rStyle w:val="FunctionTok"/>
         </w:rPr>
-        <w:t xml:space="preserve">library</w:t>
-      </w:r>
-      <w:r>
-        <w:rPr>
-          <w:rStyle w:val="NormalTok"/>
-        </w:rPr>
-        <w:t xml:space="preserve">(easystats)</w:t>
-      </w:r>
-      <w:r>
-        <w:br/>
+        <w:t xml:space="preserve">scale_fill_viridis_d</w:t>
+      </w:r>
+      <w:r>
+        <w:rPr>
+          <w:rStyle w:val="NormalTok"/>
+        </w:rPr>
+        <w:t xml:space="preserve">(</w:t>
+      </w:r>
+      <w:r>
+        <w:rPr>
+          <w:rStyle w:val="AttributeTok"/>
+        </w:rPr>
+        <w:t xml:space="preserve">option =</w:t>
+      </w:r>
+      <w:r>
+        <w:rPr>
+          <w:rStyle w:val="NormalTok"/>
+        </w:rPr>
+        <w:t xml:space="preserve"> </w:t>
+      </w:r>
+      <w:r>
+        <w:rPr>
+          <w:rStyle w:val="StringTok"/>
+        </w:rPr>
+        <w:t xml:space="preserve">"plasma"</w:t>
+      </w:r>
+      <w:r>
+        <w:rPr>
+          <w:rStyle w:val="NormalTok"/>
+        </w:rPr>
+        <w:t xml:space="preserve">, </w:t>
+      </w:r>
+      <w:r>
+        <w:rPr>
+          <w:rStyle w:val="AttributeTok"/>
+        </w:rPr>
+        <w:t xml:space="preserve">alpha =</w:t>
+      </w:r>
+      <w:r>
+        <w:rPr>
+          <w:rStyle w:val="NormalTok"/>
+        </w:rPr>
+        <w:t xml:space="preserve"> </w:t>
+      </w:r>
+      <w:r>
+        <w:rPr>
+          <w:rStyle w:val="FloatTok"/>
+        </w:rPr>
+        <w:t xml:space="preserve">0.4</w:t>
+      </w:r>
+      <w:r>
+        <w:rPr>
+          <w:rStyle w:val="NormalTok"/>
+        </w:rPr>
+        <w:t xml:space="preserve">) </w:t>
+      </w:r>
+      <w:r>
+        <w:rPr>
+          <w:rStyle w:val="SpecialCharTok"/>
+        </w:rPr>
+        <w:t xml:space="preserve">+</w:t>
+      </w:r>
+      <w:r>
+        <w:br/>
+      </w:r>
+      <w:r>
+        <w:rPr>
+          <w:rStyle w:val="NormalTok"/>
+        </w:rPr>
+        <w:t xml:space="preserve">  </w:t>
       </w:r>
       <w:r>
         <w:rPr>
           <w:rStyle w:val="FunctionTok"/>
         </w:rPr>
-        <w:t xml:space="preserve">library</w:t>
-      </w:r>
-      <w:r>
-        <w:rPr>
-          <w:rStyle w:val="NormalTok"/>
-        </w:rPr>
-        <w:t xml:space="preserve">(tidyverse)</w:t>
-      </w:r>
-      <w:r>
-        <w:br/>
-      </w:r>
-      <w:r>
-        <w:br/>
+        <w:t xml:space="preserve">guides</w:t>
+      </w:r>
+      <w:r>
+        <w:rPr>
+          <w:rStyle w:val="NormalTok"/>
+        </w:rPr>
+        <w:t xml:space="preserve">(</w:t>
+      </w:r>
+      <w:r>
+        <w:rPr>
+          <w:rStyle w:val="AttributeTok"/>
+        </w:rPr>
+        <w:t xml:space="preserve">fill =</w:t>
+      </w:r>
+      <w:r>
+        <w:rPr>
+          <w:rStyle w:val="NormalTok"/>
+        </w:rPr>
+        <w:t xml:space="preserve"> </w:t>
+      </w:r>
+      <w:r>
+        <w:rPr>
+          <w:rStyle w:val="StringTok"/>
+        </w:rPr>
+        <w:t xml:space="preserve">"none"</w:t>
+      </w:r>
+      <w:r>
+        <w:rPr>
+          <w:rStyle w:val="NormalTok"/>
+        </w:rPr>
+        <w:t xml:space="preserve">) </w:t>
+      </w:r>
+      <w:r>
+        <w:rPr>
+          <w:rStyle w:val="SpecialCharTok"/>
+        </w:rPr>
+        <w:t xml:space="preserve">+</w:t>
+      </w:r>
+      <w:r>
+        <w:br/>
+      </w:r>
+      <w:r>
+        <w:rPr>
+          <w:rStyle w:val="NormalTok"/>
+        </w:rPr>
+        <w:t xml:space="preserve">  </w:t>
       </w:r>
       <w:r>
         <w:rPr>
           <w:rStyle w:val="FunctionTok"/>
         </w:rPr>
-        <w:t xml:space="preserve">theme_set</w:t>
+        <w:t xml:space="preserve">labs</w:t>
       </w:r>
       <w:r>
         <w:rPr>
@@ -276,142 +1745,93 @@
       </w:r>
       <w:r>
         <w:rPr>
-          <w:rStyle w:val="FunctionTok"/>
-        </w:rPr>
-        <w:t xml:space="preserve">theme_bw</w:t>
-      </w:r>
-      <w:r>
-        <w:rPr>
-          <w:rStyle w:val="NormalTok"/>
-        </w:rPr>
-        <w:t xml:space="preserve">())</w:t>
-      </w:r>
-      <w:r>
-        <w:br/>
-      </w:r>
-      <w:r>
-        <w:rPr>
-          <w:rStyle w:val="NormalTok"/>
-        </w:rPr>
-        <w:t xml:space="preserve">knitr</w:t>
-      </w:r>
-      <w:r>
-        <w:rPr>
-          <w:rStyle w:val="SpecialCharTok"/>
-        </w:rPr>
-        <w:t xml:space="preserve">::</w:t>
-      </w:r>
-      <w:r>
-        <w:rPr>
-          <w:rStyle w:val="NormalTok"/>
-        </w:rPr>
-        <w:t xml:space="preserve">opts_chunk</w:t>
-      </w:r>
-      <w:r>
-        <w:rPr>
-          <w:rStyle w:val="SpecialCharTok"/>
-        </w:rPr>
-        <w:t xml:space="preserve">$</w:t>
-      </w:r>
-      <w:r>
-        <w:rPr>
-          <w:rStyle w:val="FunctionTok"/>
-        </w:rPr>
-        <w:t xml:space="preserve">set</w:t>
-      </w:r>
-      <w:r>
-        <w:rPr>
-          <w:rStyle w:val="NormalTok"/>
-        </w:rPr>
-        <w:t xml:space="preserve">(</w:t>
-      </w:r>
-      <w:r>
-        <w:rPr>
           <w:rStyle w:val="AttributeTok"/>
         </w:rPr>
-        <w:t xml:space="preserve">comment =</w:t>
-      </w:r>
-      <w:r>
-        <w:rPr>
-          <w:rStyle w:val="NormalTok"/>
-        </w:rPr>
-        <w:t xml:space="preserve"> </w:t>
-      </w:r>
-      <w:r>
-        <w:rPr>
-          <w:rStyle w:val="ConstantTok"/>
-        </w:rPr>
-        <w:t xml:space="preserve">NA</w:t>
-      </w:r>
-      <w:r>
-        <w:rPr>
-          <w:rStyle w:val="NormalTok"/>
-        </w:rPr>
-        <w:t xml:space="preserve">)</w:t>
-      </w:r>
-      <w:r>
-        <w:br/>
-      </w:r>
-      <w:r>
-        <w:br/>
-      </w:r>
-      <w:r>
-        <w:rPr>
-          <w:rStyle w:val="FunctionTok"/>
-        </w:rPr>
-        <w:t xml:space="preserve">source</w:t>
-      </w:r>
-      <w:r>
-        <w:rPr>
-          <w:rStyle w:val="NormalTok"/>
-        </w:rPr>
-        <w:t xml:space="preserve">(</w:t>
+        <w:t xml:space="preserve">x =</w:t>
+      </w:r>
+      <w:r>
+        <w:rPr>
+          <w:rStyle w:val="NormalTok"/>
+        </w:rPr>
+        <w:t xml:space="preserve"> </w:t>
       </w:r>
       <w:r>
         <w:rPr>
           <w:rStyle w:val="StringTok"/>
         </w:rPr>
-        <w:t xml:space="preserve">"c08/data/Love-431.R"</w:t>
+        <w:t xml:space="preserve">"CHR 2019 Health Factors Group"</w:t>
+      </w:r>
+      <w:r>
+        <w:rPr>
+          <w:rStyle w:val="NormalTok"/>
+        </w:rPr>
+        <w:t xml:space="preserve">,</w:t>
+      </w:r>
+      <w:r>
+        <w:br/>
+      </w:r>
+      <w:r>
+        <w:rPr>
+          <w:rStyle w:val="NormalTok"/>
+        </w:rPr>
+        <w:t xml:space="preserve">       </w:t>
+      </w:r>
+      <w:r>
+        <w:rPr>
+          <w:rStyle w:val="AttributeTok"/>
+        </w:rPr>
+        <w:t xml:space="preserve">y =</w:t>
+      </w:r>
+      <w:r>
+        <w:rPr>
+          <w:rStyle w:val="NormalTok"/>
+        </w:rPr>
+        <w:t xml:space="preserve"> </w:t>
+      </w:r>
+      <w:r>
+        <w:rPr>
+          <w:rStyle w:val="StringTok"/>
+        </w:rPr>
+        <w:t xml:space="preserve">"CHR 2024 Health Outcomes Score"</w:t>
+      </w:r>
+      <w:r>
+        <w:rPr>
+          <w:rStyle w:val="NormalTok"/>
+        </w:rPr>
+        <w:t xml:space="preserve">,</w:t>
+      </w:r>
+      <w:r>
+        <w:br/>
+      </w:r>
+      <w:r>
+        <w:rPr>
+          <w:rStyle w:val="NormalTok"/>
+        </w:rPr>
+        <w:t xml:space="preserve">       </w:t>
+      </w:r>
+      <w:r>
+        <w:rPr>
+          <w:rStyle w:val="AttributeTok"/>
+        </w:rPr>
+        <w:t xml:space="preserve">title =</w:t>
+      </w:r>
+      <w:r>
+        <w:rPr>
+          <w:rStyle w:val="NormalTok"/>
+        </w:rPr>
+        <w:t xml:space="preserve"> </w:t>
+      </w:r>
+      <w:r>
+        <w:rPr>
+          <w:rStyle w:val="StringTok"/>
+        </w:rPr>
+        <w:t xml:space="preserve">"Comparing Four Independent Samples"</w:t>
       </w:r>
       <w:r>
         <w:rPr>
           <w:rStyle w:val="NormalTok"/>
         </w:rPr>
         <w:t xml:space="preserve">) </w:t>
-      </w:r>
-      <w:r>
-        <w:rPr>
-          <w:rStyle w:val="CommentTok"/>
-        </w:rPr>
-        <w:t xml:space="preserve"># for the lovedist() function</w:t>
-      </w:r>
-    </w:p>
-    <w:bookmarkEnd w:id="10"/>
-    <w:bookmarkStart w:id="29" w:name="get-the-data"/>
-    <w:p>
-      <w:pPr>
-        <w:pStyle w:val="Heading1"/>
-      </w:pPr>
-      <w:r>
-        <w:t xml:space="preserve">Get the data</w:t>
-      </w:r>
-    </w:p>
-    <w:bookmarkStart w:id="14" w:name="ohio_2019.xlsx-codebook"/>
-    <w:p>
-      <w:pPr>
-        <w:pStyle w:val="Heading2"/>
-      </w:pPr>
-      <w:r>
-        <w:rPr>
-          <w:rStyle w:val="VerbatimChar"/>
-        </w:rPr>
-        <w:t xml:space="preserve">ohio_2019.xlsx</w:t>
-      </w:r>
-      <w:r>
-        <w:t xml:space="preserve"> </w:t>
-      </w:r>
-      <w:r>
-        <w:t xml:space="preserve">codebook</w:t>
       </w:r>
     </w:p>
     <w:p>
@@ -421,1760 +1841,20 @@
       <w:r>
         <w:drawing>
           <wp:inline>
-            <wp:extent cx="5334000" cy="4170000"/>
-            <wp:effectExtent b="0" l="0" r="0" t="0"/>
-            <wp:docPr descr="" title="" id="12" name="Picture"/>
-            <a:graphic>
-              <a:graphicData uri="http://schemas.openxmlformats.org/drawingml/2006/picture">
-                <pic:pic>
-                  <pic:nvPicPr>
-                    <pic:cNvPr descr="c08/images/ohio_2019_codebook.png" id="13" name="Picture"/>
-                    <pic:cNvPicPr>
-                      <a:picLocks noChangeArrowheads="1" noChangeAspect="1"/>
-                    </pic:cNvPicPr>
-                  </pic:nvPicPr>
-                  <pic:blipFill>
-                    <a:blip r:embed="rId11"/>
-                    <a:stretch>
-                      <a:fillRect/>
-                    </a:stretch>
-                  </pic:blipFill>
-                  <pic:spPr bwMode="auto">
-                    <a:xfrm>
-                      <a:off x="0" y="0"/>
-                      <a:ext cx="5334000" cy="4170000"/>
-                    </a:xfrm>
-                    <a:prstGeom prst="rect">
-                      <a:avLst/>
-                    </a:prstGeom>
-                    <a:noFill/>
-                    <a:ln w="9525">
-                      <a:noFill/>
-                      <a:headEnd/>
-                      <a:tailEnd/>
-                    </a:ln>
-                  </pic:spPr>
-                </pic:pic>
-              </a:graphicData>
-            </a:graphic>
-          </wp:inline>
-        </w:drawing>
-      </w:r>
-    </w:p>
-    <w:bookmarkEnd w:id="14"/>
-    <w:bookmarkStart w:id="18" w:name="data-ingest-from-class-07"/>
-    <w:p>
-      <w:pPr>
-        <w:pStyle w:val="Heading2"/>
-      </w:pPr>
-      <w:r>
-        <w:t xml:space="preserve">Data Ingest from Class 07</w:t>
-      </w:r>
-    </w:p>
-    <w:p>
-      <w:pPr>
-        <w:pStyle w:val="SourceCode"/>
-      </w:pPr>
-      <w:r>
-        <w:rPr>
-          <w:rStyle w:val="NormalTok"/>
-        </w:rPr>
-        <w:t xml:space="preserve">oh19 </w:t>
-      </w:r>
-      <w:r>
-        <w:rPr>
-          <w:rStyle w:val="OtherTok"/>
-        </w:rPr>
-        <w:t xml:space="preserve">&lt;-</w:t>
-      </w:r>
-      <w:r>
-        <w:rPr>
-          <w:rStyle w:val="NormalTok"/>
-        </w:rPr>
-        <w:t xml:space="preserve"> </w:t>
-      </w:r>
-      <w:r>
-        <w:rPr>
-          <w:rStyle w:val="FunctionTok"/>
-        </w:rPr>
-        <w:t xml:space="preserve">read_xlsx</w:t>
-      </w:r>
-      <w:r>
-        <w:rPr>
-          <w:rStyle w:val="NormalTok"/>
-        </w:rPr>
-        <w:t xml:space="preserve">(</w:t>
-      </w:r>
-      <w:r>
-        <w:rPr>
-          <w:rStyle w:val="StringTok"/>
-        </w:rPr>
-        <w:t xml:space="preserve">"c08/data/ohio_2019.xlsx"</w:t>
-      </w:r>
-      <w:r>
-        <w:rPr>
-          <w:rStyle w:val="NormalTok"/>
-        </w:rPr>
-        <w:t xml:space="preserve">) </w:t>
-      </w:r>
-      <w:r>
-        <w:rPr>
-          <w:rStyle w:val="SpecialCharTok"/>
-        </w:rPr>
-        <w:t xml:space="preserve">|&gt;</w:t>
-      </w:r>
-      <w:r>
-        <w:br/>
-      </w:r>
-      <w:r>
-        <w:rPr>
-          <w:rStyle w:val="NormalTok"/>
-        </w:rPr>
-        <w:t xml:space="preserve">  janitor</w:t>
-      </w:r>
-      <w:r>
-        <w:rPr>
-          <w:rStyle w:val="SpecialCharTok"/>
-        </w:rPr>
-        <w:t xml:space="preserve">::</w:t>
-      </w:r>
-      <w:r>
-        <w:rPr>
-          <w:rStyle w:val="FunctionTok"/>
-        </w:rPr>
-        <w:t xml:space="preserve">clean_names</w:t>
-      </w:r>
-      <w:r>
-        <w:rPr>
-          <w:rStyle w:val="NormalTok"/>
-        </w:rPr>
-        <w:t xml:space="preserve">()</w:t>
-      </w:r>
-    </w:p>
-    <w:p>
-      <w:pPr>
-        <w:pStyle w:val="FirstParagraph"/>
-      </w:pPr>
-      <w:r>
-        <w:drawing>
-          <wp:inline>
-            <wp:extent cx="5334000" cy="2106359"/>
+            <wp:extent cx="4620126" cy="3696101"/>
             <wp:effectExtent b="0" l="0" r="0" t="0"/>
             <wp:docPr descr="" title="" id="16" name="Picture"/>
             <a:graphic>
               <a:graphicData uri="http://schemas.openxmlformats.org/drawingml/2006/picture">
                 <pic:pic>
                   <pic:nvPicPr>
-                    <pic:cNvPr descr="c08/images/ohio_2019_excel.png" id="17" name="Picture"/>
+                    <pic:cNvPr descr="class08w_files/figure-docx/unnamed-chunk-3-1.png" id="17" name="Picture"/>
                     <pic:cNvPicPr>
                       <a:picLocks noChangeArrowheads="1" noChangeAspect="1"/>
                     </pic:cNvPicPr>
                   </pic:nvPicPr>
                   <pic:blipFill>
                     <a:blip r:embed="rId15"/>
-                    <a:stretch>
-                      <a:fillRect/>
-                    </a:stretch>
-                  </pic:blipFill>
-                  <pic:spPr bwMode="auto">
-                    <a:xfrm>
-                      <a:off x="0" y="0"/>
-                      <a:ext cx="5334000" cy="2106359"/>
-                    </a:xfrm>
-                    <a:prstGeom prst="rect">
-                      <a:avLst/>
-                    </a:prstGeom>
-                    <a:noFill/>
-                    <a:ln w="9525">
-                      <a:noFill/>
-                      <a:headEnd/>
-                      <a:tailEnd/>
-                    </a:ln>
-                  </pic:spPr>
-                </pic:pic>
-              </a:graphicData>
-            </a:graphic>
-          </wp:inline>
-        </w:drawing>
-      </w:r>
-    </w:p>
-    <w:bookmarkEnd w:id="18"/>
-    <w:bookmarkStart w:id="19" w:name="creating-ohio_8-from-oh19"/>
-    <w:p>
-      <w:pPr>
-        <w:pStyle w:val="Heading2"/>
-      </w:pPr>
-      <w:r>
-        <w:t xml:space="preserve">Creating</w:t>
-      </w:r>
-      <w:r>
-        <w:t xml:space="preserve"> </w:t>
-      </w:r>
-      <w:r>
-        <w:rPr>
-          <w:rStyle w:val="VerbatimChar"/>
-        </w:rPr>
-        <w:t xml:space="preserve">ohio_8</w:t>
-      </w:r>
-      <w:r>
-        <w:t xml:space="preserve"> </w:t>
-      </w:r>
-      <w:r>
-        <w:t xml:space="preserve">from</w:t>
-      </w:r>
-      <w:r>
-        <w:t xml:space="preserve"> </w:t>
-      </w:r>
-      <w:r>
-        <w:rPr>
-          <w:rStyle w:val="VerbatimChar"/>
-        </w:rPr>
-        <w:t xml:space="preserve">oh19</w:t>
-      </w:r>
-    </w:p>
-    <w:p>
-      <w:pPr>
-        <w:pStyle w:val="SourceCode"/>
-      </w:pPr>
-      <w:r>
-        <w:rPr>
-          <w:rStyle w:val="NormalTok"/>
-        </w:rPr>
-        <w:t xml:space="preserve">ohio_8 </w:t>
-      </w:r>
-      <w:r>
-        <w:rPr>
-          <w:rStyle w:val="OtherTok"/>
-        </w:rPr>
-        <w:t xml:space="preserve">&lt;-</w:t>
-      </w:r>
-      <w:r>
-        <w:rPr>
-          <w:rStyle w:val="NormalTok"/>
-        </w:rPr>
-        <w:t xml:space="preserve"> oh19 </w:t>
-      </w:r>
-      <w:r>
-        <w:rPr>
-          <w:rStyle w:val="SpecialCharTok"/>
-        </w:rPr>
-        <w:t xml:space="preserve">|&gt;</w:t>
-      </w:r>
-      <w:r>
-        <w:br/>
-      </w:r>
-      <w:r>
-        <w:rPr>
-          <w:rStyle w:val="NormalTok"/>
-        </w:rPr>
-        <w:t xml:space="preserve">  dplyr</w:t>
-      </w:r>
-      <w:r>
-        <w:rPr>
-          <w:rStyle w:val="SpecialCharTok"/>
-        </w:rPr>
-        <w:t xml:space="preserve">::</w:t>
-      </w:r>
-      <w:r>
-        <w:rPr>
-          <w:rStyle w:val="FunctionTok"/>
-        </w:rPr>
-        <w:t xml:space="preserve">select</w:t>
-      </w:r>
-      <w:r>
-        <w:rPr>
-          <w:rStyle w:val="NormalTok"/>
-        </w:rPr>
-        <w:t xml:space="preserve">(code, county, h_out24, h_fac19rk) </w:t>
-      </w:r>
-      <w:r>
-        <w:rPr>
-          <w:rStyle w:val="SpecialCharTok"/>
-        </w:rPr>
-        <w:t xml:space="preserve">|&gt;</w:t>
-      </w:r>
-      <w:r>
-        <w:br/>
-      </w:r>
-      <w:r>
-        <w:rPr>
-          <w:rStyle w:val="NormalTok"/>
-        </w:rPr>
-        <w:t xml:space="preserve">  </w:t>
-      </w:r>
-      <w:r>
-        <w:rPr>
-          <w:rStyle w:val="FunctionTok"/>
-        </w:rPr>
-        <w:t xml:space="preserve">mutate</w:t>
-      </w:r>
-      <w:r>
-        <w:rPr>
-          <w:rStyle w:val="NormalTok"/>
-        </w:rPr>
-        <w:t xml:space="preserve">(</w:t>
-      </w:r>
-      <w:r>
-        <w:rPr>
-          <w:rStyle w:val="AttributeTok"/>
-        </w:rPr>
-        <w:t xml:space="preserve">hfactor =</w:t>
-      </w:r>
-      <w:r>
-        <w:rPr>
-          <w:rStyle w:val="NormalTok"/>
-        </w:rPr>
-        <w:t xml:space="preserve"> </w:t>
-      </w:r>
-      <w:r>
-        <w:rPr>
-          <w:rStyle w:val="FunctionTok"/>
-        </w:rPr>
-        <w:t xml:space="preserve">case_when</w:t>
-      </w:r>
-      <w:r>
-        <w:rPr>
-          <w:rStyle w:val="NormalTok"/>
-        </w:rPr>
-        <w:t xml:space="preserve">(</w:t>
-      </w:r>
-      <w:r>
-        <w:br/>
-      </w:r>
-      <w:r>
-        <w:rPr>
-          <w:rStyle w:val="NormalTok"/>
-        </w:rPr>
-        <w:t xml:space="preserve">    h_fac19rk </w:t>
-      </w:r>
-      <w:r>
-        <w:rPr>
-          <w:rStyle w:val="SpecialCharTok"/>
-        </w:rPr>
-        <w:t xml:space="preserve">&lt;=</w:t>
-      </w:r>
-      <w:r>
-        <w:rPr>
-          <w:rStyle w:val="NormalTok"/>
-        </w:rPr>
-        <w:t xml:space="preserve"> </w:t>
-      </w:r>
-      <w:r>
-        <w:rPr>
-          <w:rStyle w:val="DecValTok"/>
-        </w:rPr>
-        <w:t xml:space="preserve">22</w:t>
-      </w:r>
-      <w:r>
-        <w:rPr>
-          <w:rStyle w:val="NormalTok"/>
-        </w:rPr>
-        <w:t xml:space="preserve"> </w:t>
-      </w:r>
-      <w:r>
-        <w:rPr>
-          <w:rStyle w:val="SpecialCharTok"/>
-        </w:rPr>
-        <w:t xml:space="preserve">~</w:t>
-      </w:r>
-      <w:r>
-        <w:rPr>
-          <w:rStyle w:val="NormalTok"/>
-        </w:rPr>
-        <w:t xml:space="preserve"> </w:t>
-      </w:r>
-      <w:r>
-        <w:rPr>
-          <w:rStyle w:val="StringTok"/>
-        </w:rPr>
-        <w:t xml:space="preserve">"Best"</w:t>
-      </w:r>
-      <w:r>
-        <w:rPr>
-          <w:rStyle w:val="NormalTok"/>
-        </w:rPr>
-        <w:t xml:space="preserve">,</w:t>
-      </w:r>
-      <w:r>
-        <w:br/>
-      </w:r>
-      <w:r>
-        <w:rPr>
-          <w:rStyle w:val="NormalTok"/>
-        </w:rPr>
-        <w:t xml:space="preserve">    h_fac19rk </w:t>
-      </w:r>
-      <w:r>
-        <w:rPr>
-          <w:rStyle w:val="SpecialCharTok"/>
-        </w:rPr>
-        <w:t xml:space="preserve">&gt;</w:t>
-      </w:r>
-      <w:r>
-        <w:rPr>
-          <w:rStyle w:val="NormalTok"/>
-        </w:rPr>
-        <w:t xml:space="preserve"> </w:t>
-      </w:r>
-      <w:r>
-        <w:rPr>
-          <w:rStyle w:val="DecValTok"/>
-        </w:rPr>
-        <w:t xml:space="preserve">22</w:t>
-      </w:r>
-      <w:r>
-        <w:rPr>
-          <w:rStyle w:val="NormalTok"/>
-        </w:rPr>
-        <w:t xml:space="preserve"> </w:t>
-      </w:r>
-      <w:r>
-        <w:rPr>
-          <w:rStyle w:val="SpecialCharTok"/>
-        </w:rPr>
-        <w:t xml:space="preserve">&amp;</w:t>
-      </w:r>
-      <w:r>
-        <w:rPr>
-          <w:rStyle w:val="NormalTok"/>
-        </w:rPr>
-        <w:t xml:space="preserve"> h_fac19rk </w:t>
-      </w:r>
-      <w:r>
-        <w:rPr>
-          <w:rStyle w:val="SpecialCharTok"/>
-        </w:rPr>
-        <w:t xml:space="preserve">&lt;=</w:t>
-      </w:r>
-      <w:r>
-        <w:rPr>
-          <w:rStyle w:val="NormalTok"/>
-        </w:rPr>
-        <w:t xml:space="preserve"> </w:t>
-      </w:r>
-      <w:r>
-        <w:rPr>
-          <w:rStyle w:val="DecValTok"/>
-        </w:rPr>
-        <w:t xml:space="preserve">44</w:t>
-      </w:r>
-      <w:r>
-        <w:rPr>
-          <w:rStyle w:val="NormalTok"/>
-        </w:rPr>
-        <w:t xml:space="preserve"> </w:t>
-      </w:r>
-      <w:r>
-        <w:rPr>
-          <w:rStyle w:val="SpecialCharTok"/>
-        </w:rPr>
-        <w:t xml:space="preserve">~</w:t>
-      </w:r>
-      <w:r>
-        <w:rPr>
-          <w:rStyle w:val="NormalTok"/>
-        </w:rPr>
-        <w:t xml:space="preserve"> </w:t>
-      </w:r>
-      <w:r>
-        <w:rPr>
-          <w:rStyle w:val="StringTok"/>
-        </w:rPr>
-        <w:t xml:space="preserve">"High"</w:t>
-      </w:r>
-      <w:r>
-        <w:rPr>
-          <w:rStyle w:val="NormalTok"/>
-        </w:rPr>
-        <w:t xml:space="preserve">,</w:t>
-      </w:r>
-      <w:r>
-        <w:br/>
-      </w:r>
-      <w:r>
-        <w:rPr>
-          <w:rStyle w:val="NormalTok"/>
-        </w:rPr>
-        <w:t xml:space="preserve">    h_fac19rk </w:t>
-      </w:r>
-      <w:r>
-        <w:rPr>
-          <w:rStyle w:val="SpecialCharTok"/>
-        </w:rPr>
-        <w:t xml:space="preserve">&gt;</w:t>
-      </w:r>
-      <w:r>
-        <w:rPr>
-          <w:rStyle w:val="NormalTok"/>
-        </w:rPr>
-        <w:t xml:space="preserve"> </w:t>
-      </w:r>
-      <w:r>
-        <w:rPr>
-          <w:rStyle w:val="DecValTok"/>
-        </w:rPr>
-        <w:t xml:space="preserve">44</w:t>
-      </w:r>
-      <w:r>
-        <w:rPr>
-          <w:rStyle w:val="NormalTok"/>
-        </w:rPr>
-        <w:t xml:space="preserve"> </w:t>
-      </w:r>
-      <w:r>
-        <w:rPr>
-          <w:rStyle w:val="SpecialCharTok"/>
-        </w:rPr>
-        <w:t xml:space="preserve">&amp;</w:t>
-      </w:r>
-      <w:r>
-        <w:rPr>
-          <w:rStyle w:val="NormalTok"/>
-        </w:rPr>
-        <w:t xml:space="preserve"> h_fac19rk </w:t>
-      </w:r>
-      <w:r>
-        <w:rPr>
-          <w:rStyle w:val="SpecialCharTok"/>
-        </w:rPr>
-        <w:t xml:space="preserve">&lt;=</w:t>
-      </w:r>
-      <w:r>
-        <w:rPr>
-          <w:rStyle w:val="NormalTok"/>
-        </w:rPr>
-        <w:t xml:space="preserve"> </w:t>
-      </w:r>
-      <w:r>
-        <w:rPr>
-          <w:rStyle w:val="DecValTok"/>
-        </w:rPr>
-        <w:t xml:space="preserve">66</w:t>
-      </w:r>
-      <w:r>
-        <w:rPr>
-          <w:rStyle w:val="NormalTok"/>
-        </w:rPr>
-        <w:t xml:space="preserve"> </w:t>
-      </w:r>
-      <w:r>
-        <w:rPr>
-          <w:rStyle w:val="SpecialCharTok"/>
-        </w:rPr>
-        <w:t xml:space="preserve">~</w:t>
-      </w:r>
-      <w:r>
-        <w:rPr>
-          <w:rStyle w:val="NormalTok"/>
-        </w:rPr>
-        <w:t xml:space="preserve"> </w:t>
-      </w:r>
-      <w:r>
-        <w:rPr>
-          <w:rStyle w:val="StringTok"/>
-        </w:rPr>
-        <w:t xml:space="preserve">"Low"</w:t>
-      </w:r>
-      <w:r>
-        <w:rPr>
-          <w:rStyle w:val="NormalTok"/>
-        </w:rPr>
-        <w:t xml:space="preserve">,</w:t>
-      </w:r>
-      <w:r>
-        <w:br/>
-      </w:r>
-      <w:r>
-        <w:rPr>
-          <w:rStyle w:val="NormalTok"/>
-        </w:rPr>
-        <w:t xml:space="preserve">    h_fac19rk </w:t>
-      </w:r>
-      <w:r>
-        <w:rPr>
-          <w:rStyle w:val="SpecialCharTok"/>
-        </w:rPr>
-        <w:t xml:space="preserve">&gt;</w:t>
-      </w:r>
-      <w:r>
-        <w:rPr>
-          <w:rStyle w:val="NormalTok"/>
-        </w:rPr>
-        <w:t xml:space="preserve"> </w:t>
-      </w:r>
-      <w:r>
-        <w:rPr>
-          <w:rStyle w:val="DecValTok"/>
-        </w:rPr>
-        <w:t xml:space="preserve">66</w:t>
-      </w:r>
-      <w:r>
-        <w:rPr>
-          <w:rStyle w:val="NormalTok"/>
-        </w:rPr>
-        <w:t xml:space="preserve"> </w:t>
-      </w:r>
-      <w:r>
-        <w:rPr>
-          <w:rStyle w:val="SpecialCharTok"/>
-        </w:rPr>
-        <w:t xml:space="preserve">~</w:t>
-      </w:r>
-      <w:r>
-        <w:rPr>
-          <w:rStyle w:val="NormalTok"/>
-        </w:rPr>
-        <w:t xml:space="preserve"> </w:t>
-      </w:r>
-      <w:r>
-        <w:rPr>
-          <w:rStyle w:val="StringTok"/>
-        </w:rPr>
-        <w:t xml:space="preserve">"Worst"</w:t>
-      </w:r>
-      <w:r>
-        <w:rPr>
-          <w:rStyle w:val="NormalTok"/>
-        </w:rPr>
-        <w:t xml:space="preserve">)) </w:t>
-      </w:r>
-      <w:r>
-        <w:rPr>
-          <w:rStyle w:val="SpecialCharTok"/>
-        </w:rPr>
-        <w:t xml:space="preserve">|&gt;</w:t>
-      </w:r>
-      <w:r>
-        <w:br/>
-      </w:r>
-      <w:r>
-        <w:rPr>
-          <w:rStyle w:val="NormalTok"/>
-        </w:rPr>
-        <w:t xml:space="preserve">  </w:t>
-      </w:r>
-      <w:r>
-        <w:rPr>
-          <w:rStyle w:val="FunctionTok"/>
-        </w:rPr>
-        <w:t xml:space="preserve">mutate</w:t>
-      </w:r>
-      <w:r>
-        <w:rPr>
-          <w:rStyle w:val="NormalTok"/>
-        </w:rPr>
-        <w:t xml:space="preserve">(</w:t>
-      </w:r>
-      <w:r>
-        <w:rPr>
-          <w:rStyle w:val="AttributeTok"/>
-        </w:rPr>
-        <w:t xml:space="preserve">hfactor =</w:t>
-      </w:r>
-      <w:r>
-        <w:rPr>
-          <w:rStyle w:val="NormalTok"/>
-        </w:rPr>
-        <w:t xml:space="preserve"> </w:t>
-      </w:r>
-      <w:r>
-        <w:rPr>
-          <w:rStyle w:val="FunctionTok"/>
-        </w:rPr>
-        <w:t xml:space="preserve">fct_relevel</w:t>
-      </w:r>
-      <w:r>
-        <w:rPr>
-          <w:rStyle w:val="NormalTok"/>
-        </w:rPr>
-        <w:t xml:space="preserve">(</w:t>
-      </w:r>
-      <w:r>
-        <w:rPr>
-          <w:rStyle w:val="FunctionTok"/>
-        </w:rPr>
-        <w:t xml:space="preserve">factor</w:t>
-      </w:r>
-      <w:r>
-        <w:rPr>
-          <w:rStyle w:val="NormalTok"/>
-        </w:rPr>
-        <w:t xml:space="preserve">(hfactor), </w:t>
-      </w:r>
-      <w:r>
-        <w:br/>
-      </w:r>
-      <w:r>
-        <w:rPr>
-          <w:rStyle w:val="NormalTok"/>
-        </w:rPr>
-        <w:t xml:space="preserve">             </w:t>
-      </w:r>
-      <w:r>
-        <w:rPr>
-          <w:rStyle w:val="StringTok"/>
-        </w:rPr>
-        <w:t xml:space="preserve">"Worst"</w:t>
-      </w:r>
-      <w:r>
-        <w:rPr>
-          <w:rStyle w:val="NormalTok"/>
-        </w:rPr>
-        <w:t xml:space="preserve">, </w:t>
-      </w:r>
-      <w:r>
-        <w:rPr>
-          <w:rStyle w:val="StringTok"/>
-        </w:rPr>
-        <w:t xml:space="preserve">"Low"</w:t>
-      </w:r>
-      <w:r>
-        <w:rPr>
-          <w:rStyle w:val="NormalTok"/>
-        </w:rPr>
-        <w:t xml:space="preserve">, </w:t>
-      </w:r>
-      <w:r>
-        <w:rPr>
-          <w:rStyle w:val="StringTok"/>
-        </w:rPr>
-        <w:t xml:space="preserve">"High"</w:t>
-      </w:r>
-      <w:r>
-        <w:rPr>
-          <w:rStyle w:val="NormalTok"/>
-        </w:rPr>
-        <w:t xml:space="preserve">, </w:t>
-      </w:r>
-      <w:r>
-        <w:rPr>
-          <w:rStyle w:val="StringTok"/>
-        </w:rPr>
-        <w:t xml:space="preserve">"Best"</w:t>
-      </w:r>
-      <w:r>
-        <w:rPr>
-          <w:rStyle w:val="NormalTok"/>
-        </w:rPr>
-        <w:t xml:space="preserve">)) </w:t>
-      </w:r>
-      <w:r>
-        <w:rPr>
-          <w:rStyle w:val="SpecialCharTok"/>
-        </w:rPr>
-        <w:t xml:space="preserve">|&gt;</w:t>
-      </w:r>
-      <w:r>
-        <w:br/>
-      </w:r>
-      <w:r>
-        <w:rPr>
-          <w:rStyle w:val="NormalTok"/>
-        </w:rPr>
-        <w:t xml:space="preserve">  </w:t>
-      </w:r>
-      <w:r>
-        <w:rPr>
-          <w:rStyle w:val="FunctionTok"/>
-        </w:rPr>
-        <w:t xml:space="preserve">mutate</w:t>
-      </w:r>
-      <w:r>
-        <w:rPr>
-          <w:rStyle w:val="NormalTok"/>
-        </w:rPr>
-        <w:t xml:space="preserve">(</w:t>
-      </w:r>
-      <w:r>
-        <w:rPr>
-          <w:rStyle w:val="FunctionTok"/>
-        </w:rPr>
-        <w:t xml:space="preserve">across</w:t>
-      </w:r>
-      <w:r>
-        <w:rPr>
-          <w:rStyle w:val="NormalTok"/>
-        </w:rPr>
-        <w:t xml:space="preserve">(</w:t>
-      </w:r>
-      <w:r>
-        <w:rPr>
-          <w:rStyle w:val="FunctionTok"/>
-        </w:rPr>
-        <w:t xml:space="preserve">where</w:t>
-      </w:r>
-      <w:r>
-        <w:rPr>
-          <w:rStyle w:val="NormalTok"/>
-        </w:rPr>
-        <w:t xml:space="preserve">(is.character), as_factor)) </w:t>
-      </w:r>
-      <w:r>
-        <w:rPr>
-          <w:rStyle w:val="SpecialCharTok"/>
-        </w:rPr>
-        <w:t xml:space="preserve">|&gt;</w:t>
-      </w:r>
-      <w:r>
-        <w:br/>
-      </w:r>
-      <w:r>
-        <w:rPr>
-          <w:rStyle w:val="NormalTok"/>
-        </w:rPr>
-        <w:t xml:space="preserve">  </w:t>
-      </w:r>
-      <w:r>
-        <w:rPr>
-          <w:rStyle w:val="FunctionTok"/>
-        </w:rPr>
-        <w:t xml:space="preserve">mutate</w:t>
-      </w:r>
-      <w:r>
-        <w:rPr>
-          <w:rStyle w:val="NormalTok"/>
-        </w:rPr>
-        <w:t xml:space="preserve">(</w:t>
-      </w:r>
-      <w:r>
-        <w:rPr>
-          <w:rStyle w:val="AttributeTok"/>
-        </w:rPr>
-        <w:t xml:space="preserve">county =</w:t>
-      </w:r>
-      <w:r>
-        <w:rPr>
-          <w:rStyle w:val="NormalTok"/>
-        </w:rPr>
-        <w:t xml:space="preserve"> </w:t>
-      </w:r>
-      <w:r>
-        <w:rPr>
-          <w:rStyle w:val="FunctionTok"/>
-        </w:rPr>
-        <w:t xml:space="preserve">as.character</w:t>
-      </w:r>
-      <w:r>
-        <w:rPr>
-          <w:rStyle w:val="NormalTok"/>
-        </w:rPr>
-        <w:t xml:space="preserve">(county),</w:t>
-      </w:r>
-      <w:r>
-        <w:br/>
-      </w:r>
-      <w:r>
-        <w:rPr>
-          <w:rStyle w:val="NormalTok"/>
-        </w:rPr>
-        <w:t xml:space="preserve">         </w:t>
-      </w:r>
-      <w:r>
-        <w:rPr>
-          <w:rStyle w:val="AttributeTok"/>
-        </w:rPr>
-        <w:t xml:space="preserve">code =</w:t>
-      </w:r>
-      <w:r>
-        <w:rPr>
-          <w:rStyle w:val="NormalTok"/>
-        </w:rPr>
-        <w:t xml:space="preserve"> </w:t>
-      </w:r>
-      <w:r>
-        <w:rPr>
-          <w:rStyle w:val="FunctionTok"/>
-        </w:rPr>
-        <w:t xml:space="preserve">as.character</w:t>
-      </w:r>
-      <w:r>
-        <w:rPr>
-          <w:rStyle w:val="NormalTok"/>
-        </w:rPr>
-        <w:t xml:space="preserve">(code)) </w:t>
-      </w:r>
-      <w:r>
-        <w:rPr>
-          <w:rStyle w:val="SpecialCharTok"/>
-        </w:rPr>
-        <w:t xml:space="preserve">|&gt;</w:t>
-      </w:r>
-      <w:r>
-        <w:br/>
-      </w:r>
-      <w:r>
-        <w:rPr>
-          <w:rStyle w:val="NormalTok"/>
-        </w:rPr>
-        <w:t xml:space="preserve">  </w:t>
-      </w:r>
-      <w:r>
-        <w:rPr>
-          <w:rStyle w:val="FunctionTok"/>
-        </w:rPr>
-        <w:t xml:space="preserve">droplevels</w:t>
-      </w:r>
-      <w:r>
-        <w:rPr>
-          <w:rStyle w:val="NormalTok"/>
-        </w:rPr>
-        <w:t xml:space="preserve">()</w:t>
-      </w:r>
-    </w:p>
-    <w:bookmarkEnd w:id="19"/>
-    <w:bookmarkStart w:id="20" w:name="ohio_8-tibble"/>
-    <w:p>
-      <w:pPr>
-        <w:pStyle w:val="Heading2"/>
-      </w:pPr>
-      <w:r>
-        <w:rPr>
-          <w:rStyle w:val="VerbatimChar"/>
-        </w:rPr>
-        <w:t xml:space="preserve">ohio_8</w:t>
-      </w:r>
-      <w:r>
-        <w:t xml:space="preserve"> </w:t>
-      </w:r>
-      <w:r>
-        <w:t xml:space="preserve">tibble</w:t>
-      </w:r>
-    </w:p>
-    <w:p>
-      <w:pPr>
-        <w:pStyle w:val="SourceCode"/>
-      </w:pPr>
-      <w:r>
-        <w:rPr>
-          <w:rStyle w:val="NormalTok"/>
-        </w:rPr>
-        <w:t xml:space="preserve">ohio_8</w:t>
-      </w:r>
-    </w:p>
-    <w:p>
-      <w:pPr>
-        <w:pStyle w:val="SourceCode"/>
-      </w:pPr>
-      <w:r>
-        <w:rPr>
-          <w:rStyle w:val="VerbatimChar"/>
-        </w:rPr>
-        <w:t xml:space="preserve"># A tibble: 88 × 5</w:t>
-      </w:r>
-      <w:r>
-        <w:br/>
-      </w:r>
-      <w:r>
-        <w:rPr>
-          <w:rStyle w:val="VerbatimChar"/>
-        </w:rPr>
-        <w:t xml:space="preserve">   code  county    h_out24 h_fac19rk hfactor</w:t>
-      </w:r>
-      <w:r>
-        <w:br/>
-      </w:r>
-      <w:r>
-        <w:rPr>
-          <w:rStyle w:val="VerbatimChar"/>
-        </w:rPr>
-        <w:t xml:space="preserve">   &lt;chr&gt; &lt;chr&gt;       &lt;dbl&gt;     &lt;dbl&gt; &lt;fct&gt;  </w:t>
-      </w:r>
-      <w:r>
-        <w:br/>
-      </w:r>
-      <w:r>
-        <w:rPr>
-          <w:rStyle w:val="VerbatimChar"/>
-        </w:rPr>
-        <w:t xml:space="preserve"> 1 39001 Adams       -0.73        88 Worst  </w:t>
-      </w:r>
-      <w:r>
-        <w:br/>
-      </w:r>
-      <w:r>
-        <w:rPr>
-          <w:rStyle w:val="VerbatimChar"/>
-        </w:rPr>
-        <w:t xml:space="preserve"> 2 39003 Allen       -0.09        58 Low    </w:t>
-      </w:r>
-      <w:r>
-        <w:br/>
-      </w:r>
-      <w:r>
-        <w:rPr>
-          <w:rStyle w:val="VerbatimChar"/>
-        </w:rPr>
-        <w:t xml:space="preserve"> 3 39005 Ashland      0.37        21 Best   </w:t>
-      </w:r>
-      <w:r>
-        <w:br/>
-      </w:r>
-      <w:r>
-        <w:rPr>
-          <w:rStyle w:val="VerbatimChar"/>
-        </w:rPr>
-        <w:t xml:space="preserve"> 4 39007 Ashtabula   -0.41        81 Worst  </w:t>
-      </w:r>
-      <w:r>
-        <w:br/>
-      </w:r>
-      <w:r>
-        <w:rPr>
-          <w:rStyle w:val="VerbatimChar"/>
-        </w:rPr>
-        <w:t xml:space="preserve"> 5 39009 Athens      -0.08        62 Low    </w:t>
-      </w:r>
-      <w:r>
-        <w:br/>
-      </w:r>
-      <w:r>
-        <w:rPr>
-          <w:rStyle w:val="VerbatimChar"/>
-        </w:rPr>
-        <w:t xml:space="preserve"> 6 39011 Auglaize     0.75        13 Best   </w:t>
-      </w:r>
-      <w:r>
-        <w:br/>
-      </w:r>
-      <w:r>
-        <w:rPr>
-          <w:rStyle w:val="VerbatimChar"/>
-        </w:rPr>
-        <w:t xml:space="preserve"> 7 39013 Belmont     -0.01        59 Low    </w:t>
-      </w:r>
-      <w:r>
-        <w:br/>
-      </w:r>
-      <w:r>
-        <w:rPr>
-          <w:rStyle w:val="VerbatimChar"/>
-        </w:rPr>
-        <w:t xml:space="preserve"> 8 39015 Brown       -0.33        73 Worst  </w:t>
-      </w:r>
-      <w:r>
-        <w:br/>
-      </w:r>
-      <w:r>
-        <w:rPr>
-          <w:rStyle w:val="VerbatimChar"/>
-        </w:rPr>
-        <w:t xml:space="preserve"> 9 39017 Butler       0.2         43 High   </w:t>
-      </w:r>
-      <w:r>
-        <w:br/>
-      </w:r>
-      <w:r>
-        <w:rPr>
-          <w:rStyle w:val="VerbatimChar"/>
-        </w:rPr>
-        <w:t xml:space="preserve">10 39019 Carroll      0.2         49 Low    </w:t>
-      </w:r>
-      <w:r>
-        <w:br/>
-      </w:r>
-      <w:r>
-        <w:rPr>
-          <w:rStyle w:val="VerbatimChar"/>
-        </w:rPr>
-        <w:t xml:space="preserve"># ℹ 78 more rows</w:t>
-      </w:r>
-    </w:p>
-    <w:bookmarkEnd w:id="20"/>
-    <w:bookmarkStart w:id="23" w:name="key-variables-from-ohio_8"/>
-    <w:p>
-      <w:pPr>
-        <w:pStyle w:val="Heading2"/>
-      </w:pPr>
-      <w:r>
-        <w:t xml:space="preserve">Key Variables from</w:t>
-      </w:r>
-      <w:r>
-        <w:t xml:space="preserve"> </w:t>
-      </w:r>
-      <w:r>
-        <w:rPr>
-          <w:rStyle w:val="VerbatimChar"/>
-        </w:rPr>
-        <w:t xml:space="preserve">ohio_8</w:t>
-      </w:r>
-    </w:p>
-    <w:p>
-      <w:pPr>
-        <w:pStyle w:val="Compact"/>
-        <w:numPr>
-          <w:ilvl w:val="0"/>
-          <w:numId w:val="1003"/>
-        </w:numPr>
-      </w:pPr>
-      <w:r>
-        <w:rPr>
-          <w:rStyle w:val="VerbatimChar"/>
-        </w:rPr>
-        <w:t xml:space="preserve">h_out24</w:t>
-      </w:r>
-      <w:r>
-        <w:t xml:space="preserve"> </w:t>
-      </w:r>
-      <w:r>
-        <w:t xml:space="preserve">= CHR 2024 Health Outcomes Score</w:t>
-      </w:r>
-      <w:r>
-        <w:rPr>
-          <w:rStyle w:val="FootnoteReference"/>
-        </w:rPr>
-        <w:footnoteReference w:id="21"/>
-      </w:r>
-    </w:p>
-    <w:p>
-      <w:pPr>
-        <w:pStyle w:val="Compact"/>
-        <w:numPr>
-          <w:ilvl w:val="0"/>
-          <w:numId w:val="1003"/>
-        </w:numPr>
-      </w:pPr>
-      <w:r>
-        <w:rPr>
-          <w:rStyle w:val="VerbatimChar"/>
-        </w:rPr>
-        <w:t xml:space="preserve">hfactor</w:t>
-      </w:r>
-      <w:r>
-        <w:t xml:space="preserve"> </w:t>
-      </w:r>
-      <w:r>
-        <w:t xml:space="preserve">= 4-level factor (Worst, Low, High, Best) grouped by CHR 2019 Health Factors Score</w:t>
-      </w:r>
-      <w:r>
-        <w:rPr>
-          <w:rStyle w:val="FootnoteReference"/>
-        </w:rPr>
-        <w:footnoteReference w:id="22"/>
-      </w:r>
-    </w:p>
-    <w:p>
-      <w:pPr>
-        <w:pStyle w:val="Compact"/>
-        <w:numPr>
-          <w:ilvl w:val="0"/>
-          <w:numId w:val="1003"/>
-        </w:numPr>
-      </w:pPr>
-      <w:r>
-        <w:rPr>
-          <w:rStyle w:val="VerbatimChar"/>
-        </w:rPr>
-        <w:t xml:space="preserve">county</w:t>
-      </w:r>
-      <w:r>
-        <w:t xml:space="preserve"> </w:t>
-      </w:r>
-      <w:r>
-        <w:t xml:space="preserve">name and FIPS</w:t>
-      </w:r>
-      <w:r>
-        <w:t xml:space="preserve"> </w:t>
-      </w:r>
-      <w:r>
-        <w:rPr>
-          <w:rStyle w:val="VerbatimChar"/>
-        </w:rPr>
-        <w:t xml:space="preserve">code</w:t>
-      </w:r>
-      <w:r>
-        <w:t xml:space="preserve"> </w:t>
-      </w:r>
-      <w:r>
-        <w:t xml:space="preserve">used as identifiers</w:t>
-      </w:r>
-    </w:p>
-    <w:bookmarkEnd w:id="23"/>
-    <w:bookmarkStart w:id="27" w:name="todays-question"/>
-    <w:p>
-      <w:pPr>
-        <w:pStyle w:val="Heading2"/>
-      </w:pPr>
-      <w:r>
-        <w:t xml:space="preserve">Today’s Question</w:t>
-      </w:r>
-    </w:p>
-    <w:p>
-      <w:pPr>
-        <w:pStyle w:val="FirstParagraph"/>
-      </w:pPr>
-      <w:r>
-        <w:t xml:space="preserve">How large is the mean difference in 2024 Health Outcomes scores across the four groups of Ohio counties defined by their 2019 Health Factors rankings?</w:t>
-      </w:r>
-    </w:p>
-    <w:p>
-      <w:pPr>
-        <w:pStyle w:val="SourceCode"/>
-      </w:pPr>
-      <w:r>
-        <w:rPr>
-          <w:rStyle w:val="FunctionTok"/>
-        </w:rPr>
-        <w:t xml:space="preserve">ggplot</w:t>
-      </w:r>
-      <w:r>
-        <w:rPr>
-          <w:rStyle w:val="NormalTok"/>
-        </w:rPr>
-        <w:t xml:space="preserve">(ohio_8, </w:t>
-      </w:r>
-      <w:r>
-        <w:rPr>
-          <w:rStyle w:val="FunctionTok"/>
-        </w:rPr>
-        <w:t xml:space="preserve">aes</w:t>
-      </w:r>
-      <w:r>
-        <w:rPr>
-          <w:rStyle w:val="NormalTok"/>
-        </w:rPr>
-        <w:t xml:space="preserve">(</w:t>
-      </w:r>
-      <w:r>
-        <w:rPr>
-          <w:rStyle w:val="AttributeTok"/>
-        </w:rPr>
-        <w:t xml:space="preserve">x =</w:t>
-      </w:r>
-      <w:r>
-        <w:rPr>
-          <w:rStyle w:val="NormalTok"/>
-        </w:rPr>
-        <w:t xml:space="preserve"> hfactor, </w:t>
-      </w:r>
-      <w:r>
-        <w:rPr>
-          <w:rStyle w:val="AttributeTok"/>
-        </w:rPr>
-        <w:t xml:space="preserve">y =</w:t>
-      </w:r>
-      <w:r>
-        <w:rPr>
-          <w:rStyle w:val="NormalTok"/>
-        </w:rPr>
-        <w:t xml:space="preserve"> h_out24)) </w:t>
-      </w:r>
-      <w:r>
-        <w:rPr>
-          <w:rStyle w:val="SpecialCharTok"/>
-        </w:rPr>
-        <w:t xml:space="preserve">+</w:t>
-      </w:r>
-      <w:r>
-        <w:br/>
-      </w:r>
-      <w:r>
-        <w:rPr>
-          <w:rStyle w:val="NormalTok"/>
-        </w:rPr>
-        <w:t xml:space="preserve">  </w:t>
-      </w:r>
-      <w:r>
-        <w:rPr>
-          <w:rStyle w:val="FunctionTok"/>
-        </w:rPr>
-        <w:t xml:space="preserve">geom_violin</w:t>
-      </w:r>
-      <w:r>
-        <w:rPr>
-          <w:rStyle w:val="NormalTok"/>
-        </w:rPr>
-        <w:t xml:space="preserve">(</w:t>
-      </w:r>
-      <w:r>
-        <w:rPr>
-          <w:rStyle w:val="FunctionTok"/>
-        </w:rPr>
-        <w:t xml:space="preserve">aes</w:t>
-      </w:r>
-      <w:r>
-        <w:rPr>
-          <w:rStyle w:val="NormalTok"/>
-        </w:rPr>
-        <w:t xml:space="preserve">(</w:t>
-      </w:r>
-      <w:r>
-        <w:rPr>
-          <w:rStyle w:val="AttributeTok"/>
-        </w:rPr>
-        <w:t xml:space="preserve">fill =</w:t>
-      </w:r>
-      <w:r>
-        <w:rPr>
-          <w:rStyle w:val="NormalTok"/>
-        </w:rPr>
-        <w:t xml:space="preserve"> hfactor)) </w:t>
-      </w:r>
-      <w:r>
-        <w:rPr>
-          <w:rStyle w:val="SpecialCharTok"/>
-        </w:rPr>
-        <w:t xml:space="preserve">+</w:t>
-      </w:r>
-      <w:r>
-        <w:rPr>
-          <w:rStyle w:val="NormalTok"/>
-        </w:rPr>
-        <w:t xml:space="preserve"> </w:t>
-      </w:r>
-      <w:r>
-        <w:br/>
-      </w:r>
-      <w:r>
-        <w:rPr>
-          <w:rStyle w:val="NormalTok"/>
-        </w:rPr>
-        <w:t xml:space="preserve">  </w:t>
-      </w:r>
-      <w:r>
-        <w:rPr>
-          <w:rStyle w:val="FunctionTok"/>
-        </w:rPr>
-        <w:t xml:space="preserve">geom_boxplot</w:t>
-      </w:r>
-      <w:r>
-        <w:rPr>
-          <w:rStyle w:val="NormalTok"/>
-        </w:rPr>
-        <w:t xml:space="preserve">(</w:t>
-      </w:r>
-      <w:r>
-        <w:rPr>
-          <w:rStyle w:val="AttributeTok"/>
-        </w:rPr>
-        <w:t xml:space="preserve">width =</w:t>
-      </w:r>
-      <w:r>
-        <w:rPr>
-          <w:rStyle w:val="NormalTok"/>
-        </w:rPr>
-        <w:t xml:space="preserve"> </w:t>
-      </w:r>
-      <w:r>
-        <w:rPr>
-          <w:rStyle w:val="FloatTok"/>
-        </w:rPr>
-        <w:t xml:space="preserve">0.2</w:t>
-      </w:r>
-      <w:r>
-        <w:rPr>
-          <w:rStyle w:val="NormalTok"/>
-        </w:rPr>
-        <w:t xml:space="preserve">, </w:t>
-      </w:r>
-      <w:r>
-        <w:rPr>
-          <w:rStyle w:val="AttributeTok"/>
-        </w:rPr>
-        <w:t xml:space="preserve">fill =</w:t>
-      </w:r>
-      <w:r>
-        <w:rPr>
-          <w:rStyle w:val="NormalTok"/>
-        </w:rPr>
-        <w:t xml:space="preserve"> </w:t>
-      </w:r>
-      <w:r>
-        <w:rPr>
-          <w:rStyle w:val="StringTok"/>
-        </w:rPr>
-        <w:t xml:space="preserve">"white"</w:t>
-      </w:r>
-      <w:r>
-        <w:rPr>
-          <w:rStyle w:val="NormalTok"/>
-        </w:rPr>
-        <w:t xml:space="preserve">) </w:t>
-      </w:r>
-      <w:r>
-        <w:rPr>
-          <w:rStyle w:val="SpecialCharTok"/>
-        </w:rPr>
-        <w:t xml:space="preserve">+</w:t>
-      </w:r>
-      <w:r>
-        <w:br/>
-      </w:r>
-      <w:r>
-        <w:rPr>
-          <w:rStyle w:val="NormalTok"/>
-        </w:rPr>
-        <w:t xml:space="preserve">  </w:t>
-      </w:r>
-      <w:r>
-        <w:rPr>
-          <w:rStyle w:val="FunctionTok"/>
-        </w:rPr>
-        <w:t xml:space="preserve">stat_summary</w:t>
-      </w:r>
-      <w:r>
-        <w:rPr>
-          <w:rStyle w:val="NormalTok"/>
-        </w:rPr>
-        <w:t xml:space="preserve">(</w:t>
-      </w:r>
-      <w:r>
-        <w:rPr>
-          <w:rStyle w:val="AttributeTok"/>
-        </w:rPr>
-        <w:t xml:space="preserve">fun =</w:t>
-      </w:r>
-      <w:r>
-        <w:rPr>
-          <w:rStyle w:val="NormalTok"/>
-        </w:rPr>
-        <w:t xml:space="preserve"> mean, </w:t>
-      </w:r>
-      <w:r>
-        <w:rPr>
-          <w:rStyle w:val="AttributeTok"/>
-        </w:rPr>
-        <w:t xml:space="preserve">geom =</w:t>
-      </w:r>
-      <w:r>
-        <w:rPr>
-          <w:rStyle w:val="NormalTok"/>
-        </w:rPr>
-        <w:t xml:space="preserve"> </w:t>
-      </w:r>
-      <w:r>
-        <w:rPr>
-          <w:rStyle w:val="StringTok"/>
-        </w:rPr>
-        <w:t xml:space="preserve">"point"</w:t>
-      </w:r>
-      <w:r>
-        <w:rPr>
-          <w:rStyle w:val="NormalTok"/>
-        </w:rPr>
-        <w:t xml:space="preserve">, </w:t>
-      </w:r>
-      <w:r>
-        <w:br/>
-      </w:r>
-      <w:r>
-        <w:rPr>
-          <w:rStyle w:val="NormalTok"/>
-        </w:rPr>
-        <w:t xml:space="preserve">               </w:t>
-      </w:r>
-      <w:r>
-        <w:rPr>
-          <w:rStyle w:val="AttributeTok"/>
-        </w:rPr>
-        <w:t xml:space="preserve">size =</w:t>
-      </w:r>
-      <w:r>
-        <w:rPr>
-          <w:rStyle w:val="NormalTok"/>
-        </w:rPr>
-        <w:t xml:space="preserve"> </w:t>
-      </w:r>
-      <w:r>
-        <w:rPr>
-          <w:rStyle w:val="DecValTok"/>
-        </w:rPr>
-        <w:t xml:space="preserve">2</w:t>
-      </w:r>
-      <w:r>
-        <w:rPr>
-          <w:rStyle w:val="NormalTok"/>
-        </w:rPr>
-        <w:t xml:space="preserve">, </w:t>
-      </w:r>
-      <w:r>
-        <w:rPr>
-          <w:rStyle w:val="AttributeTok"/>
-        </w:rPr>
-        <w:t xml:space="preserve">col =</w:t>
-      </w:r>
-      <w:r>
-        <w:rPr>
-          <w:rStyle w:val="NormalTok"/>
-        </w:rPr>
-        <w:t xml:space="preserve"> </w:t>
-      </w:r>
-      <w:r>
-        <w:rPr>
-          <w:rStyle w:val="StringTok"/>
-        </w:rPr>
-        <w:t xml:space="preserve">"red"</w:t>
-      </w:r>
-      <w:r>
-        <w:rPr>
-          <w:rStyle w:val="NormalTok"/>
-        </w:rPr>
-        <w:t xml:space="preserve">) </w:t>
-      </w:r>
-      <w:r>
-        <w:rPr>
-          <w:rStyle w:val="SpecialCharTok"/>
-        </w:rPr>
-        <w:t xml:space="preserve">+</w:t>
-      </w:r>
-      <w:r>
-        <w:br/>
-      </w:r>
-      <w:r>
-        <w:rPr>
-          <w:rStyle w:val="NormalTok"/>
-        </w:rPr>
-        <w:t xml:space="preserve">  </w:t>
-      </w:r>
-      <w:r>
-        <w:rPr>
-          <w:rStyle w:val="FunctionTok"/>
-        </w:rPr>
-        <w:t xml:space="preserve">scale_fill_viridis_d</w:t>
-      </w:r>
-      <w:r>
-        <w:rPr>
-          <w:rStyle w:val="NormalTok"/>
-        </w:rPr>
-        <w:t xml:space="preserve">(</w:t>
-      </w:r>
-      <w:r>
-        <w:rPr>
-          <w:rStyle w:val="AttributeTok"/>
-        </w:rPr>
-        <w:t xml:space="preserve">option =</w:t>
-      </w:r>
-      <w:r>
-        <w:rPr>
-          <w:rStyle w:val="NormalTok"/>
-        </w:rPr>
-        <w:t xml:space="preserve"> </w:t>
-      </w:r>
-      <w:r>
-        <w:rPr>
-          <w:rStyle w:val="StringTok"/>
-        </w:rPr>
-        <w:t xml:space="preserve">"plasma"</w:t>
-      </w:r>
-      <w:r>
-        <w:rPr>
-          <w:rStyle w:val="NormalTok"/>
-        </w:rPr>
-        <w:t xml:space="preserve">, </w:t>
-      </w:r>
-      <w:r>
-        <w:rPr>
-          <w:rStyle w:val="AttributeTok"/>
-        </w:rPr>
-        <w:t xml:space="preserve">alpha =</w:t>
-      </w:r>
-      <w:r>
-        <w:rPr>
-          <w:rStyle w:val="NormalTok"/>
-        </w:rPr>
-        <w:t xml:space="preserve"> </w:t>
-      </w:r>
-      <w:r>
-        <w:rPr>
-          <w:rStyle w:val="FloatTok"/>
-        </w:rPr>
-        <w:t xml:space="preserve">0.4</w:t>
-      </w:r>
-      <w:r>
-        <w:rPr>
-          <w:rStyle w:val="NormalTok"/>
-        </w:rPr>
-        <w:t xml:space="preserve">) </w:t>
-      </w:r>
-      <w:r>
-        <w:rPr>
-          <w:rStyle w:val="SpecialCharTok"/>
-        </w:rPr>
-        <w:t xml:space="preserve">+</w:t>
-      </w:r>
-      <w:r>
-        <w:br/>
-      </w:r>
-      <w:r>
-        <w:rPr>
-          <w:rStyle w:val="NormalTok"/>
-        </w:rPr>
-        <w:t xml:space="preserve">  </w:t>
-      </w:r>
-      <w:r>
-        <w:rPr>
-          <w:rStyle w:val="FunctionTok"/>
-        </w:rPr>
-        <w:t xml:space="preserve">guides</w:t>
-      </w:r>
-      <w:r>
-        <w:rPr>
-          <w:rStyle w:val="NormalTok"/>
-        </w:rPr>
-        <w:t xml:space="preserve">(</w:t>
-      </w:r>
-      <w:r>
-        <w:rPr>
-          <w:rStyle w:val="AttributeTok"/>
-        </w:rPr>
-        <w:t xml:space="preserve">fill =</w:t>
-      </w:r>
-      <w:r>
-        <w:rPr>
-          <w:rStyle w:val="NormalTok"/>
-        </w:rPr>
-        <w:t xml:space="preserve"> </w:t>
-      </w:r>
-      <w:r>
-        <w:rPr>
-          <w:rStyle w:val="StringTok"/>
-        </w:rPr>
-        <w:t xml:space="preserve">"none"</w:t>
-      </w:r>
-      <w:r>
-        <w:rPr>
-          <w:rStyle w:val="NormalTok"/>
-        </w:rPr>
-        <w:t xml:space="preserve">) </w:t>
-      </w:r>
-      <w:r>
-        <w:rPr>
-          <w:rStyle w:val="SpecialCharTok"/>
-        </w:rPr>
-        <w:t xml:space="preserve">+</w:t>
-      </w:r>
-      <w:r>
-        <w:br/>
-      </w:r>
-      <w:r>
-        <w:rPr>
-          <w:rStyle w:val="NormalTok"/>
-        </w:rPr>
-        <w:t xml:space="preserve">  </w:t>
-      </w:r>
-      <w:r>
-        <w:rPr>
-          <w:rStyle w:val="FunctionTok"/>
-        </w:rPr>
-        <w:t xml:space="preserve">labs</w:t>
-      </w:r>
-      <w:r>
-        <w:rPr>
-          <w:rStyle w:val="NormalTok"/>
-        </w:rPr>
-        <w:t xml:space="preserve">(</w:t>
-      </w:r>
-      <w:r>
-        <w:rPr>
-          <w:rStyle w:val="AttributeTok"/>
-        </w:rPr>
-        <w:t xml:space="preserve">x =</w:t>
-      </w:r>
-      <w:r>
-        <w:rPr>
-          <w:rStyle w:val="NormalTok"/>
-        </w:rPr>
-        <w:t xml:space="preserve"> </w:t>
-      </w:r>
-      <w:r>
-        <w:rPr>
-          <w:rStyle w:val="StringTok"/>
-        </w:rPr>
-        <w:t xml:space="preserve">"CHR 2019 Health Factors Group"</w:t>
-      </w:r>
-      <w:r>
-        <w:rPr>
-          <w:rStyle w:val="NormalTok"/>
-        </w:rPr>
-        <w:t xml:space="preserve">,</w:t>
-      </w:r>
-      <w:r>
-        <w:br/>
-      </w:r>
-      <w:r>
-        <w:rPr>
-          <w:rStyle w:val="NormalTok"/>
-        </w:rPr>
-        <w:t xml:space="preserve">       </w:t>
-      </w:r>
-      <w:r>
-        <w:rPr>
-          <w:rStyle w:val="AttributeTok"/>
-        </w:rPr>
-        <w:t xml:space="preserve">y =</w:t>
-      </w:r>
-      <w:r>
-        <w:rPr>
-          <w:rStyle w:val="NormalTok"/>
-        </w:rPr>
-        <w:t xml:space="preserve"> </w:t>
-      </w:r>
-      <w:r>
-        <w:rPr>
-          <w:rStyle w:val="StringTok"/>
-        </w:rPr>
-        <w:t xml:space="preserve">"CHR 2024 Health Outcomes Score"</w:t>
-      </w:r>
-      <w:r>
-        <w:rPr>
-          <w:rStyle w:val="NormalTok"/>
-        </w:rPr>
-        <w:t xml:space="preserve">,</w:t>
-      </w:r>
-      <w:r>
-        <w:br/>
-      </w:r>
-      <w:r>
-        <w:rPr>
-          <w:rStyle w:val="NormalTok"/>
-        </w:rPr>
-        <w:t xml:space="preserve">       </w:t>
-      </w:r>
-      <w:r>
-        <w:rPr>
-          <w:rStyle w:val="AttributeTok"/>
-        </w:rPr>
-        <w:t xml:space="preserve">title =</w:t>
-      </w:r>
-      <w:r>
-        <w:rPr>
-          <w:rStyle w:val="NormalTok"/>
-        </w:rPr>
-        <w:t xml:space="preserve"> </w:t>
-      </w:r>
-      <w:r>
-        <w:rPr>
-          <w:rStyle w:val="StringTok"/>
-        </w:rPr>
-        <w:t xml:space="preserve">"Comparing Four Independent Samples"</w:t>
-      </w:r>
-      <w:r>
-        <w:rPr>
-          <w:rStyle w:val="NormalTok"/>
-        </w:rPr>
-        <w:t xml:space="preserve">) </w:t>
-      </w:r>
-    </w:p>
-    <w:p>
-      <w:pPr>
-        <w:pStyle w:val="FirstParagraph"/>
-      </w:pPr>
-      <w:r>
-        <w:drawing>
-          <wp:inline>
-            <wp:extent cx="4620126" cy="3696101"/>
-            <wp:effectExtent b="0" l="0" r="0" t="0"/>
-            <wp:docPr descr="" title="" id="25" name="Picture"/>
-            <a:graphic>
-              <a:graphicData uri="http://schemas.openxmlformats.org/drawingml/2006/picture">
-                <pic:pic>
-                  <pic:nvPicPr>
-                    <pic:cNvPr descr="class08w_files/figure-docx/unnamed-chunk-5-1.png" id="26" name="Picture"/>
-                    <pic:cNvPicPr>
-                      <a:picLocks noChangeArrowheads="1" noChangeAspect="1"/>
-                    </pic:cNvPicPr>
-                  </pic:nvPicPr>
-                  <pic:blipFill>
-                    <a:blip r:embed="rId24"/>
                     <a:stretch>
                       <a:fillRect/>
                     </a:stretch>
@@ -2201,8 +1881,8 @@
         </w:drawing>
       </w:r>
     </w:p>
-    <w:bookmarkEnd w:id="27"/>
-    <w:bookmarkStart w:id="28" w:name="numerical-summary"/>
+    <w:bookmarkEnd w:id="18"/>
+    <w:bookmarkStart w:id="19" w:name="numerical-summary"/>
     <w:p>
       <w:pPr>
         <w:pStyle w:val="Heading2"/>
@@ -2352,7 +2032,7 @@
         <w:pStyle w:val="Compact"/>
         <w:numPr>
           <w:ilvl w:val="0"/>
-          <w:numId w:val="1004"/>
+          <w:numId w:val="1005"/>
         </w:numPr>
       </w:pPr>
       <w:r>
@@ -2377,7 +2057,7 @@
         <w:pStyle w:val="Compact"/>
         <w:numPr>
           <w:ilvl w:val="0"/>
-          <w:numId w:val="1004"/>
+          <w:numId w:val="1005"/>
         </w:numPr>
       </w:pPr>
       <w:r>
@@ -2421,16 +2101,15 @@
         <w:pStyle w:val="Compact"/>
         <w:numPr>
           <w:ilvl w:val="0"/>
-          <w:numId w:val="1004"/>
+          <w:numId w:val="1005"/>
         </w:numPr>
       </w:pPr>
       <w:r>
         <w:t xml:space="preserve">Shall we try an Analysis of Variance (ANOVA) model?</w:t>
       </w:r>
     </w:p>
-    <w:bookmarkEnd w:id="28"/>
-    <w:bookmarkEnd w:id="29"/>
-    <w:bookmarkStart w:id="52" w:name="anova-indicator-variable-regression"/>
+    <w:bookmarkEnd w:id="19"/>
+    <w:bookmarkStart w:id="42" w:name="anova-indicator-variable-regression"/>
     <w:p>
       <w:pPr>
         <w:pStyle w:val="Heading1"/>
@@ -2439,7 +2118,7 @@
         <w:t xml:space="preserve">ANOVA: Indicator Variable Regression</w:t>
       </w:r>
     </w:p>
-    <w:bookmarkStart w:id="33" w:name="indicator-variable-regression"/>
+    <w:bookmarkStart w:id="23" w:name="indicator-variable-regression"/>
     <w:p>
       <w:pPr>
         <w:pStyle w:val="Heading2"/>
@@ -2619,18 +2298,18 @@
                 <wp:inline>
                   <wp:extent cx="152400" cy="152400"/>
                   <wp:effectExtent b="0" l="0" r="0" t="0"/>
-                  <wp:docPr descr="" title="" id="31" name="Picture"/>
+                  <wp:docPr descr="" title="" id="21" name="Picture"/>
                   <a:graphic>
                     <a:graphicData uri="http://schemas.openxmlformats.org/drawingml/2006/picture">
                       <pic:pic>
                         <pic:nvPicPr>
-                          <pic:cNvPr descr="C:\PROGRA~1\RStudio\RESOUR~1\app\bin\quarto\share\formats\docx\tip.png" id="32" name="Picture"/>
+                          <pic:cNvPr descr="C:\PROGRA~1\RStudio\RESOUR~1\app\bin\quarto\share\formats\docx\tip.png" id="22" name="Picture"/>
                           <pic:cNvPicPr>
                             <a:picLocks noChangeArrowheads="1" noChangeAspect="1"/>
                           </pic:cNvPicPr>
                         </pic:nvPicPr>
                         <pic:blipFill>
-                          <a:blip r:embed="rId30"/>
+                          <a:blip r:embed="rId20"/>
                           <a:stretch>
                             <a:fillRect/>
                           </a:stretch>
@@ -2746,7 +2425,7 @@
               <w:pStyle w:val="Compact"/>
               <w:numPr>
                 <w:ilvl w:val="0"/>
-                <w:numId w:val="1005"/>
+                <w:numId w:val="1006"/>
               </w:numPr>
             </w:pPr>
             <w:r>
@@ -2758,7 +2437,7 @@
               <w:pStyle w:val="Compact"/>
               <w:numPr>
                 <w:ilvl w:val="0"/>
-                <w:numId w:val="1005"/>
+                <w:numId w:val="1006"/>
               </w:numPr>
             </w:pPr>
             <w:r>
@@ -2770,7 +2449,7 @@
               <w:pStyle w:val="Compact"/>
               <w:numPr>
                 <w:ilvl w:val="0"/>
-                <w:numId w:val="1005"/>
+                <w:numId w:val="1006"/>
               </w:numPr>
             </w:pPr>
             <w:r>
@@ -2782,7 +2461,7 @@
               <w:pStyle w:val="Compact"/>
               <w:numPr>
                 <w:ilvl w:val="0"/>
-                <w:numId w:val="1005"/>
+                <w:numId w:val="1006"/>
               </w:numPr>
             </w:pPr>
             <w:r>
@@ -2816,8 +2495,8 @@
         </w:tc>
       </w:tr>
     </w:tbl>
-    <w:bookmarkEnd w:id="33"/>
-    <w:bookmarkStart w:id="36" w:name="the-anova-table"/>
+    <w:bookmarkEnd w:id="23"/>
+    <w:bookmarkStart w:id="26" w:name="the-anova-table"/>
     <w:p>
       <w:pPr>
         <w:pStyle w:val="Heading2"/>
@@ -3015,18 +2694,18 @@
                 <wp:inline>
                   <wp:extent cx="152400" cy="152400"/>
                   <wp:effectExtent b="0" l="0" r="0" t="0"/>
-                  <wp:docPr descr="" title="" id="34" name="Picture"/>
+                  <wp:docPr descr="" title="" id="24" name="Picture"/>
                   <a:graphic>
                     <a:graphicData uri="http://schemas.openxmlformats.org/drawingml/2006/picture">
                       <pic:pic>
                         <pic:nvPicPr>
-                          <pic:cNvPr descr="C:\PROGRA~1\RStudio\RESOUR~1\app\bin\quarto\share\formats\docx\tip.png" id="35" name="Picture"/>
+                          <pic:cNvPr descr="C:\PROGRA~1\RStudio\RESOUR~1\app\bin\quarto\share\formats\docx\tip.png" id="25" name="Picture"/>
                           <pic:cNvPicPr>
                             <a:picLocks noChangeArrowheads="1" noChangeAspect="1"/>
                           </pic:cNvPicPr>
                         </pic:nvPicPr>
                         <pic:blipFill>
-                          <a:blip r:embed="rId30"/>
+                          <a:blip r:embed="rId20"/>
                           <a:stretch>
                             <a:fillRect/>
                           </a:stretch>
@@ -3080,7 +2759,7 @@
               <w:pStyle w:val="Compact"/>
               <w:numPr>
                 <w:ilvl w:val="0"/>
-                <w:numId w:val="1006"/>
+                <w:numId w:val="1007"/>
               </w:numPr>
             </w:pPr>
             <w:r>
@@ -3092,7 +2771,7 @@
               <w:pStyle w:val="Compact"/>
               <w:numPr>
                 <w:ilvl w:val="0"/>
-                <w:numId w:val="1006"/>
+                <w:numId w:val="1007"/>
               </w:numPr>
             </w:pPr>
             <w:r>
@@ -3131,8 +2810,8 @@
         </w:tc>
       </w:tr>
     </w:tbl>
-    <w:bookmarkEnd w:id="36"/>
-    <w:bookmarkStart w:id="37" w:name="whats-in-the-anova-table-df"/>
+    <w:bookmarkEnd w:id="26"/>
+    <w:bookmarkStart w:id="27" w:name="whats-in-the-anova-table-df"/>
     <w:p>
       <w:pPr>
         <w:pStyle w:val="Heading2"/>
@@ -3456,7 +3135,7 @@
         <w:pStyle w:val="Compact"/>
         <w:numPr>
           <w:ilvl w:val="0"/>
-          <w:numId w:val="1007"/>
+          <w:numId w:val="1008"/>
         </w:numPr>
       </w:pPr>
       <w:r>
@@ -3483,7 +3162,7 @@
         <w:pStyle w:val="Compact"/>
         <w:numPr>
           <w:ilvl w:val="0"/>
-          <w:numId w:val="1007"/>
+          <w:numId w:val="1008"/>
         </w:numPr>
       </w:pPr>
       <w:r>
@@ -3522,7 +3201,7 @@
         <w:pStyle w:val="Compact"/>
         <w:numPr>
           <w:ilvl w:val="0"/>
-          <w:numId w:val="1007"/>
+          <w:numId w:val="1008"/>
         </w:numPr>
       </w:pPr>
       <w:r>
@@ -3578,8 +3257,8 @@
         <w:t xml:space="preserve">residual df in a one-factor ANOVA table.</w:t>
       </w:r>
     </w:p>
-    <w:bookmarkEnd w:id="37"/>
-    <w:bookmarkStart w:id="38" w:name="whats-in-the-anova-table-ss"/>
+    <w:bookmarkEnd w:id="27"/>
+    <w:bookmarkStart w:id="28" w:name="whats-in-the-anova-table-ss"/>
     <w:p>
       <w:pPr>
         <w:pStyle w:val="Heading2"/>
@@ -3864,7 +3543,7 @@
         <w:pStyle w:val="Compact"/>
         <w:numPr>
           <w:ilvl w:val="0"/>
-          <w:numId w:val="1008"/>
+          <w:numId w:val="1009"/>
         </w:numPr>
       </w:pPr>
       <w:r>
@@ -3915,7 +3594,7 @@
         <w:pStyle w:val="Compact"/>
         <w:numPr>
           <w:ilvl w:val="0"/>
-          <w:numId w:val="1008"/>
+          <w:numId w:val="1009"/>
         </w:numPr>
       </w:pPr>
       <w:r>
@@ -3969,7 +3648,7 @@
         <w:pStyle w:val="Compact"/>
         <w:numPr>
           <w:ilvl w:val="0"/>
-          <w:numId w:val="1008"/>
+          <w:numId w:val="1009"/>
         </w:numPr>
       </w:pPr>
       <w:r>
@@ -4177,8 +3856,8 @@
         </m:oMath>
       </m:oMathPara>
     </w:p>
-    <w:bookmarkEnd w:id="38"/>
-    <w:bookmarkStart w:id="39" w:name="proportion-of-variation-explained"/>
+    <w:bookmarkEnd w:id="28"/>
+    <w:bookmarkStart w:id="29" w:name="proportion-of-variation-explained"/>
     <w:p>
       <w:pPr>
         <w:pStyle w:val="Heading2"/>
@@ -4282,7 +3961,7 @@
         <w:pStyle w:val="Compact"/>
         <w:numPr>
           <w:ilvl w:val="0"/>
-          <w:numId w:val="1009"/>
+          <w:numId w:val="1010"/>
         </w:numPr>
       </w:pPr>
       <w:r>
@@ -4332,7 +4011,7 @@
         <w:pStyle w:val="Compact"/>
         <w:numPr>
           <w:ilvl w:val="0"/>
-          <w:numId w:val="1009"/>
+          <w:numId w:val="1010"/>
         </w:numPr>
       </w:pPr>
       <w:r>
@@ -4384,8 +4063,8 @@
         <w:t xml:space="preserve">group means.</w:t>
       </w:r>
     </w:p>
-    <w:bookmarkEnd w:id="39"/>
-    <w:bookmarkStart w:id="40" w:name="whats-in-the-anova-table-ms"/>
+    <w:bookmarkEnd w:id="29"/>
+    <w:bookmarkStart w:id="30" w:name="whats-in-the-anova-table-ms"/>
     <w:p>
       <w:pPr>
         <w:pStyle w:val="Heading2"/>
@@ -4814,7 +4493,7 @@
         <w:pStyle w:val="Compact"/>
         <w:numPr>
           <w:ilvl w:val="0"/>
-          <w:numId w:val="1010"/>
+          <w:numId w:val="1011"/>
         </w:numPr>
       </w:pPr>
       <w:r>
@@ -5034,8 +4713,8 @@
         </m:oMath>
       </m:oMathPara>
     </w:p>
-    <w:bookmarkEnd w:id="40"/>
-    <w:bookmarkStart w:id="41" w:name="anova-table-f-test-and-p-value"/>
+    <w:bookmarkEnd w:id="30"/>
+    <w:bookmarkStart w:id="31" w:name="anova-table-f-test-and-p-value"/>
     <w:p>
       <w:pPr>
         <w:pStyle w:val="Heading2"/>
@@ -5428,7 +5107,7 @@
         <w:pStyle w:val="Compact"/>
         <w:numPr>
           <w:ilvl w:val="0"/>
-          <w:numId w:val="1011"/>
+          <w:numId w:val="1012"/>
         </w:numPr>
       </w:pPr>
       <w:r>
@@ -5604,8 +5283,8 @@
         <w:t xml:space="preserve">[1] 3.079519e-22</w:t>
       </w:r>
     </w:p>
-    <w:bookmarkEnd w:id="41"/>
-    <w:bookmarkStart w:id="42" w:name="the-anova-f-test-has-p-0.01"/>
+    <w:bookmarkEnd w:id="31"/>
+    <w:bookmarkStart w:id="32" w:name="the-anova-f-test-has-p-0.01"/>
     <w:p>
       <w:pPr>
         <w:pStyle w:val="Heading2"/>
@@ -5629,7 +5308,7 @@
         <w:pStyle w:val="Compact"/>
         <w:numPr>
           <w:ilvl w:val="0"/>
-          <w:numId w:val="1012"/>
+          <w:numId w:val="1013"/>
         </w:numPr>
       </w:pPr>
       <w:r>
@@ -5657,7 +5336,7 @@
         <w:pStyle w:val="Compact"/>
         <w:numPr>
           <w:ilvl w:val="1"/>
-          <w:numId w:val="1013"/>
+          <w:numId w:val="1014"/>
         </w:numPr>
       </w:pPr>
       <w:r>
@@ -5699,7 +5378,7 @@
         <w:pStyle w:val="Compact"/>
         <w:numPr>
           <w:ilvl w:val="0"/>
-          <w:numId w:val="1012"/>
+          <w:numId w:val="1013"/>
         </w:numPr>
       </w:pPr>
       <w:r>
@@ -5711,21 +5390,21 @@
         <w:pStyle w:val="Compact"/>
         <w:numPr>
           <w:ilvl w:val="0"/>
-          <w:numId w:val="1012"/>
+          <w:numId w:val="1013"/>
         </w:numPr>
       </w:pPr>
       <w:r>
         <w:t xml:space="preserve">What more would we like to know?</w:t>
       </w:r>
     </w:p>
-    <w:bookmarkEnd w:id="42"/>
-    <w:bookmarkStart w:id="43" w:name="cis-for-the-group-means"/>
+    <w:bookmarkEnd w:id="32"/>
+    <w:bookmarkStart w:id="33" w:name="cis-for-the-group-means"/>
     <w:p>
       <w:pPr>
         <w:pStyle w:val="Heading2"/>
       </w:pPr>
       <w:r>
-        <w:t xml:space="preserve">95% CIs for the group means</w:t>
+        <w:t xml:space="preserve">99% CIs for the group means</w:t>
       </w:r>
     </w:p>
     <w:p>
@@ -5778,7 +5457,7 @@
         <w:rPr>
           <w:rStyle w:val="FloatTok"/>
         </w:rPr>
-        <w:t xml:space="preserve">0.95</w:t>
+        <w:t xml:space="preserve">0.99</w:t>
       </w:r>
       <w:r>
         <w:rPr>
@@ -5829,7 +5508,7 @@
         <w:rPr>
           <w:rStyle w:val="VerbatimChar"/>
         </w:rPr>
-        <w:t xml:space="preserve">hfactor |  Mean |   SE |         95% CI | t(84)</w:t>
+        <w:t xml:space="preserve">hfactor |  Mean |   SE |         99% CI | t(84)</w:t>
       </w:r>
       <w:r>
         <w:br/>
@@ -5847,34 +5526,34 @@
         <w:rPr>
           <w:rStyle w:val="VerbatimChar"/>
         </w:rPr>
-        <w:t xml:space="preserve">Worst   | -0.51 | 0.06 | [-0.64, -0.39] | -8.17</w:t>
-      </w:r>
-      <w:r>
-        <w:br/>
-      </w:r>
-      <w:r>
-        <w:rPr>
-          <w:rStyle w:val="VerbatimChar"/>
-        </w:rPr>
-        <w:t xml:space="preserve">Low     | -0.10 | 0.06 | [-0.22,  0.02] | -1.59</w:t>
-      </w:r>
-      <w:r>
-        <w:br/>
-      </w:r>
-      <w:r>
-        <w:rPr>
-          <w:rStyle w:val="VerbatimChar"/>
-        </w:rPr>
-        <w:t xml:space="preserve">High    |  0.30 | 0.06 | [ 0.17,  0.42] |  4.72</w:t>
-      </w:r>
-      <w:r>
-        <w:br/>
-      </w:r>
-      <w:r>
-        <w:rPr>
-          <w:rStyle w:val="VerbatimChar"/>
-        </w:rPr>
-        <w:t xml:space="preserve">Best    |  0.68 | 0.06 | [ 0.56,  0.81] | 10.87</w:t>
+        <w:t xml:space="preserve">Worst   | -0.51 | 0.06 | [-0.68, -0.35] | -8.17</w:t>
+      </w:r>
+      <w:r>
+        <w:br/>
+      </w:r>
+      <w:r>
+        <w:rPr>
+          <w:rStyle w:val="VerbatimChar"/>
+        </w:rPr>
+        <w:t xml:space="preserve">Low     | -0.10 | 0.06 | [-0.27,  0.07] | -1.59</w:t>
+      </w:r>
+      <w:r>
+        <w:br/>
+      </w:r>
+      <w:r>
+        <w:rPr>
+          <w:rStyle w:val="VerbatimChar"/>
+        </w:rPr>
+        <w:t xml:space="preserve">High    |  0.30 | 0.06 | [ 0.13,  0.46] |  4.72</w:t>
+      </w:r>
+      <w:r>
+        <w:br/>
+      </w:r>
+      <w:r>
+        <w:rPr>
+          <w:rStyle w:val="VerbatimChar"/>
+        </w:rPr>
+        <w:t xml:space="preserve">Best    |  0.68 | 0.06 | [ 0.52,  0.85] | 10.87</w:t>
       </w:r>
       <w:r>
         <w:br/>
@@ -5898,8 +5577,8 @@
         <w:t xml:space="preserve">Predictors modulated: hfactor</w:t>
       </w:r>
     </w:p>
-    <w:bookmarkEnd w:id="43"/>
-    <w:bookmarkStart w:id="47" w:name="quick-plot-of-means-and-cis"/>
+    <w:bookmarkEnd w:id="33"/>
+    <w:bookmarkStart w:id="37" w:name="quick-plot-of-means-and-cis"/>
     <w:p>
       <w:pPr>
         <w:pStyle w:val="Heading2"/>
@@ -5985,7 +5664,7 @@
         <w:rPr>
           <w:rStyle w:val="StringTok"/>
         </w:rPr>
-        <w:t xml:space="preserve">"Estimated group means and 95% CIs from fit1"</w:t>
+        <w:t xml:space="preserve">"Estimated group means and 99% CIs from fit1"</w:t>
       </w:r>
       <w:r>
         <w:rPr>
@@ -6003,18 +5682,18 @@
           <wp:inline>
             <wp:extent cx="4620126" cy="3696101"/>
             <wp:effectExtent b="0" l="0" r="0" t="0"/>
-            <wp:docPr descr="" title="" id="45" name="Picture"/>
+            <wp:docPr descr="" title="" id="35" name="Picture"/>
             <a:graphic>
               <a:graphicData uri="http://schemas.openxmlformats.org/drawingml/2006/picture">
                 <pic:pic>
                   <pic:nvPicPr>
-                    <pic:cNvPr descr="class08w_files/figure-docx/unnamed-chunk-12-1.png" id="46" name="Picture"/>
+                    <pic:cNvPr descr="class08w_files/figure-docx/unnamed-chunk-10-1.png" id="36" name="Picture"/>
                     <pic:cNvPicPr>
                       <a:picLocks noChangeArrowheads="1" noChangeAspect="1"/>
                     </pic:cNvPicPr>
                   </pic:nvPicPr>
                   <pic:blipFill>
-                    <a:blip r:embed="rId44"/>
+                    <a:blip r:embed="rId34"/>
                     <a:stretch>
                       <a:fillRect/>
                     </a:stretch>
@@ -6041,8 +5720,8 @@
         </w:drawing>
       </w:r>
     </w:p>
-    <w:bookmarkEnd w:id="47"/>
-    <w:bookmarkStart w:id="51" w:name="fancier-plot-of-means-and-cis"/>
+    <w:bookmarkEnd w:id="37"/>
+    <w:bookmarkStart w:id="41" w:name="fancier-plot-of-means-and-cis"/>
     <w:p>
       <w:pPr>
         <w:pStyle w:val="Heading2"/>
@@ -6755,7 +6434,7 @@
         <w:rPr>
           <w:rStyle w:val="StringTok"/>
         </w:rPr>
-        <w:t xml:space="preserve">"Model `fit1` Estimates with 95% CIs"</w:t>
+        <w:t xml:space="preserve">"Model `fit1` Estimates with 99% CIs"</w:t>
       </w:r>
       <w:r>
         <w:rPr>
@@ -6773,18 +6452,18 @@
           <wp:inline>
             <wp:extent cx="4620126" cy="3696101"/>
             <wp:effectExtent b="0" l="0" r="0" t="0"/>
-            <wp:docPr descr="" title="" id="49" name="Picture"/>
+            <wp:docPr descr="" title="" id="39" name="Picture"/>
             <a:graphic>
               <a:graphicData uri="http://schemas.openxmlformats.org/drawingml/2006/picture">
                 <pic:pic>
                   <pic:nvPicPr>
-                    <pic:cNvPr descr="class08w_files/figure-docx/unnamed-chunk-13-1.png" id="50" name="Picture"/>
+                    <pic:cNvPr descr="class08w_files/figure-docx/unnamed-chunk-11-1.png" id="40" name="Picture"/>
                     <pic:cNvPicPr>
                       <a:picLocks noChangeArrowheads="1" noChangeAspect="1"/>
                     </pic:cNvPicPr>
                   </pic:nvPicPr>
                   <pic:blipFill>
-                    <a:blip r:embed="rId48"/>
+                    <a:blip r:embed="rId38"/>
                     <a:stretch>
                       <a:fillRect/>
                     </a:stretch>
@@ -6811,9 +6490,9 @@
         </w:drawing>
       </w:r>
     </w:p>
-    <w:bookmarkEnd w:id="51"/>
-    <w:bookmarkEnd w:id="52"/>
-    <w:bookmarkStart w:id="66" w:name="multiple-pairwise-comparisons"/>
+    <w:bookmarkEnd w:id="41"/>
+    <w:bookmarkEnd w:id="42"/>
+    <w:bookmarkStart w:id="60" w:name="multiple-pairwise-comparisons"/>
     <w:p>
       <w:pPr>
         <w:pStyle w:val="Heading1"/>
@@ -6822,7 +6501,7 @@
         <w:t xml:space="preserve">Multiple Pairwise Comparisons</w:t>
       </w:r>
     </w:p>
-    <w:bookmarkStart w:id="53" w:name="multiple-pairwise-comparisons-1"/>
+    <w:bookmarkStart w:id="43" w:name="multiple-pairwise-comparisons-1"/>
     <w:p>
       <w:pPr>
         <w:pStyle w:val="Heading2"/>
@@ -6833,19 +6512,15 @@
     </w:p>
     <w:p>
       <w:pPr>
-        <w:pStyle w:val="Compact"/>
-        <w:numPr>
-          <w:ilvl w:val="0"/>
-          <w:numId w:val="1014"/>
-        </w:numPr>
-      </w:pPr>
-      <w:r>
-        <w:t xml:space="preserve">Can we identify pairwise comparisons of means that show meaningful differences?</w:t>
-      </w:r>
-    </w:p>
-    <w:p>
-      <w:pPr>
         <w:pStyle w:val="FirstParagraph"/>
+      </w:pPr>
+      <w:r>
+        <w:t xml:space="preserve">ANOVA suggests that the means aren’t likely to all be the same, but we really want to make pairwise comparisons. For example, is Best meaningfully different from High?</w:t>
+      </w:r>
+    </w:p>
+    <w:p>
+      <w:pPr>
+        <w:pStyle w:val="BodyText"/>
       </w:pPr>
       <w:r>
         <w:t xml:space="preserve">There are two (main) methods we’ll study to estimate the difference between specific pairs of means with uncertainty intervals, while dealing with the problem of multiple comparisons.</w:t>
@@ -6860,7 +6535,7 @@
         </w:numPr>
       </w:pPr>
       <w:r>
-        <w:t xml:space="preserve">Holm-Bonferroni pairwise comparisons (today)</w:t>
+        <w:t xml:space="preserve">Bonferroni pairwise comparisons</w:t>
       </w:r>
     </w:p>
     <w:p>
@@ -6872,40 +6547,17 @@
         </w:numPr>
       </w:pPr>
       <w:r>
-        <w:t xml:space="preserve">Tukey’s HSD (Honestly Significant Differences) approach (soon)</w:t>
-      </w:r>
-    </w:p>
-    <w:bookmarkEnd w:id="53"/>
-    <w:bookmarkStart w:id="54" w:name="compare-behavior-group-means"/>
+        <w:t xml:space="preserve">Tukey’s HSD (Honestly Significant Differences) approach</w:t>
+      </w:r>
+    </w:p>
+    <w:bookmarkEnd w:id="43"/>
+    <w:bookmarkStart w:id="44" w:name="just-run-all-of-the-pooled-t-tests"/>
     <w:p>
       <w:pPr>
         <w:pStyle w:val="Heading2"/>
       </w:pPr>
       <w:r>
-        <w:t xml:space="preserve">Compare</w:t>
-      </w:r>
-      <w:r>
-        <w:t xml:space="preserve"> </w:t>
-      </w:r>
-      <w:r>
-        <w:rPr>
-          <w:rStyle w:val="VerbatimChar"/>
-        </w:rPr>
-        <w:t xml:space="preserve">behavior</w:t>
-      </w:r>
-      <w:r>
-        <w:t xml:space="preserve"> </w:t>
-      </w:r>
-      <w:r>
-        <w:t xml:space="preserve">group means?</w:t>
-      </w:r>
-    </w:p>
-    <w:p>
-      <w:pPr>
-        <w:pStyle w:val="FirstParagraph"/>
-      </w:pPr>
-      <w:r>
-        <w:t xml:space="preserve">ANOVA suggests that the means aren’t likely to all be the same, but we really want to make pairwise comparisons…</w:t>
+        <w:t xml:space="preserve">Just run all of the pooled t tests?</w:t>
       </w:r>
     </w:p>
     <w:p>
@@ -6916,7 +6568,7 @@
         <w:rPr>
           <w:rStyle w:val="FunctionTok"/>
         </w:rPr>
-        <w:t xml:space="preserve">estimate_means</w:t>
+        <w:t xml:space="preserve">estimate_contrasts</w:t>
       </w:r>
       <w:r>
         <w:rPr>
@@ -6946,6 +6598,30 @@
         <w:rPr>
           <w:rStyle w:val="NormalTok"/>
         </w:rPr>
+        <w:t xml:space="preserve">, </w:t>
+      </w:r>
+      <w:r>
+        <w:rPr>
+          <w:rStyle w:val="AttributeTok"/>
+        </w:rPr>
+        <w:t xml:space="preserve">p_adjust =</w:t>
+      </w:r>
+      <w:r>
+        <w:rPr>
+          <w:rStyle w:val="NormalTok"/>
+        </w:rPr>
+        <w:t xml:space="preserve"> </w:t>
+      </w:r>
+      <w:r>
+        <w:rPr>
+          <w:rStyle w:val="StringTok"/>
+        </w:rPr>
+        <w:t xml:space="preserve">"none"</w:t>
+      </w:r>
+      <w:r>
+        <w:rPr>
+          <w:rStyle w:val="NormalTok"/>
+        </w:rPr>
         <w:t xml:space="preserve">)</w:t>
       </w:r>
     </w:p>
@@ -6957,7 +6633,7 @@
         <w:rPr>
           <w:rStyle w:val="VerbatimChar"/>
         </w:rPr>
-        <w:t xml:space="preserve">We selected `by=c("hfactor")`.</w:t>
+        <w:t xml:space="preserve">We selected `contrast=c("hfactor")`.</w:t>
       </w:r>
     </w:p>
     <w:p>
@@ -6968,64 +6644,82 @@
         <w:rPr>
           <w:rStyle w:val="VerbatimChar"/>
         </w:rPr>
-        <w:t xml:space="preserve">Estimated Marginal Means</w:t>
-      </w:r>
-      <w:r>
-        <w:br/>
-      </w:r>
-      <w:r>
-        <w:br/>
-      </w:r>
-      <w:r>
-        <w:rPr>
-          <w:rStyle w:val="VerbatimChar"/>
-        </w:rPr>
-        <w:t xml:space="preserve">hfactor |  Mean |   SE |         99% CI | t(84)</w:t>
-      </w:r>
-      <w:r>
-        <w:br/>
-      </w:r>
-      <w:r>
-        <w:rPr>
-          <w:rStyle w:val="VerbatimChar"/>
-        </w:rPr>
-        <w:t xml:space="preserve">-----------------------------------------------</w:t>
-      </w:r>
-      <w:r>
-        <w:br/>
-      </w:r>
-      <w:r>
-        <w:rPr>
-          <w:rStyle w:val="VerbatimChar"/>
-        </w:rPr>
-        <w:t xml:space="preserve">Worst   | -0.51 | 0.06 | [-0.68, -0.35] | -8.17</w:t>
-      </w:r>
-      <w:r>
-        <w:br/>
-      </w:r>
-      <w:r>
-        <w:rPr>
-          <w:rStyle w:val="VerbatimChar"/>
-        </w:rPr>
-        <w:t xml:space="preserve">Low     | -0.10 | 0.06 | [-0.27,  0.07] | -1.59</w:t>
-      </w:r>
-      <w:r>
-        <w:br/>
-      </w:r>
-      <w:r>
-        <w:rPr>
-          <w:rStyle w:val="VerbatimChar"/>
-        </w:rPr>
-        <w:t xml:space="preserve">High    |  0.30 | 0.06 | [ 0.13,  0.46] |  4.72</w:t>
-      </w:r>
-      <w:r>
-        <w:br/>
-      </w:r>
-      <w:r>
-        <w:rPr>
-          <w:rStyle w:val="VerbatimChar"/>
-        </w:rPr>
-        <w:t xml:space="preserve">Best    |  0.68 | 0.06 | [ 0.52,  0.85] | 10.87</w:t>
+        <w:t xml:space="preserve">Marginal Contrasts Analysis</w:t>
+      </w:r>
+      <w:r>
+        <w:br/>
+      </w:r>
+      <w:r>
+        <w:br/>
+      </w:r>
+      <w:r>
+        <w:rPr>
+          <w:rStyle w:val="VerbatimChar"/>
+        </w:rPr>
+        <w:t xml:space="preserve">Level1 | Level2 | Difference |   SE |       99% CI | t(84) |      p</w:t>
+      </w:r>
+      <w:r>
+        <w:br/>
+      </w:r>
+      <w:r>
+        <w:rPr>
+          <w:rStyle w:val="VerbatimChar"/>
+        </w:rPr>
+        <w:t xml:space="preserve">-------------------------------------------------------------------</w:t>
+      </w:r>
+      <w:r>
+        <w:br/>
+      </w:r>
+      <w:r>
+        <w:rPr>
+          <w:rStyle w:val="VerbatimChar"/>
+        </w:rPr>
+        <w:t xml:space="preserve">Low    | Worst  |       0.41 | 0.09 | [0.18, 0.65] |  4.65 | &lt; .001</w:t>
+      </w:r>
+      <w:r>
+        <w:br/>
+      </w:r>
+      <w:r>
+        <w:rPr>
+          <w:rStyle w:val="VerbatimChar"/>
+        </w:rPr>
+        <w:t xml:space="preserve">High   | Worst  |       0.81 | 0.09 | [0.58, 1.04] |  9.12 | &lt; .001</w:t>
+      </w:r>
+      <w:r>
+        <w:br/>
+      </w:r>
+      <w:r>
+        <w:rPr>
+          <w:rStyle w:val="VerbatimChar"/>
+        </w:rPr>
+        <w:t xml:space="preserve">Best   | Worst  |       1.20 | 0.09 | [0.96, 1.43] | 13.47 | &lt; .001</w:t>
+      </w:r>
+      <w:r>
+        <w:br/>
+      </w:r>
+      <w:r>
+        <w:rPr>
+          <w:rStyle w:val="VerbatimChar"/>
+        </w:rPr>
+        <w:t xml:space="preserve">High   | Low    |       0.40 | 0.09 | [0.16, 0.63] |  4.46 | &lt; .001</w:t>
+      </w:r>
+      <w:r>
+        <w:br/>
+      </w:r>
+      <w:r>
+        <w:rPr>
+          <w:rStyle w:val="VerbatimChar"/>
+        </w:rPr>
+        <w:t xml:space="preserve">Best   | Low    |       0.78 | 0.09 | [0.55, 1.02] |  8.81 | &lt; .001</w:t>
+      </w:r>
+      <w:r>
+        <w:br/>
+      </w:r>
+      <w:r>
+        <w:rPr>
+          <w:rStyle w:val="VerbatimChar"/>
+        </w:rPr>
+        <w:t xml:space="preserve">Best   | High   |       0.39 | 0.09 | [0.15, 0.62] |  4.35 | &lt; .001</w:t>
       </w:r>
       <w:r>
         <w:br/>
@@ -7046,215 +6740,6 @@
         <w:rPr>
           <w:rStyle w:val="VerbatimChar"/>
         </w:rPr>
-        <w:t xml:space="preserve">Predictors modulated: hfactor</w:t>
-      </w:r>
-    </w:p>
-    <w:p>
-      <w:pPr>
-        <w:pStyle w:val="FirstParagraph"/>
-      </w:pPr>
-      <w:r>
-        <w:t xml:space="preserve">For example, is Best meaningfully different from High?</w:t>
-      </w:r>
-    </w:p>
-    <w:bookmarkEnd w:id="54"/>
-    <w:bookmarkStart w:id="55" w:name="just-run-a-bunch-of-t-tests"/>
-    <w:p>
-      <w:pPr>
-        <w:pStyle w:val="Heading2"/>
-      </w:pPr>
-      <w:r>
-        <w:t xml:space="preserve">Just run a bunch of t tests?</w:t>
-      </w:r>
-    </w:p>
-    <w:p>
-      <w:pPr>
-        <w:pStyle w:val="FirstParagraph"/>
-      </w:pPr>
-      <w:r>
-        <w:t xml:space="preserve">Assumes you need no adjustment for the fact that you are doing multiple comparisons at once.</w:t>
-      </w:r>
-    </w:p>
-    <w:p>
-      <w:pPr>
-        <w:pStyle w:val="SourceCode"/>
-      </w:pPr>
-      <w:r>
-        <w:rPr>
-          <w:rStyle w:val="FunctionTok"/>
-        </w:rPr>
-        <w:t xml:space="preserve">estimate_contrasts</w:t>
-      </w:r>
-      <w:r>
-        <w:rPr>
-          <w:rStyle w:val="NormalTok"/>
-        </w:rPr>
-        <w:t xml:space="preserve">(fit1, </w:t>
-      </w:r>
-      <w:r>
-        <w:rPr>
-          <w:rStyle w:val="AttributeTok"/>
-        </w:rPr>
-        <w:t xml:space="preserve">ci =</w:t>
-      </w:r>
-      <w:r>
-        <w:rPr>
-          <w:rStyle w:val="NormalTok"/>
-        </w:rPr>
-        <w:t xml:space="preserve"> </w:t>
-      </w:r>
-      <w:r>
-        <w:rPr>
-          <w:rStyle w:val="FloatTok"/>
-        </w:rPr>
-        <w:t xml:space="preserve">0.99</w:t>
-      </w:r>
-      <w:r>
-        <w:rPr>
-          <w:rStyle w:val="NormalTok"/>
-        </w:rPr>
-        <w:t xml:space="preserve">, </w:t>
-      </w:r>
-      <w:r>
-        <w:rPr>
-          <w:rStyle w:val="AttributeTok"/>
-        </w:rPr>
-        <w:t xml:space="preserve">p_adjust =</w:t>
-      </w:r>
-      <w:r>
-        <w:rPr>
-          <w:rStyle w:val="NormalTok"/>
-        </w:rPr>
-        <w:t xml:space="preserve"> </w:t>
-      </w:r>
-      <w:r>
-        <w:rPr>
-          <w:rStyle w:val="StringTok"/>
-        </w:rPr>
-        <w:t xml:space="preserve">"none"</w:t>
-      </w:r>
-      <w:r>
-        <w:rPr>
-          <w:rStyle w:val="NormalTok"/>
-        </w:rPr>
-        <w:t xml:space="preserve">)</w:t>
-      </w:r>
-    </w:p>
-    <w:p>
-      <w:pPr>
-        <w:pStyle w:val="SourceCode"/>
-      </w:pPr>
-      <w:r>
-        <w:rPr>
-          <w:rStyle w:val="VerbatimChar"/>
-        </w:rPr>
-        <w:t xml:space="preserve">We selected `contrast=c("hfactor")`.</w:t>
-      </w:r>
-    </w:p>
-    <w:p>
-      <w:pPr>
-        <w:pStyle w:val="SourceCode"/>
-      </w:pPr>
-      <w:r>
-        <w:rPr>
-          <w:rStyle w:val="VerbatimChar"/>
-        </w:rPr>
-        <w:t xml:space="preserve">Marginal Contrasts Analysis</w:t>
-      </w:r>
-      <w:r>
-        <w:br/>
-      </w:r>
-      <w:r>
-        <w:br/>
-      </w:r>
-      <w:r>
-        <w:rPr>
-          <w:rStyle w:val="VerbatimChar"/>
-        </w:rPr>
-        <w:t xml:space="preserve">Level1 | Level2 | Difference |   SE |       99% CI | t(84) |      p</w:t>
-      </w:r>
-      <w:r>
-        <w:br/>
-      </w:r>
-      <w:r>
-        <w:rPr>
-          <w:rStyle w:val="VerbatimChar"/>
-        </w:rPr>
-        <w:t xml:space="preserve">-------------------------------------------------------------------</w:t>
-      </w:r>
-      <w:r>
-        <w:br/>
-      </w:r>
-      <w:r>
-        <w:rPr>
-          <w:rStyle w:val="VerbatimChar"/>
-        </w:rPr>
-        <w:t xml:space="preserve">Low    | Worst  |       0.41 | 0.09 | [0.18, 0.65] |  4.65 | &lt; .001</w:t>
-      </w:r>
-      <w:r>
-        <w:br/>
-      </w:r>
-      <w:r>
-        <w:rPr>
-          <w:rStyle w:val="VerbatimChar"/>
-        </w:rPr>
-        <w:t xml:space="preserve">High   | Worst  |       0.81 | 0.09 | [0.58, 1.04] |  9.12 | &lt; .001</w:t>
-      </w:r>
-      <w:r>
-        <w:br/>
-      </w:r>
-      <w:r>
-        <w:rPr>
-          <w:rStyle w:val="VerbatimChar"/>
-        </w:rPr>
-        <w:t xml:space="preserve">Best   | Worst  |       1.20 | 0.09 | [0.96, 1.43] | 13.47 | &lt; .001</w:t>
-      </w:r>
-      <w:r>
-        <w:br/>
-      </w:r>
-      <w:r>
-        <w:rPr>
-          <w:rStyle w:val="VerbatimChar"/>
-        </w:rPr>
-        <w:t xml:space="preserve">High   | Low    |       0.40 | 0.09 | [0.16, 0.63] |  4.46 | &lt; .001</w:t>
-      </w:r>
-      <w:r>
-        <w:br/>
-      </w:r>
-      <w:r>
-        <w:rPr>
-          <w:rStyle w:val="VerbatimChar"/>
-        </w:rPr>
-        <w:t xml:space="preserve">Best   | Low    |       0.78 | 0.09 | [0.55, 1.02] |  8.81 | &lt; .001</w:t>
-      </w:r>
-      <w:r>
-        <w:br/>
-      </w:r>
-      <w:r>
-        <w:rPr>
-          <w:rStyle w:val="VerbatimChar"/>
-        </w:rPr>
-        <w:t xml:space="preserve">Best   | High   |       0.39 | 0.09 | [0.15, 0.62] |  4.35 | &lt; .001</w:t>
-      </w:r>
-      <w:r>
-        <w:br/>
-      </w:r>
-      <w:r>
-        <w:br/>
-      </w:r>
-      <w:r>
-        <w:rPr>
-          <w:rStyle w:val="VerbatimChar"/>
-        </w:rPr>
-        <w:t xml:space="preserve">Variable predicted: h_out24</w:t>
-      </w:r>
-      <w:r>
-        <w:br/>
-      </w:r>
-      <w:r>
-        <w:rPr>
-          <w:rStyle w:val="VerbatimChar"/>
-        </w:rPr>
         <w:t xml:space="preserve">Predictors contrasted: hfactor</w:t>
       </w:r>
       <w:r>
@@ -7267,8 +6752,8 @@
         <w:t xml:space="preserve">p-values are uncorrected.</w:t>
       </w:r>
     </w:p>
-    <w:bookmarkEnd w:id="55"/>
-    <w:bookmarkStart w:id="56" w:name="the-problem-of-multiple-comparisons"/>
+    <w:bookmarkEnd w:id="44"/>
+    <w:bookmarkStart w:id="45" w:name="the-problem-of-multiple-comparisons"/>
     <w:p>
       <w:pPr>
         <w:pStyle w:val="Heading2"/>
@@ -7309,8 +6794,8 @@
         <w:t xml:space="preserve">What is the combined error rate across those two t tests?</w:t>
       </w:r>
     </w:p>
-    <w:bookmarkEnd w:id="56"/>
-    <w:bookmarkStart w:id="57" w:name="multiple-comparisons"/>
+    <w:bookmarkEnd w:id="45"/>
+    <w:bookmarkStart w:id="46" w:name="multiple-comparisons"/>
     <w:p>
       <w:pPr>
         <w:pStyle w:val="Heading2"/>
@@ -7424,8 +6909,8 @@
         <w:t xml:space="preserve">Now, run the second test. Assume (perhaps wrongly) that comparing A to C is independent of your A-B test result. What is the error rate now?</w:t>
       </w:r>
     </w:p>
-    <w:bookmarkEnd w:id="57"/>
-    <w:bookmarkStart w:id="58" w:name="multiple-comparisons-1"/>
+    <w:bookmarkEnd w:id="46"/>
+    <w:bookmarkStart w:id="47" w:name="multiple-comparisons-1"/>
     <w:p>
       <w:pPr>
         <w:pStyle w:val="Heading2"/>
@@ -7705,8 +7190,8 @@
         <w:t xml:space="preserve">error rate.</w:t>
       </w:r>
     </w:p>
-    <w:bookmarkEnd w:id="58"/>
-    <w:bookmarkStart w:id="59" w:name="but-were-building-six-tests"/>
+    <w:bookmarkEnd w:id="47"/>
+    <w:bookmarkStart w:id="48" w:name="but-were-building-six-tests"/>
     <w:p>
       <w:pPr>
         <w:pStyle w:val="Heading2"/>
@@ -8041,8 +7526,8 @@
         <w:t xml:space="preserve">Or worse, if they’re not independent.</w:t>
       </w:r>
     </w:p>
-    <w:bookmarkEnd w:id="59"/>
-    <w:bookmarkStart w:id="60" w:name="the-bonferroni-method"/>
+    <w:bookmarkEnd w:id="48"/>
+    <w:bookmarkStart w:id="49" w:name="the-bonferroni-method"/>
     <w:p>
       <w:pPr>
         <w:pStyle w:val="Heading2"/>
@@ -8096,8 +7581,8 @@
         <w:t xml:space="preserve">across the 6 tests. We can obtain the relevant confidence intervals and p values…</w:t>
       </w:r>
     </w:p>
-    <w:bookmarkEnd w:id="60"/>
-    <w:bookmarkStart w:id="61" w:name="bonferroni-cis-and-p-values"/>
+    <w:bookmarkEnd w:id="49"/>
+    <w:bookmarkStart w:id="50" w:name="bonferroni-cis-and-p-values"/>
     <w:p>
       <w:pPr>
         <w:pStyle w:val="Heading2"/>
@@ -8171,15 +7656,6 @@
         <w:t xml:space="preserve">, </w:t>
       </w:r>
       <w:r>
-        <w:br/>
-      </w:r>
-      <w:r>
-        <w:rPr>
-          <w:rStyle w:val="NormalTok"/>
-        </w:rPr>
-        <w:t xml:space="preserve">            </w:t>
-      </w:r>
-      <w:r>
         <w:rPr>
           <w:rStyle w:val="AttributeTok"/>
         </w:rPr>
@@ -8323,8 +7799,8 @@
         <w:t xml:space="preserve">Signif. codes:  0 '***' 0.001 '**' 0.01 '*' 0.05 '.' 0.1 ' ' 1</w:t>
       </w:r>
     </w:p>
-    <w:bookmarkEnd w:id="61"/>
-    <w:bookmarkStart w:id="65" w:name="plotting-the-bonferroni-intervals"/>
+    <w:bookmarkEnd w:id="50"/>
+    <w:bookmarkStart w:id="54" w:name="plotting-the-bonferroni-intervals"/>
     <w:p>
       <w:pPr>
         <w:pStyle w:val="Heading2"/>
@@ -8500,16 +7976,7 @@
         <w:rPr>
           <w:rStyle w:val="NormalTok"/>
         </w:rPr>
-        <w:t xml:space="preserve">,</w:t>
-      </w:r>
-      <w:r>
-        <w:br/>
-      </w:r>
-      <w:r>
-        <w:rPr>
-          <w:rStyle w:val="NormalTok"/>
-        </w:rPr>
-        <w:t xml:space="preserve">      </w:t>
+        <w:t xml:space="preserve">, </w:t>
       </w:r>
       <w:r>
         <w:rPr>
@@ -8545,18 +8012,18 @@
           <wp:inline>
             <wp:extent cx="4620126" cy="3696101"/>
             <wp:effectExtent b="0" l="0" r="0" t="0"/>
-            <wp:docPr descr="" title="" id="63" name="Picture"/>
+            <wp:docPr descr="" title="" id="52" name="Picture"/>
             <a:graphic>
               <a:graphicData uri="http://schemas.openxmlformats.org/drawingml/2006/picture">
                 <pic:pic>
                   <pic:nvPicPr>
-                    <pic:cNvPr descr="class08w_files/figure-docx/unnamed-chunk-17-1.png" id="64" name="Picture"/>
+                    <pic:cNvPr descr="class08w_files/figure-docx/unnamed-chunk-14-1.png" id="53" name="Picture"/>
                     <pic:cNvPicPr>
                       <a:picLocks noChangeArrowheads="1" noChangeAspect="1"/>
                     </pic:cNvPicPr>
                   </pic:nvPicPr>
                   <pic:blipFill>
-                    <a:blip r:embed="rId62"/>
+                    <a:blip r:embed="rId51"/>
                     <a:stretch>
                       <a:fillRect/>
                     </a:stretch>
@@ -8583,24 +8050,14 @@
         </w:drawing>
       </w:r>
     </w:p>
-    <w:bookmarkEnd w:id="65"/>
-    <w:bookmarkEnd w:id="66"/>
-    <w:bookmarkStart w:id="73" w:name="standing-break"/>
-    <w:p>
-      <w:pPr>
-        <w:pStyle w:val="Heading1"/>
-      </w:pPr>
-      <w:r>
-        <w:t xml:space="preserve">Standing Break</w:t>
-      </w:r>
-    </w:p>
-    <w:bookmarkStart w:id="67" w:name="better-approach-holm-bonferroni"/>
+    <w:bookmarkEnd w:id="54"/>
+    <w:bookmarkStart w:id="55" w:name="what-about-tukey-hsd-intervals"/>
     <w:p>
       <w:pPr>
         <w:pStyle w:val="Heading2"/>
       </w:pPr>
       <w:r>
-        <w:t xml:space="preserve">Better Approach: Holm-Bonferroni</w:t>
+        <w:t xml:space="preserve">What about Tukey HSD intervals?</w:t>
       </w:r>
     </w:p>
     <w:p>
@@ -8608,328 +8065,454 @@
         <w:pStyle w:val="FirstParagraph"/>
       </w:pPr>
       <w:r>
-        <w:t xml:space="preserve">Suppose you have</w:t>
-      </w:r>
-      <w:r>
-        <w:t xml:space="preserve"> </w:t>
-      </w:r>
-      <m:oMath>
-        <m:r>
-          <m:t>m</m:t>
-        </m:r>
-      </m:oMath>
-      <w:r>
-        <w:t xml:space="preserve"> </w:t>
-      </w:r>
-      <w:r>
-        <w:t xml:space="preserve">comparisons, with p-values sorted from low to high as</w:t>
-      </w:r>
-      <w:r>
-        <w:t xml:space="preserve"> </w:t>
-      </w:r>
-      <m:oMath>
-        <m:sSub>
-          <m:e>
-            <m:r>
-              <m:t>p</m:t>
-            </m:r>
-          </m:e>
-          <m:sub>
-            <m:r>
-              <m:t>1</m:t>
-            </m:r>
-          </m:sub>
-        </m:sSub>
-      </m:oMath>
-      <w:r>
+        <w:t xml:space="preserve">Tukey’s HSD approach is a better choice than Bonferroni for</w:t>
+      </w:r>
+      <w:r>
+        <w:t xml:space="preserve"> </w:t>
+      </w:r>
+      <w:r>
+        <w:rPr>
+          <w:b/>
+          <w:bCs/>
+        </w:rPr>
+        <w:t xml:space="preserve">pre-planned comparisons</w:t>
+      </w:r>
+      <w:r>
+        <w:t xml:space="preserve"> </w:t>
+      </w:r>
+      <w:r>
+        <w:t xml:space="preserve">with a</w:t>
+      </w:r>
+      <w:r>
+        <w:t xml:space="preserve"> </w:t>
+      </w:r>
+      <w:r>
+        <w:rPr>
+          <w:b/>
+          <w:bCs/>
+        </w:rPr>
+        <w:t xml:space="preserve">balanced (or nearly balanced)</w:t>
+      </w:r>
+      <w:r>
+        <w:t xml:space="preserve"> </w:t>
+      </w:r>
+      <w:r>
+        <w:t xml:space="preserve">design. Which should we use here?</w:t>
+      </w:r>
+    </w:p>
+    <w:p>
+      <w:pPr>
+        <w:pStyle w:val="SourceCode"/>
+      </w:pPr>
+      <w:r>
+        <w:rPr>
+          <w:rStyle w:val="FunctionTok"/>
+        </w:rPr>
+        <w:t xml:space="preserve">PostHocTest</w:t>
+      </w:r>
+      <w:r>
+        <w:rPr>
+          <w:rStyle w:val="NormalTok"/>
+        </w:rPr>
+        <w:t xml:space="preserve">(</w:t>
+      </w:r>
+      <w:r>
+        <w:rPr>
+          <w:rStyle w:val="FunctionTok"/>
+        </w:rPr>
+        <w:t xml:space="preserve">aov</w:t>
+      </w:r>
+      <w:r>
+        <w:rPr>
+          <w:rStyle w:val="NormalTok"/>
+        </w:rPr>
+        <w:t xml:space="preserve">(fit1), </w:t>
+      </w:r>
+      <w:r>
+        <w:rPr>
+          <w:rStyle w:val="AttributeTok"/>
+        </w:rPr>
+        <w:t xml:space="preserve">method =</w:t>
+      </w:r>
+      <w:r>
+        <w:rPr>
+          <w:rStyle w:val="NormalTok"/>
+        </w:rPr>
+        <w:t xml:space="preserve"> </w:t>
+      </w:r>
+      <w:r>
+        <w:rPr>
+          <w:rStyle w:val="StringTok"/>
+        </w:rPr>
+        <w:t xml:space="preserve">"hsd"</w:t>
+      </w:r>
+      <w:r>
+        <w:rPr>
+          <w:rStyle w:val="NormalTok"/>
+        </w:rPr>
+        <w:t xml:space="preserve">, </w:t>
+      </w:r>
+      <w:r>
+        <w:rPr>
+          <w:rStyle w:val="AttributeTok"/>
+        </w:rPr>
+        <w:t xml:space="preserve">conf.level =</w:t>
+      </w:r>
+      <w:r>
+        <w:rPr>
+          <w:rStyle w:val="NormalTok"/>
+        </w:rPr>
+        <w:t xml:space="preserve"> </w:t>
+      </w:r>
+      <w:r>
+        <w:rPr>
+          <w:rStyle w:val="FloatTok"/>
+        </w:rPr>
+        <w:t xml:space="preserve">0.99</w:t>
+      </w:r>
+      <w:r>
+        <w:rPr>
+          <w:rStyle w:val="NormalTok"/>
+        </w:rPr>
+        <w:t xml:space="preserve">, </w:t>
+      </w:r>
+      <w:r>
+        <w:rPr>
+          <w:rStyle w:val="AttributeTok"/>
+        </w:rPr>
+        <w:t xml:space="preserve">ordered =</w:t>
+      </w:r>
+      <w:r>
+        <w:rPr>
+          <w:rStyle w:val="NormalTok"/>
+        </w:rPr>
+        <w:t xml:space="preserve"> </w:t>
+      </w:r>
+      <w:r>
+        <w:rPr>
+          <w:rStyle w:val="ConstantTok"/>
+        </w:rPr>
+        <w:t xml:space="preserve">TRUE</w:t>
+      </w:r>
+      <w:r>
+        <w:rPr>
+          <w:rStyle w:val="NormalTok"/>
+        </w:rPr>
+        <w:t xml:space="preserve">)</w:t>
+      </w:r>
+    </w:p>
+    <w:p>
+      <w:pPr>
+        <w:pStyle w:val="SourceCode"/>
+      </w:pPr>
+      <w:r>
+        <w:br/>
+      </w:r>
+      <w:r>
+        <w:rPr>
+          <w:rStyle w:val="VerbatimChar"/>
+        </w:rPr>
+        <w:t xml:space="preserve">  Posthoc multiple comparisons of means : Tukey HSD </w:t>
+      </w:r>
+      <w:r>
+        <w:br/>
+      </w:r>
+      <w:r>
+        <w:rPr>
+          <w:rStyle w:val="VerbatimChar"/>
+        </w:rPr>
+        <w:t xml:space="preserve">    99% family-wise confidence level</w:t>
+      </w:r>
+      <w:r>
+        <w:br/>
+      </w:r>
+      <w:r>
+        <w:rPr>
+          <w:rStyle w:val="VerbatimChar"/>
+        </w:rPr>
+        <w:t xml:space="preserve">    factor levels have been ordered</w:t>
+      </w:r>
+      <w:r>
+        <w:br/>
+      </w:r>
+      <w:r>
+        <w:br/>
+      </w:r>
+      <w:r>
+        <w:rPr>
+          <w:rStyle w:val="VerbatimChar"/>
+        </w:rPr>
+        <w:t xml:space="preserve">$hfactor</w:t>
+      </w:r>
+      <w:r>
+        <w:br/>
+      </w:r>
+      <w:r>
+        <w:rPr>
+          <w:rStyle w:val="VerbatimChar"/>
+        </w:rPr>
+        <w:t xml:space="preserve">                diff    lwr.ci    upr.ci    pval    </w:t>
+      </w:r>
+      <w:r>
+        <w:br/>
+      </w:r>
+      <w:r>
+        <w:rPr>
+          <w:rStyle w:val="VerbatimChar"/>
+        </w:rPr>
+        <w:t xml:space="preserve">Low-Worst  0.4131818 0.1282141 0.6981495 7.0e-05 ***</w:t>
+      </w:r>
+      <w:r>
+        <w:br/>
+      </w:r>
+      <w:r>
+        <w:rPr>
+          <w:rStyle w:val="VerbatimChar"/>
+        </w:rPr>
+        <w:t xml:space="preserve">High-Worst 0.8095455 0.5245777 1.0945132 1.6e-10 ***</w:t>
+      </w:r>
+      <w:r>
+        <w:br/>
+      </w:r>
+      <w:r>
+        <w:rPr>
+          <w:rStyle w:val="VerbatimChar"/>
+        </w:rPr>
+        <w:t xml:space="preserve">Best-Worst 1.1959091 0.9109414 1.4808768 1.6e-10 ***</w:t>
+      </w:r>
+      <w:r>
+        <w:br/>
+      </w:r>
+      <w:r>
+        <w:rPr>
+          <w:rStyle w:val="VerbatimChar"/>
+        </w:rPr>
+        <w:t xml:space="preserve">High-Low   0.3963636 0.1113959 0.6813314 0.00014 ***</w:t>
+      </w:r>
+      <w:r>
+        <w:br/>
+      </w:r>
+      <w:r>
+        <w:rPr>
+          <w:rStyle w:val="VerbatimChar"/>
+        </w:rPr>
+        <w:t xml:space="preserve">Best-Low   0.7827273 0.4977595 1.0676950 1.6e-10 ***</w:t>
+      </w:r>
+      <w:r>
+        <w:br/>
+      </w:r>
+      <w:r>
+        <w:rPr>
+          <w:rStyle w:val="VerbatimChar"/>
+        </w:rPr>
+        <w:t xml:space="preserve">Best-High  0.3863636 0.1013959 0.6713314 0.00022 ***</w:t>
+      </w:r>
+      <w:r>
+        <w:br/>
+      </w:r>
+      <w:r>
+        <w:br/>
+      </w:r>
+      <w:r>
+        <w:rPr>
+          <w:rStyle w:val="VerbatimChar"/>
+        </w:rPr>
+        <w:t xml:space="preserve">---</w:t>
+      </w:r>
+      <w:r>
+        <w:br/>
+      </w:r>
+      <w:r>
+        <w:rPr>
+          <w:rStyle w:val="VerbatimChar"/>
+        </w:rPr>
+        <w:t xml:space="preserve">Signif. codes:  0 '***' 0.001 '**' 0.01 '*' 0.05 '.' 0.1 ' ' 1</w:t>
+      </w:r>
+    </w:p>
+    <w:bookmarkEnd w:id="55"/>
+    <w:bookmarkStart w:id="59" w:name="plot-means-with-tukey-hsd-cis"/>
+    <w:p>
+      <w:pPr>
+        <w:pStyle w:val="Heading2"/>
+      </w:pPr>
+      <w:r>
+        <w:t xml:space="preserve">Plot means with Tukey HSD CIs</w:t>
+      </w:r>
+    </w:p>
+    <w:p>
+      <w:pPr>
+        <w:pStyle w:val="SourceCode"/>
+      </w:pPr>
+      <w:r>
+        <w:rPr>
+          <w:rStyle w:val="FunctionTok"/>
+        </w:rPr>
+        <w:t xml:space="preserve">par</w:t>
+      </w:r>
+      <w:r>
+        <w:rPr>
+          <w:rStyle w:val="NormalTok"/>
+        </w:rPr>
+        <w:t xml:space="preserve">(</w:t>
+      </w:r>
+      <w:r>
+        <w:rPr>
+          <w:rStyle w:val="AttributeTok"/>
+        </w:rPr>
+        <w:t xml:space="preserve">mar=</w:t>
+      </w:r>
+      <w:r>
+        <w:rPr>
+          <w:rStyle w:val="FunctionTok"/>
+        </w:rPr>
+        <w:t xml:space="preserve">c</w:t>
+      </w:r>
+      <w:r>
+        <w:rPr>
+          <w:rStyle w:val="NormalTok"/>
+        </w:rPr>
+        <w:t xml:space="preserve">(</w:t>
+      </w:r>
+      <w:r>
+        <w:rPr>
+          <w:rStyle w:val="DecValTok"/>
+        </w:rPr>
+        <w:t xml:space="preserve">3</w:t>
+      </w:r>
+      <w:r>
+        <w:rPr>
+          <w:rStyle w:val="NormalTok"/>
+        </w:rPr>
         <w:t xml:space="preserve">,</w:t>
       </w:r>
       <w:r>
-        <w:t xml:space="preserve"> </w:t>
-      </w:r>
-      <m:oMath>
-        <m:sSub>
-          <m:e>
-            <m:r>
-              <m:t>p</m:t>
-            </m:r>
-          </m:e>
-          <m:sub>
-            <m:r>
-              <m:t>2</m:t>
-            </m:r>
-          </m:sub>
-        </m:sSub>
-      </m:oMath>
-      <w:r>
-        <w:t xml:space="preserve">, …,</w:t>
-      </w:r>
-      <w:r>
-        <w:t xml:space="preserve"> </w:t>
-      </w:r>
-      <m:oMath>
-        <m:sSub>
-          <m:e>
-            <m:r>
-              <m:t>p</m:t>
-            </m:r>
-          </m:e>
-          <m:sub>
-            <m:r>
-              <m:t>m</m:t>
-            </m:r>
-          </m:sub>
-        </m:sSub>
-      </m:oMath>
-      <w:r>
-        <w:t xml:space="preserve">.</w:t>
-      </w:r>
-    </w:p>
-    <w:p>
-      <w:pPr>
-        <w:pStyle w:val="Compact"/>
-        <w:numPr>
-          <w:ilvl w:val="0"/>
-          <w:numId w:val="1019"/>
-        </w:numPr>
-      </w:pPr>
-      <w:r>
-        <w:t xml:space="preserve">Is</w:t>
-      </w:r>
-      <w:r>
-        <w:t xml:space="preserve"> </w:t>
-      </w:r>
-      <m:oMath>
-        <m:sSub>
-          <m:e>
-            <m:r>
-              <m:t>p</m:t>
-            </m:r>
-          </m:e>
-          <m:sub>
-            <m:r>
-              <m:t>1</m:t>
-            </m:r>
-          </m:sub>
-        </m:sSub>
-        <m:r>
-          <m:rPr>
-            <m:sty m:val="p"/>
-          </m:rPr>
-          <m:t>&lt;</m:t>
-        </m:r>
-        <m:r>
-          <m:t>α</m:t>
-        </m:r>
-        <m:r>
-          <m:rPr>
-            <m:sty m:val="p"/>
-          </m:rPr>
-          <m:t>/</m:t>
-        </m:r>
-        <m:r>
-          <m:t>m</m:t>
-        </m:r>
-      </m:oMath>
-      <w:r>
-        <w:t xml:space="preserve">? If so, reject</w:t>
-      </w:r>
-      <w:r>
-        <w:t xml:space="preserve"> </w:t>
-      </w:r>
-      <m:oMath>
-        <m:sSub>
-          <m:e>
-            <m:r>
-              <m:t>H</m:t>
-            </m:r>
-          </m:e>
-          <m:sub>
-            <m:r>
-              <m:t>1</m:t>
-            </m:r>
-          </m:sub>
-        </m:sSub>
-      </m:oMath>
-      <w:r>
-        <w:t xml:space="preserve"> </w:t>
-      </w:r>
-      <w:r>
-        <w:t xml:space="preserve">and continue, otherwise STOP.</w:t>
-      </w:r>
-    </w:p>
-    <w:p>
-      <w:pPr>
-        <w:pStyle w:val="Compact"/>
-        <w:numPr>
-          <w:ilvl w:val="0"/>
-          <w:numId w:val="1019"/>
-        </w:numPr>
-      </w:pPr>
-      <w:r>
-        <w:t xml:space="preserve">Is</w:t>
-      </w:r>
-      <w:r>
-        <w:t xml:space="preserve"> </w:t>
-      </w:r>
-      <m:oMath>
-        <m:sSub>
-          <m:e>
-            <m:r>
-              <m:t>p</m:t>
-            </m:r>
-          </m:e>
-          <m:sub>
-            <m:r>
-              <m:t>2</m:t>
-            </m:r>
-          </m:sub>
-        </m:sSub>
-        <m:r>
-          <m:rPr>
-            <m:sty m:val="p"/>
-          </m:rPr>
-          <m:t>&lt;</m:t>
-        </m:r>
-        <m:r>
-          <m:t>α</m:t>
-        </m:r>
-        <m:r>
-          <m:rPr>
-            <m:sty m:val="p"/>
-          </m:rPr>
-          <m:t>/</m:t>
-        </m:r>
-        <m:r>
-          <m:rPr>
-            <m:sty m:val="p"/>
-          </m:rPr>
-          <m:t>(</m:t>
-        </m:r>
-        <m:r>
-          <m:t>m</m:t>
-        </m:r>
-        <m:r>
-          <m:rPr>
-            <m:sty m:val="p"/>
-          </m:rPr>
-          <m:t>−</m:t>
-        </m:r>
-        <m:r>
-          <m:t>1</m:t>
-        </m:r>
-        <m:r>
-          <m:rPr>
-            <m:sty m:val="p"/>
-          </m:rPr>
-          <m:t>)</m:t>
-        </m:r>
-      </m:oMath>
-      <w:r>
-        <w:t xml:space="preserve">? If so, reject</w:t>
-      </w:r>
-      <w:r>
-        <w:t xml:space="preserve"> </w:t>
-      </w:r>
-      <m:oMath>
-        <m:sSub>
-          <m:e>
-            <m:r>
-              <m:t>H</m:t>
-            </m:r>
-          </m:e>
-          <m:sub>
-            <m:r>
-              <m:t>2</m:t>
-            </m:r>
-          </m:sub>
-        </m:sSub>
-      </m:oMath>
-      <w:r>
-        <w:t xml:space="preserve"> </w:t>
-      </w:r>
-      <w:r>
-        <w:t xml:space="preserve">and continue, else STOP.</w:t>
-      </w:r>
-    </w:p>
-    <w:p>
-      <w:pPr>
-        <w:pStyle w:val="Compact"/>
-        <w:numPr>
-          <w:ilvl w:val="0"/>
-          <w:numId w:val="1019"/>
-        </w:numPr>
-      </w:pPr>
-      <w:r>
-        <w:t xml:space="preserve">and so on…</w:t>
-      </w:r>
-    </w:p>
-    <w:bookmarkEnd w:id="67"/>
-    <w:bookmarkStart w:id="68" w:name="holm-bonferroni-approach"/>
-    <w:p>
-      <w:pPr>
-        <w:pStyle w:val="Heading2"/>
-      </w:pPr>
-      <w:r>
-        <w:t xml:space="preserve">Holm-Bonferroni Approach</w:t>
-      </w:r>
-    </w:p>
-    <w:p>
-      <w:pPr>
-        <w:pStyle w:val="FirstParagraph"/>
-      </w:pPr>
-      <w:r>
-        <w:t xml:space="preserve">Uniformly more powerful than Bonferroni, while preserving the overall false positive rate at</w:t>
-      </w:r>
-      <w:r>
-        <w:t xml:space="preserve"> </w:t>
-      </w:r>
-      <m:oMath>
-        <m:r>
-          <m:t>α</m:t>
-        </m:r>
-      </m:oMath>
-      <w:r>
-        <w:t xml:space="preserve">. But only the</w:t>
-      </w:r>
-      <w:r>
-        <w:t xml:space="preserve"> </w:t>
-      </w:r>
-      <w:r>
-        <w:rPr>
-          <w:i/>
-          <w:iCs/>
-        </w:rPr>
-        <w:t xml:space="preserve">p</w:t>
-      </w:r>
-      <w:r>
-        <w:t xml:space="preserve"> </w:t>
-      </w:r>
-      <w:r>
-        <w:t xml:space="preserve">values change here!</w:t>
-      </w:r>
-    </w:p>
-    <w:p>
-      <w:pPr>
-        <w:pStyle w:val="SourceCode"/>
-      </w:pPr>
+        <w:rPr>
+          <w:rStyle w:val="DecValTok"/>
+        </w:rPr>
+        <w:t xml:space="preserve">10</w:t>
+      </w:r>
+      <w:r>
+        <w:rPr>
+          <w:rStyle w:val="NormalTok"/>
+        </w:rPr>
+        <w:t xml:space="preserve">,</w:t>
+      </w:r>
+      <w:r>
+        <w:rPr>
+          <w:rStyle w:val="DecValTok"/>
+        </w:rPr>
+        <w:t xml:space="preserve">3</w:t>
+      </w:r>
+      <w:r>
+        <w:rPr>
+          <w:rStyle w:val="NormalTok"/>
+        </w:rPr>
+        <w:t xml:space="preserve">,</w:t>
+      </w:r>
+      <w:r>
+        <w:rPr>
+          <w:rStyle w:val="DecValTok"/>
+        </w:rPr>
+        <w:t xml:space="preserve">3</w:t>
+      </w:r>
+      <w:r>
+        <w:rPr>
+          <w:rStyle w:val="NormalTok"/>
+        </w:rPr>
+        <w:t xml:space="preserve">), </w:t>
+      </w:r>
+      <w:r>
+        <w:rPr>
+          <w:rStyle w:val="AttributeTok"/>
+        </w:rPr>
+        <w:t xml:space="preserve">las =</w:t>
+      </w:r>
+      <w:r>
+        <w:rPr>
+          <w:rStyle w:val="NormalTok"/>
+        </w:rPr>
+        <w:t xml:space="preserve"> </w:t>
+      </w:r>
+      <w:r>
+        <w:rPr>
+          <w:rStyle w:val="DecValTok"/>
+        </w:rPr>
+        <w:t xml:space="preserve">1</w:t>
+      </w:r>
+      <w:r>
+        <w:rPr>
+          <w:rStyle w:val="NormalTok"/>
+        </w:rPr>
+        <w:t xml:space="preserve">)</w:t>
+      </w:r>
+      <w:r>
+        <w:br/>
+      </w:r>
       <w:r>
         <w:rPr>
           <w:rStyle w:val="FunctionTok"/>
         </w:rPr>
-        <w:t xml:space="preserve">estimate_contrasts</w:t>
-      </w:r>
-      <w:r>
-        <w:rPr>
-          <w:rStyle w:val="NormalTok"/>
-        </w:rPr>
-        <w:t xml:space="preserve">(fit1, </w:t>
+        <w:t xml:space="preserve">plot</w:t>
+      </w:r>
+      <w:r>
+        <w:rPr>
+          <w:rStyle w:val="NormalTok"/>
+        </w:rPr>
+        <w:t xml:space="preserve">(</w:t>
+      </w:r>
+      <w:r>
+        <w:rPr>
+          <w:rStyle w:val="FunctionTok"/>
+        </w:rPr>
+        <w:t xml:space="preserve">PostHocTest</w:t>
+      </w:r>
+      <w:r>
+        <w:rPr>
+          <w:rStyle w:val="NormalTok"/>
+        </w:rPr>
+        <w:t xml:space="preserve">(</w:t>
+      </w:r>
+      <w:r>
+        <w:rPr>
+          <w:rStyle w:val="FunctionTok"/>
+        </w:rPr>
+        <w:t xml:space="preserve">aov</w:t>
+      </w:r>
+      <w:r>
+        <w:rPr>
+          <w:rStyle w:val="NormalTok"/>
+        </w:rPr>
+        <w:t xml:space="preserve">(fit1), </w:t>
       </w:r>
       <w:r>
         <w:rPr>
           <w:rStyle w:val="AttributeTok"/>
         </w:rPr>
-        <w:t xml:space="preserve">ci =</w:t>
+        <w:t xml:space="preserve">method =</w:t>
+      </w:r>
+      <w:r>
+        <w:rPr>
+          <w:rStyle w:val="NormalTok"/>
+        </w:rPr>
+        <w:t xml:space="preserve"> </w:t>
+      </w:r>
+      <w:r>
+        <w:rPr>
+          <w:rStyle w:val="StringTok"/>
+        </w:rPr>
+        <w:t xml:space="preserve">"hsd"</w:t>
+      </w:r>
+      <w:r>
+        <w:rPr>
+          <w:rStyle w:val="NormalTok"/>
+        </w:rPr>
+        <w:t xml:space="preserve">, </w:t>
+      </w:r>
+      <w:r>
+        <w:rPr>
+          <w:rStyle w:val="AttributeTok"/>
+        </w:rPr>
+        <w:t xml:space="preserve">conf.level =</w:t>
       </w:r>
       <w:r>
         <w:rPr>
@@ -8947,430 +8530,7 @@
         <w:rPr>
           <w:rStyle w:val="NormalTok"/>
         </w:rPr>
-        <w:t xml:space="preserve">, </w:t>
-      </w:r>
-      <w:r>
-        <w:rPr>
-          <w:rStyle w:val="AttributeTok"/>
-        </w:rPr>
-        <w:t xml:space="preserve">p_adjust =</w:t>
-      </w:r>
-      <w:r>
-        <w:rPr>
-          <w:rStyle w:val="NormalTok"/>
-        </w:rPr>
-        <w:t xml:space="preserve"> </w:t>
-      </w:r>
-      <w:r>
-        <w:rPr>
-          <w:rStyle w:val="StringTok"/>
-        </w:rPr>
-        <w:t xml:space="preserve">"holm"</w:t>
-      </w:r>
-      <w:r>
-        <w:rPr>
-          <w:rStyle w:val="NormalTok"/>
-        </w:rPr>
-        <w:t xml:space="preserve">)</w:t>
-      </w:r>
-    </w:p>
-    <w:p>
-      <w:pPr>
-        <w:pStyle w:val="SourceCode"/>
-      </w:pPr>
-      <w:r>
-        <w:rPr>
-          <w:rStyle w:val="VerbatimChar"/>
-        </w:rPr>
-        <w:t xml:space="preserve">We selected `contrast=c("hfactor")`.</w:t>
-      </w:r>
-    </w:p>
-    <w:p>
-      <w:pPr>
-        <w:pStyle w:val="SourceCode"/>
-      </w:pPr>
-      <w:r>
-        <w:rPr>
-          <w:rStyle w:val="VerbatimChar"/>
-        </w:rPr>
-        <w:t xml:space="preserve">Marginal Contrasts Analysis</w:t>
-      </w:r>
-      <w:r>
-        <w:br/>
-      </w:r>
-      <w:r>
-        <w:br/>
-      </w:r>
-      <w:r>
-        <w:rPr>
-          <w:rStyle w:val="VerbatimChar"/>
-        </w:rPr>
-        <w:t xml:space="preserve">Level1 | Level2 | Difference |   SE |       99% CI | t(84) |      p</w:t>
-      </w:r>
-      <w:r>
-        <w:br/>
-      </w:r>
-      <w:r>
-        <w:rPr>
-          <w:rStyle w:val="VerbatimChar"/>
-        </w:rPr>
-        <w:t xml:space="preserve">-------------------------------------------------------------------</w:t>
-      </w:r>
-      <w:r>
-        <w:br/>
-      </w:r>
-      <w:r>
-        <w:rPr>
-          <w:rStyle w:val="VerbatimChar"/>
-        </w:rPr>
-        <w:t xml:space="preserve">Low    | Worst  |       0.41 | 0.09 | [0.18, 0.65] |  4.65 | &lt; .001</w:t>
-      </w:r>
-      <w:r>
-        <w:br/>
-      </w:r>
-      <w:r>
-        <w:rPr>
-          <w:rStyle w:val="VerbatimChar"/>
-        </w:rPr>
-        <w:t xml:space="preserve">High   | Worst  |       0.81 | 0.09 | [0.58, 1.04] |  9.12 | &lt; .001</w:t>
-      </w:r>
-      <w:r>
-        <w:br/>
-      </w:r>
-      <w:r>
-        <w:rPr>
-          <w:rStyle w:val="VerbatimChar"/>
-        </w:rPr>
-        <w:t xml:space="preserve">Best   | Worst  |       1.20 | 0.09 | [0.96, 1.43] | 13.47 | &lt; .001</w:t>
-      </w:r>
-      <w:r>
-        <w:br/>
-      </w:r>
-      <w:r>
-        <w:rPr>
-          <w:rStyle w:val="VerbatimChar"/>
-        </w:rPr>
-        <w:t xml:space="preserve">High   | Low    |       0.40 | 0.09 | [0.16, 0.63] |  4.46 | &lt; .001</w:t>
-      </w:r>
-      <w:r>
-        <w:br/>
-      </w:r>
-      <w:r>
-        <w:rPr>
-          <w:rStyle w:val="VerbatimChar"/>
-        </w:rPr>
-        <w:t xml:space="preserve">Best   | Low    |       0.78 | 0.09 | [0.55, 1.02] |  8.81 | &lt; .001</w:t>
-      </w:r>
-      <w:r>
-        <w:br/>
-      </w:r>
-      <w:r>
-        <w:rPr>
-          <w:rStyle w:val="VerbatimChar"/>
-        </w:rPr>
-        <w:t xml:space="preserve">Best   | High   |       0.39 | 0.09 | [0.15, 0.62] |  4.35 | &lt; .001</w:t>
-      </w:r>
-      <w:r>
-        <w:br/>
-      </w:r>
-      <w:r>
-        <w:br/>
-      </w:r>
-      <w:r>
-        <w:rPr>
-          <w:rStyle w:val="VerbatimChar"/>
-        </w:rPr>
-        <w:t xml:space="preserve">Variable predicted: h_out24</w:t>
-      </w:r>
-      <w:r>
-        <w:br/>
-      </w:r>
-      <w:r>
-        <w:rPr>
-          <w:rStyle w:val="VerbatimChar"/>
-        </w:rPr>
-        <w:t xml:space="preserve">Predictors contrasted: hfactor</w:t>
-      </w:r>
-      <w:r>
-        <w:br/>
-      </w:r>
-      <w:r>
-        <w:rPr>
-          <w:rStyle w:val="VerbatimChar"/>
-        </w:rPr>
-        <w:t xml:space="preserve">p-value adjustment method: Holm (1979)</w:t>
-      </w:r>
-    </w:p>
-    <w:bookmarkEnd w:id="68"/>
-    <w:bookmarkStart w:id="72" w:name="building-a-lighthouse-plot"/>
-    <w:p>
-      <w:pPr>
-        <w:pStyle w:val="Heading2"/>
-      </w:pPr>
-      <w:r>
-        <w:t xml:space="preserve">Building a Lighthouse Plot</w:t>
-      </w:r>
-    </w:p>
-    <w:p>
-      <w:pPr>
-        <w:pStyle w:val="FirstParagraph"/>
-      </w:pPr>
-      <w:r>
-        <w:t xml:space="preserve">Lighthouse plots represent the estimated means and their CI range (in black), while the grey areas show the CI range of the difference (as compared to the point estimate).</w:t>
-      </w:r>
-    </w:p>
-    <w:p>
-      <w:pPr>
-        <w:pStyle w:val="SourceCode"/>
-      </w:pPr>
-      <w:r>
-        <w:rPr>
-          <w:rStyle w:val="NormalTok"/>
-        </w:rPr>
-        <w:t xml:space="preserve">fit1 </w:t>
-      </w:r>
-      <w:r>
-        <w:rPr>
-          <w:rStyle w:val="OtherTok"/>
-        </w:rPr>
-        <w:t xml:space="preserve">&lt;-</w:t>
-      </w:r>
-      <w:r>
-        <w:rPr>
-          <w:rStyle w:val="NormalTok"/>
-        </w:rPr>
-        <w:t xml:space="preserve"> </w:t>
-      </w:r>
-      <w:r>
-        <w:rPr>
-          <w:rStyle w:val="FunctionTok"/>
-        </w:rPr>
-        <w:t xml:space="preserve">lm</w:t>
-      </w:r>
-      <w:r>
-        <w:rPr>
-          <w:rStyle w:val="NormalTok"/>
-        </w:rPr>
-        <w:t xml:space="preserve">(h_out24 </w:t>
-      </w:r>
-      <w:r>
-        <w:rPr>
-          <w:rStyle w:val="SpecialCharTok"/>
-        </w:rPr>
-        <w:t xml:space="preserve">~</w:t>
-      </w:r>
-      <w:r>
-        <w:rPr>
-          <w:rStyle w:val="NormalTok"/>
-        </w:rPr>
-        <w:t xml:space="preserve"> hfactor, </w:t>
-      </w:r>
-      <w:r>
-        <w:rPr>
-          <w:rStyle w:val="AttributeTok"/>
-        </w:rPr>
-        <w:t xml:space="preserve">data =</w:t>
-      </w:r>
-      <w:r>
-        <w:rPr>
-          <w:rStyle w:val="NormalTok"/>
-        </w:rPr>
-        <w:t xml:space="preserve"> ohio_8)</w:t>
-      </w:r>
-      <w:r>
-        <w:br/>
-      </w:r>
-      <w:r>
-        <w:rPr>
-          <w:rStyle w:val="NormalTok"/>
-        </w:rPr>
-        <w:t xml:space="preserve">contr1 </w:t>
-      </w:r>
-      <w:r>
-        <w:rPr>
-          <w:rStyle w:val="OtherTok"/>
-        </w:rPr>
-        <w:t xml:space="preserve">&lt;-</w:t>
-      </w:r>
-      <w:r>
-        <w:rPr>
-          <w:rStyle w:val="NormalTok"/>
-        </w:rPr>
-        <w:t xml:space="preserve"> </w:t>
-      </w:r>
-      <w:r>
-        <w:rPr>
-          <w:rStyle w:val="FunctionTok"/>
-        </w:rPr>
-        <w:t xml:space="preserve">estimate_contrasts</w:t>
-      </w:r>
-      <w:r>
-        <w:rPr>
-          <w:rStyle w:val="NormalTok"/>
-        </w:rPr>
-        <w:t xml:space="preserve">(fit1, </w:t>
-      </w:r>
-      <w:r>
-        <w:br/>
-      </w:r>
-      <w:r>
-        <w:rPr>
-          <w:rStyle w:val="NormalTok"/>
-        </w:rPr>
-        <w:t xml:space="preserve">                   </w:t>
-      </w:r>
-      <w:r>
-        <w:rPr>
-          <w:rStyle w:val="AttributeTok"/>
-        </w:rPr>
-        <w:t xml:space="preserve">contrast =</w:t>
-      </w:r>
-      <w:r>
-        <w:rPr>
-          <w:rStyle w:val="NormalTok"/>
-        </w:rPr>
-        <w:t xml:space="preserve"> </w:t>
-      </w:r>
-      <w:r>
-        <w:rPr>
-          <w:rStyle w:val="StringTok"/>
-        </w:rPr>
-        <w:t xml:space="preserve">"hfactor"</w:t>
-      </w:r>
-      <w:r>
-        <w:rPr>
-          <w:rStyle w:val="NormalTok"/>
-        </w:rPr>
-        <w:t xml:space="preserve">, </w:t>
-      </w:r>
-      <w:r>
-        <w:rPr>
-          <w:rStyle w:val="AttributeTok"/>
-        </w:rPr>
-        <w:t xml:space="preserve">ci =</w:t>
-      </w:r>
-      <w:r>
-        <w:rPr>
-          <w:rStyle w:val="NormalTok"/>
-        </w:rPr>
-        <w:t xml:space="preserve"> </w:t>
-      </w:r>
-      <w:r>
-        <w:rPr>
-          <w:rStyle w:val="FloatTok"/>
-        </w:rPr>
-        <w:t xml:space="preserve">0.99</w:t>
-      </w:r>
-      <w:r>
-        <w:rPr>
-          <w:rStyle w:val="NormalTok"/>
-        </w:rPr>
-        <w:t xml:space="preserve">)</w:t>
-      </w:r>
-      <w:r>
-        <w:br/>
-      </w:r>
-      <w:r>
-        <w:br/>
-      </w:r>
-      <w:r>
-        <w:rPr>
-          <w:rStyle w:val="FunctionTok"/>
-        </w:rPr>
-        <w:t xml:space="preserve">plot</w:t>
-      </w:r>
-      <w:r>
-        <w:rPr>
-          <w:rStyle w:val="NormalTok"/>
-        </w:rPr>
-        <w:t xml:space="preserve">(contr1, </w:t>
-      </w:r>
-      <w:r>
-        <w:rPr>
-          <w:rStyle w:val="FunctionTok"/>
-        </w:rPr>
-        <w:t xml:space="preserve">estimate_means</w:t>
-      </w:r>
-      <w:r>
-        <w:rPr>
-          <w:rStyle w:val="NormalTok"/>
-        </w:rPr>
-        <w:t xml:space="preserve">(fit1, </w:t>
-      </w:r>
-      <w:r>
-        <w:rPr>
-          <w:rStyle w:val="AttributeTok"/>
-        </w:rPr>
-        <w:t xml:space="preserve">by =</w:t>
-      </w:r>
-      <w:r>
-        <w:rPr>
-          <w:rStyle w:val="NormalTok"/>
-        </w:rPr>
-        <w:t xml:space="preserve"> </w:t>
-      </w:r>
-      <w:r>
-        <w:rPr>
-          <w:rStyle w:val="StringTok"/>
-        </w:rPr>
-        <w:t xml:space="preserve">"hfactor"</w:t>
-      </w:r>
-      <w:r>
-        <w:rPr>
-          <w:rStyle w:val="NormalTok"/>
-        </w:rPr>
-        <w:t xml:space="preserve">)) </w:t>
-      </w:r>
-      <w:r>
-        <w:rPr>
-          <w:rStyle w:val="SpecialCharTok"/>
-        </w:rPr>
-        <w:t xml:space="preserve">+</w:t>
-      </w:r>
-      <w:r>
-        <w:br/>
-      </w:r>
-      <w:r>
-        <w:rPr>
-          <w:rStyle w:val="NormalTok"/>
-        </w:rPr>
-        <w:t xml:space="preserve">  </w:t>
-      </w:r>
-      <w:r>
-        <w:rPr>
-          <w:rStyle w:val="FunctionTok"/>
-        </w:rPr>
-        <w:t xml:space="preserve">labs</w:t>
-      </w:r>
-      <w:r>
-        <w:rPr>
-          <w:rStyle w:val="NormalTok"/>
-        </w:rPr>
-        <w:t xml:space="preserve">(</w:t>
-      </w:r>
-      <w:r>
-        <w:rPr>
-          <w:rStyle w:val="AttributeTok"/>
-        </w:rPr>
-        <w:t xml:space="preserve">subtitle =</w:t>
-      </w:r>
-      <w:r>
-        <w:rPr>
-          <w:rStyle w:val="NormalTok"/>
-        </w:rPr>
-        <w:t xml:space="preserve"> </w:t>
-      </w:r>
-      <w:r>
-        <w:rPr>
-          <w:rStyle w:val="StringTok"/>
-        </w:rPr>
-        <w:t xml:space="preserve">"Means with 99% confidence intervals"</w:t>
-      </w:r>
-      <w:r>
-        <w:rPr>
-          <w:rStyle w:val="NormalTok"/>
-        </w:rPr>
-        <w:t xml:space="preserve">)</w:t>
+        <w:t xml:space="preserve">))</w:t>
       </w:r>
     </w:p>
     <w:p>
@@ -9382,18 +8542,18 @@
           <wp:inline>
             <wp:extent cx="4620126" cy="3696101"/>
             <wp:effectExtent b="0" l="0" r="0" t="0"/>
-            <wp:docPr descr="" title="" id="70" name="Picture"/>
+            <wp:docPr descr="" title="" id="57" name="Picture"/>
             <a:graphic>
               <a:graphicData uri="http://schemas.openxmlformats.org/drawingml/2006/picture">
                 <pic:pic>
                   <pic:nvPicPr>
-                    <pic:cNvPr descr="class08w_files/figure-docx/unnamed-chunk-19-1.png" id="71" name="Picture"/>
+                    <pic:cNvPr descr="class08w_files/figure-docx/unnamed-chunk-16-1.png" id="58" name="Picture"/>
                     <pic:cNvPicPr>
                       <a:picLocks noChangeArrowheads="1" noChangeAspect="1"/>
                     </pic:cNvPicPr>
                   </pic:nvPicPr>
                   <pic:blipFill>
-                    <a:blip r:embed="rId69"/>
+                    <a:blip r:embed="rId56"/>
                     <a:stretch>
                       <a:fillRect/>
                     </a:stretch>
@@ -9420,280 +8580,1418 @@
         </w:drawing>
       </w:r>
     </w:p>
+    <w:bookmarkEnd w:id="59"/>
+    <w:bookmarkEnd w:id="60"/>
+    <w:bookmarkStart w:id="82" w:name="standing-break"/>
+    <w:p>
+      <w:pPr>
+        <w:pStyle w:val="Heading1"/>
+      </w:pPr>
+      <w:r>
+        <w:t xml:space="preserve">Standing Break</w:t>
+      </w:r>
+    </w:p>
+    <w:bookmarkStart w:id="64" w:name="comparing-low-birth-weight-rates"/>
+    <w:p>
+      <w:pPr>
+        <w:pStyle w:val="Heading2"/>
+      </w:pPr>
+      <w:r>
+        <w:t xml:space="preserve">Comparing Low Birth Weight Rates</w:t>
+      </w:r>
+    </w:p>
+    <w:p>
+      <w:pPr>
+        <w:pStyle w:val="FirstParagraph"/>
+      </w:pPr>
+      <w:r>
+        <w:t xml:space="preserve">How large is the mean difference in low birth weight rates across the four groups of Ohio counties defined by their 2019 Health Factors rankings?</w:t>
+      </w:r>
+    </w:p>
+    <w:p>
+      <w:pPr>
+        <w:pStyle w:val="SourceCode"/>
+      </w:pPr>
+      <w:r>
+        <w:rPr>
+          <w:rStyle w:val="FunctionTok"/>
+        </w:rPr>
+        <w:t xml:space="preserve">ggplot</w:t>
+      </w:r>
+      <w:r>
+        <w:rPr>
+          <w:rStyle w:val="NormalTok"/>
+        </w:rPr>
+        <w:t xml:space="preserve">(ohio_8, </w:t>
+      </w:r>
+      <w:r>
+        <w:rPr>
+          <w:rStyle w:val="FunctionTok"/>
+        </w:rPr>
+        <w:t xml:space="preserve">aes</w:t>
+      </w:r>
+      <w:r>
+        <w:rPr>
+          <w:rStyle w:val="NormalTok"/>
+        </w:rPr>
+        <w:t xml:space="preserve">(</w:t>
+      </w:r>
+      <w:r>
+        <w:rPr>
+          <w:rStyle w:val="AttributeTok"/>
+        </w:rPr>
+        <w:t xml:space="preserve">x =</w:t>
+      </w:r>
+      <w:r>
+        <w:rPr>
+          <w:rStyle w:val="NormalTok"/>
+        </w:rPr>
+        <w:t xml:space="preserve"> hfactor, </w:t>
+      </w:r>
+      <w:r>
+        <w:rPr>
+          <w:rStyle w:val="AttributeTok"/>
+        </w:rPr>
+        <w:t xml:space="preserve">y =</w:t>
+      </w:r>
+      <w:r>
+        <w:rPr>
+          <w:rStyle w:val="NormalTok"/>
+        </w:rPr>
+        <w:t xml:space="preserve"> low_bwt)) </w:t>
+      </w:r>
+      <w:r>
+        <w:rPr>
+          <w:rStyle w:val="SpecialCharTok"/>
+        </w:rPr>
+        <w:t xml:space="preserve">+</w:t>
+      </w:r>
+      <w:r>
+        <w:br/>
+      </w:r>
+      <w:r>
+        <w:rPr>
+          <w:rStyle w:val="NormalTok"/>
+        </w:rPr>
+        <w:t xml:space="preserve">  </w:t>
+      </w:r>
+      <w:r>
+        <w:rPr>
+          <w:rStyle w:val="FunctionTok"/>
+        </w:rPr>
+        <w:t xml:space="preserve">geom_violin</w:t>
+      </w:r>
+      <w:r>
+        <w:rPr>
+          <w:rStyle w:val="NormalTok"/>
+        </w:rPr>
+        <w:t xml:space="preserve">(</w:t>
+      </w:r>
+      <w:r>
+        <w:rPr>
+          <w:rStyle w:val="FunctionTok"/>
+        </w:rPr>
+        <w:t xml:space="preserve">aes</w:t>
+      </w:r>
+      <w:r>
+        <w:rPr>
+          <w:rStyle w:val="NormalTok"/>
+        </w:rPr>
+        <w:t xml:space="preserve">(</w:t>
+      </w:r>
+      <w:r>
+        <w:rPr>
+          <w:rStyle w:val="AttributeTok"/>
+        </w:rPr>
+        <w:t xml:space="preserve">fill =</w:t>
+      </w:r>
+      <w:r>
+        <w:rPr>
+          <w:rStyle w:val="NormalTok"/>
+        </w:rPr>
+        <w:t xml:space="preserve"> hfactor)) </w:t>
+      </w:r>
+      <w:r>
+        <w:rPr>
+          <w:rStyle w:val="SpecialCharTok"/>
+        </w:rPr>
+        <w:t xml:space="preserve">+</w:t>
+      </w:r>
+      <w:r>
+        <w:rPr>
+          <w:rStyle w:val="NormalTok"/>
+        </w:rPr>
+        <w:t xml:space="preserve"> </w:t>
+      </w:r>
+      <w:r>
+        <w:br/>
+      </w:r>
+      <w:r>
+        <w:rPr>
+          <w:rStyle w:val="NormalTok"/>
+        </w:rPr>
+        <w:t xml:space="preserve">  </w:t>
+      </w:r>
+      <w:r>
+        <w:rPr>
+          <w:rStyle w:val="FunctionTok"/>
+        </w:rPr>
+        <w:t xml:space="preserve">geom_boxplot</w:t>
+      </w:r>
+      <w:r>
+        <w:rPr>
+          <w:rStyle w:val="NormalTok"/>
+        </w:rPr>
+        <w:t xml:space="preserve">(</w:t>
+      </w:r>
+      <w:r>
+        <w:rPr>
+          <w:rStyle w:val="AttributeTok"/>
+        </w:rPr>
+        <w:t xml:space="preserve">width =</w:t>
+      </w:r>
+      <w:r>
+        <w:rPr>
+          <w:rStyle w:val="NormalTok"/>
+        </w:rPr>
+        <w:t xml:space="preserve"> </w:t>
+      </w:r>
+      <w:r>
+        <w:rPr>
+          <w:rStyle w:val="FloatTok"/>
+        </w:rPr>
+        <w:t xml:space="preserve">0.2</w:t>
+      </w:r>
+      <w:r>
+        <w:rPr>
+          <w:rStyle w:val="NormalTok"/>
+        </w:rPr>
+        <w:t xml:space="preserve">, </w:t>
+      </w:r>
+      <w:r>
+        <w:rPr>
+          <w:rStyle w:val="AttributeTok"/>
+        </w:rPr>
+        <w:t xml:space="preserve">fill =</w:t>
+      </w:r>
+      <w:r>
+        <w:rPr>
+          <w:rStyle w:val="NormalTok"/>
+        </w:rPr>
+        <w:t xml:space="preserve"> </w:t>
+      </w:r>
+      <w:r>
+        <w:rPr>
+          <w:rStyle w:val="StringTok"/>
+        </w:rPr>
+        <w:t xml:space="preserve">"white"</w:t>
+      </w:r>
+      <w:r>
+        <w:rPr>
+          <w:rStyle w:val="NormalTok"/>
+        </w:rPr>
+        <w:t xml:space="preserve">) </w:t>
+      </w:r>
+      <w:r>
+        <w:rPr>
+          <w:rStyle w:val="SpecialCharTok"/>
+        </w:rPr>
+        <w:t xml:space="preserve">+</w:t>
+      </w:r>
+      <w:r>
+        <w:br/>
+      </w:r>
+      <w:r>
+        <w:rPr>
+          <w:rStyle w:val="NormalTok"/>
+        </w:rPr>
+        <w:t xml:space="preserve">  </w:t>
+      </w:r>
+      <w:r>
+        <w:rPr>
+          <w:rStyle w:val="FunctionTok"/>
+        </w:rPr>
+        <w:t xml:space="preserve">stat_summary</w:t>
+      </w:r>
+      <w:r>
+        <w:rPr>
+          <w:rStyle w:val="NormalTok"/>
+        </w:rPr>
+        <w:t xml:space="preserve">(</w:t>
+      </w:r>
+      <w:r>
+        <w:rPr>
+          <w:rStyle w:val="AttributeTok"/>
+        </w:rPr>
+        <w:t xml:space="preserve">fun =</w:t>
+      </w:r>
+      <w:r>
+        <w:rPr>
+          <w:rStyle w:val="NormalTok"/>
+        </w:rPr>
+        <w:t xml:space="preserve"> mean, </w:t>
+      </w:r>
+      <w:r>
+        <w:rPr>
+          <w:rStyle w:val="AttributeTok"/>
+        </w:rPr>
+        <w:t xml:space="preserve">geom =</w:t>
+      </w:r>
+      <w:r>
+        <w:rPr>
+          <w:rStyle w:val="NormalTok"/>
+        </w:rPr>
+        <w:t xml:space="preserve"> </w:t>
+      </w:r>
+      <w:r>
+        <w:rPr>
+          <w:rStyle w:val="StringTok"/>
+        </w:rPr>
+        <w:t xml:space="preserve">"point"</w:t>
+      </w:r>
+      <w:r>
+        <w:rPr>
+          <w:rStyle w:val="NormalTok"/>
+        </w:rPr>
+        <w:t xml:space="preserve">, </w:t>
+      </w:r>
+      <w:r>
+        <w:br/>
+      </w:r>
+      <w:r>
+        <w:rPr>
+          <w:rStyle w:val="NormalTok"/>
+        </w:rPr>
+        <w:t xml:space="preserve">               </w:t>
+      </w:r>
+      <w:r>
+        <w:rPr>
+          <w:rStyle w:val="AttributeTok"/>
+        </w:rPr>
+        <w:t xml:space="preserve">size =</w:t>
+      </w:r>
+      <w:r>
+        <w:rPr>
+          <w:rStyle w:val="NormalTok"/>
+        </w:rPr>
+        <w:t xml:space="preserve"> </w:t>
+      </w:r>
+      <w:r>
+        <w:rPr>
+          <w:rStyle w:val="DecValTok"/>
+        </w:rPr>
+        <w:t xml:space="preserve">2</w:t>
+      </w:r>
+      <w:r>
+        <w:rPr>
+          <w:rStyle w:val="NormalTok"/>
+        </w:rPr>
+        <w:t xml:space="preserve">, </w:t>
+      </w:r>
+      <w:r>
+        <w:rPr>
+          <w:rStyle w:val="AttributeTok"/>
+        </w:rPr>
+        <w:t xml:space="preserve">col =</w:t>
+      </w:r>
+      <w:r>
+        <w:rPr>
+          <w:rStyle w:val="NormalTok"/>
+        </w:rPr>
+        <w:t xml:space="preserve"> </w:t>
+      </w:r>
+      <w:r>
+        <w:rPr>
+          <w:rStyle w:val="StringTok"/>
+        </w:rPr>
+        <w:t xml:space="preserve">"red"</w:t>
+      </w:r>
+      <w:r>
+        <w:rPr>
+          <w:rStyle w:val="NormalTok"/>
+        </w:rPr>
+        <w:t xml:space="preserve">) </w:t>
+      </w:r>
+      <w:r>
+        <w:rPr>
+          <w:rStyle w:val="SpecialCharTok"/>
+        </w:rPr>
+        <w:t xml:space="preserve">+</w:t>
+      </w:r>
+      <w:r>
+        <w:br/>
+      </w:r>
+      <w:r>
+        <w:rPr>
+          <w:rStyle w:val="NormalTok"/>
+        </w:rPr>
+        <w:t xml:space="preserve">  </w:t>
+      </w:r>
+      <w:r>
+        <w:rPr>
+          <w:rStyle w:val="FunctionTok"/>
+        </w:rPr>
+        <w:t xml:space="preserve">scale_fill_viridis_d</w:t>
+      </w:r>
+      <w:r>
+        <w:rPr>
+          <w:rStyle w:val="NormalTok"/>
+        </w:rPr>
+        <w:t xml:space="preserve">(</w:t>
+      </w:r>
+      <w:r>
+        <w:rPr>
+          <w:rStyle w:val="AttributeTok"/>
+        </w:rPr>
+        <w:t xml:space="preserve">option =</w:t>
+      </w:r>
+      <w:r>
+        <w:rPr>
+          <w:rStyle w:val="NormalTok"/>
+        </w:rPr>
+        <w:t xml:space="preserve"> </w:t>
+      </w:r>
+      <w:r>
+        <w:rPr>
+          <w:rStyle w:val="StringTok"/>
+        </w:rPr>
+        <w:t xml:space="preserve">"plasma"</w:t>
+      </w:r>
+      <w:r>
+        <w:rPr>
+          <w:rStyle w:val="NormalTok"/>
+        </w:rPr>
+        <w:t xml:space="preserve">, </w:t>
+      </w:r>
+      <w:r>
+        <w:rPr>
+          <w:rStyle w:val="AttributeTok"/>
+        </w:rPr>
+        <w:t xml:space="preserve">alpha =</w:t>
+      </w:r>
+      <w:r>
+        <w:rPr>
+          <w:rStyle w:val="NormalTok"/>
+        </w:rPr>
+        <w:t xml:space="preserve"> </w:t>
+      </w:r>
+      <w:r>
+        <w:rPr>
+          <w:rStyle w:val="FloatTok"/>
+        </w:rPr>
+        <w:t xml:space="preserve">0.4</w:t>
+      </w:r>
+      <w:r>
+        <w:rPr>
+          <w:rStyle w:val="NormalTok"/>
+        </w:rPr>
+        <w:t xml:space="preserve">) </w:t>
+      </w:r>
+      <w:r>
+        <w:rPr>
+          <w:rStyle w:val="SpecialCharTok"/>
+        </w:rPr>
+        <w:t xml:space="preserve">+</w:t>
+      </w:r>
+      <w:r>
+        <w:br/>
+      </w:r>
+      <w:r>
+        <w:rPr>
+          <w:rStyle w:val="NormalTok"/>
+        </w:rPr>
+        <w:t xml:space="preserve">  </w:t>
+      </w:r>
+      <w:r>
+        <w:rPr>
+          <w:rStyle w:val="FunctionTok"/>
+        </w:rPr>
+        <w:t xml:space="preserve">guides</w:t>
+      </w:r>
+      <w:r>
+        <w:rPr>
+          <w:rStyle w:val="NormalTok"/>
+        </w:rPr>
+        <w:t xml:space="preserve">(</w:t>
+      </w:r>
+      <w:r>
+        <w:rPr>
+          <w:rStyle w:val="AttributeTok"/>
+        </w:rPr>
+        <w:t xml:space="preserve">fill =</w:t>
+      </w:r>
+      <w:r>
+        <w:rPr>
+          <w:rStyle w:val="NormalTok"/>
+        </w:rPr>
+        <w:t xml:space="preserve"> </w:t>
+      </w:r>
+      <w:r>
+        <w:rPr>
+          <w:rStyle w:val="StringTok"/>
+        </w:rPr>
+        <w:t xml:space="preserve">"none"</w:t>
+      </w:r>
+      <w:r>
+        <w:rPr>
+          <w:rStyle w:val="NormalTok"/>
+        </w:rPr>
+        <w:t xml:space="preserve">) </w:t>
+      </w:r>
+      <w:r>
+        <w:rPr>
+          <w:rStyle w:val="SpecialCharTok"/>
+        </w:rPr>
+        <w:t xml:space="preserve">+</w:t>
+      </w:r>
+      <w:r>
+        <w:br/>
+      </w:r>
+      <w:r>
+        <w:rPr>
+          <w:rStyle w:val="NormalTok"/>
+        </w:rPr>
+        <w:t xml:space="preserve">  </w:t>
+      </w:r>
+      <w:r>
+        <w:rPr>
+          <w:rStyle w:val="FunctionTok"/>
+        </w:rPr>
+        <w:t xml:space="preserve">labs</w:t>
+      </w:r>
+      <w:r>
+        <w:rPr>
+          <w:rStyle w:val="NormalTok"/>
+        </w:rPr>
+        <w:t xml:space="preserve">(</w:t>
+      </w:r>
+      <w:r>
+        <w:rPr>
+          <w:rStyle w:val="AttributeTok"/>
+        </w:rPr>
+        <w:t xml:space="preserve">x =</w:t>
+      </w:r>
+      <w:r>
+        <w:rPr>
+          <w:rStyle w:val="NormalTok"/>
+        </w:rPr>
+        <w:t xml:space="preserve"> </w:t>
+      </w:r>
+      <w:r>
+        <w:rPr>
+          <w:rStyle w:val="StringTok"/>
+        </w:rPr>
+        <w:t xml:space="preserve">"CHR 2019 Health Factors Group"</w:t>
+      </w:r>
+      <w:r>
+        <w:rPr>
+          <w:rStyle w:val="NormalTok"/>
+        </w:rPr>
+        <w:t xml:space="preserve">,</w:t>
+      </w:r>
+      <w:r>
+        <w:br/>
+      </w:r>
+      <w:r>
+        <w:rPr>
+          <w:rStyle w:val="NormalTok"/>
+        </w:rPr>
+        <w:t xml:space="preserve">       </w:t>
+      </w:r>
+      <w:r>
+        <w:rPr>
+          <w:rStyle w:val="AttributeTok"/>
+        </w:rPr>
+        <w:t xml:space="preserve">y =</w:t>
+      </w:r>
+      <w:r>
+        <w:rPr>
+          <w:rStyle w:val="NormalTok"/>
+        </w:rPr>
+        <w:t xml:space="preserve"> </w:t>
+      </w:r>
+      <w:r>
+        <w:rPr>
+          <w:rStyle w:val="StringTok"/>
+        </w:rPr>
+        <w:t xml:space="preserve">"Low Birth Weight Rates (2016-22)"</w:t>
+      </w:r>
+      <w:r>
+        <w:rPr>
+          <w:rStyle w:val="NormalTok"/>
+        </w:rPr>
+        <w:t xml:space="preserve">,</w:t>
+      </w:r>
+      <w:r>
+        <w:br/>
+      </w:r>
+      <w:r>
+        <w:rPr>
+          <w:rStyle w:val="NormalTok"/>
+        </w:rPr>
+        <w:t xml:space="preserve">       </w:t>
+      </w:r>
+      <w:r>
+        <w:rPr>
+          <w:rStyle w:val="AttributeTok"/>
+        </w:rPr>
+        <w:t xml:space="preserve">title =</w:t>
+      </w:r>
+      <w:r>
+        <w:rPr>
+          <w:rStyle w:val="NormalTok"/>
+        </w:rPr>
+        <w:t xml:space="preserve"> </w:t>
+      </w:r>
+      <w:r>
+        <w:rPr>
+          <w:rStyle w:val="StringTok"/>
+        </w:rPr>
+        <w:t xml:space="preserve">"Comparing Four Independent Samples"</w:t>
+      </w:r>
+      <w:r>
+        <w:rPr>
+          <w:rStyle w:val="NormalTok"/>
+        </w:rPr>
+        <w:t xml:space="preserve">) </w:t>
+      </w:r>
+    </w:p>
+    <w:p>
+      <w:pPr>
+        <w:pStyle w:val="FirstParagraph"/>
+      </w:pPr>
+      <w:r>
+        <w:drawing>
+          <wp:inline>
+            <wp:extent cx="4620126" cy="3696101"/>
+            <wp:effectExtent b="0" l="0" r="0" t="0"/>
+            <wp:docPr descr="" title="" id="62" name="Picture"/>
+            <a:graphic>
+              <a:graphicData uri="http://schemas.openxmlformats.org/drawingml/2006/picture">
+                <pic:pic>
+                  <pic:nvPicPr>
+                    <pic:cNvPr descr="class08w_files/figure-docx/unnamed-chunk-17-1.png" id="63" name="Picture"/>
+                    <pic:cNvPicPr>
+                      <a:picLocks noChangeArrowheads="1" noChangeAspect="1"/>
+                    </pic:cNvPicPr>
+                  </pic:nvPicPr>
+                  <pic:blipFill>
+                    <a:blip r:embed="rId61"/>
+                    <a:stretch>
+                      <a:fillRect/>
+                    </a:stretch>
+                  </pic:blipFill>
+                  <pic:spPr bwMode="auto">
+                    <a:xfrm>
+                      <a:off x="0" y="0"/>
+                      <a:ext cx="4620126" cy="3696101"/>
+                    </a:xfrm>
+                    <a:prstGeom prst="rect">
+                      <a:avLst/>
+                    </a:prstGeom>
+                    <a:noFill/>
+                    <a:ln w="9525">
+                      <a:noFill/>
+                      <a:headEnd/>
+                      <a:tailEnd/>
+                    </a:ln>
+                  </pic:spPr>
+                </pic:pic>
+              </a:graphicData>
+            </a:graphic>
+          </wp:inline>
+        </w:drawing>
+      </w:r>
+    </w:p>
+    <w:bookmarkEnd w:id="64"/>
+    <w:bookmarkStart w:id="65" w:name="numerical-summary-1"/>
+    <w:p>
+      <w:pPr>
+        <w:pStyle w:val="Heading2"/>
+      </w:pPr>
+      <w:r>
+        <w:t xml:space="preserve">Numerical Summary</w:t>
+      </w:r>
+    </w:p>
+    <w:p>
+      <w:pPr>
+        <w:pStyle w:val="SourceCode"/>
+      </w:pPr>
+      <w:r>
+        <w:rPr>
+          <w:rStyle w:val="NormalTok"/>
+        </w:rPr>
+        <w:t xml:space="preserve">ohio_8 </w:t>
+      </w:r>
+      <w:r>
+        <w:rPr>
+          <w:rStyle w:val="SpecialCharTok"/>
+        </w:rPr>
+        <w:t xml:space="preserve">|&gt;</w:t>
+      </w:r>
+      <w:r>
+        <w:rPr>
+          <w:rStyle w:val="NormalTok"/>
+        </w:rPr>
+        <w:t xml:space="preserve"> </w:t>
+      </w:r>
+      <w:r>
+        <w:rPr>
+          <w:rStyle w:val="FunctionTok"/>
+        </w:rPr>
+        <w:t xml:space="preserve">group_by</w:t>
+      </w:r>
+      <w:r>
+        <w:rPr>
+          <w:rStyle w:val="NormalTok"/>
+        </w:rPr>
+        <w:t xml:space="preserve">(hfactor) </w:t>
+      </w:r>
+      <w:r>
+        <w:rPr>
+          <w:rStyle w:val="SpecialCharTok"/>
+        </w:rPr>
+        <w:t xml:space="preserve">|&gt;</w:t>
+      </w:r>
+      <w:r>
+        <w:rPr>
+          <w:rStyle w:val="NormalTok"/>
+        </w:rPr>
+        <w:t xml:space="preserve"> </w:t>
+      </w:r>
+      <w:r>
+        <w:rPr>
+          <w:rStyle w:val="FunctionTok"/>
+        </w:rPr>
+        <w:t xml:space="preserve">reframe</w:t>
+      </w:r>
+      <w:r>
+        <w:rPr>
+          <w:rStyle w:val="NormalTok"/>
+        </w:rPr>
+        <w:t xml:space="preserve">(</w:t>
+      </w:r>
+      <w:r>
+        <w:rPr>
+          <w:rStyle w:val="FunctionTok"/>
+        </w:rPr>
+        <w:t xml:space="preserve">lovedist</w:t>
+      </w:r>
+      <w:r>
+        <w:rPr>
+          <w:rStyle w:val="NormalTok"/>
+        </w:rPr>
+        <w:t xml:space="preserve">(low_bwt))</w:t>
+      </w:r>
+    </w:p>
+    <w:p>
+      <w:pPr>
+        <w:pStyle w:val="SourceCode"/>
+      </w:pPr>
+      <w:r>
+        <w:rPr>
+          <w:rStyle w:val="VerbatimChar"/>
+        </w:rPr>
+        <w:t xml:space="preserve"># A tibble: 4 × 11</w:t>
+      </w:r>
+      <w:r>
+        <w:br/>
+      </w:r>
+      <w:r>
+        <w:rPr>
+          <w:rStyle w:val="VerbatimChar"/>
+        </w:rPr>
+        <w:t xml:space="preserve">  hfactor     n  miss  mean    sd   med   mad   min   q25   q75   max</w:t>
+      </w:r>
+      <w:r>
+        <w:br/>
+      </w:r>
+      <w:r>
+        <w:rPr>
+          <w:rStyle w:val="VerbatimChar"/>
+        </w:rPr>
+        <w:t xml:space="preserve">  &lt;fct&gt;   &lt;int&gt; &lt;int&gt; &lt;dbl&gt; &lt;dbl&gt; &lt;dbl&gt; &lt;dbl&gt; &lt;dbl&gt; &lt;dbl&gt; &lt;dbl&gt; &lt;dbl&gt;</w:t>
+      </w:r>
+      <w:r>
+        <w:br/>
+      </w:r>
+      <w:r>
+        <w:rPr>
+          <w:rStyle w:val="VerbatimChar"/>
+        </w:rPr>
+        <w:t xml:space="preserve">1 Worst      22     0  8.27 1.12      8  1.48     6  8        9    10</w:t>
+      </w:r>
+      <w:r>
+        <w:br/>
+      </w:r>
+      <w:r>
+        <w:rPr>
+          <w:rStyle w:val="VerbatimChar"/>
+        </w:rPr>
+        <w:t xml:space="preserve">2 Low        22     0  8.45 1.22      8  1.48     7  8        9    11</w:t>
+      </w:r>
+      <w:r>
+        <w:br/>
+      </w:r>
+      <w:r>
+        <w:rPr>
+          <w:rStyle w:val="VerbatimChar"/>
+        </w:rPr>
+        <w:t xml:space="preserve">3 High       22     0  7.45 1.26      8  1.48     4  7        8     9</w:t>
+      </w:r>
+      <w:r>
+        <w:br/>
+      </w:r>
+      <w:r>
+        <w:rPr>
+          <w:rStyle w:val="VerbatimChar"/>
+        </w:rPr>
+        <w:t xml:space="preserve">4 Best       22     0  6.91 0.684     7  0        6  6.25     7     8</w:t>
+      </w:r>
+    </w:p>
+    <w:bookmarkEnd w:id="65"/>
+    <w:bookmarkStart w:id="66" w:name="anova-table-for-smoking"/>
+    <w:p>
+      <w:pPr>
+        <w:pStyle w:val="Heading2"/>
+      </w:pPr>
+      <w:r>
+        <w:t xml:space="preserve">ANOVA table for smoking</w:t>
+      </w:r>
+    </w:p>
+    <w:p>
+      <w:pPr>
+        <w:pStyle w:val="SourceCode"/>
+      </w:pPr>
+      <w:r>
+        <w:rPr>
+          <w:rStyle w:val="NormalTok"/>
+        </w:rPr>
+        <w:t xml:space="preserve">fit2 </w:t>
+      </w:r>
+      <w:r>
+        <w:rPr>
+          <w:rStyle w:val="OtherTok"/>
+        </w:rPr>
+        <w:t xml:space="preserve">&lt;-</w:t>
+      </w:r>
+      <w:r>
+        <w:rPr>
+          <w:rStyle w:val="NormalTok"/>
+        </w:rPr>
+        <w:t xml:space="preserve"> </w:t>
+      </w:r>
+      <w:r>
+        <w:rPr>
+          <w:rStyle w:val="FunctionTok"/>
+        </w:rPr>
+        <w:t xml:space="preserve">lm</w:t>
+      </w:r>
+      <w:r>
+        <w:rPr>
+          <w:rStyle w:val="NormalTok"/>
+        </w:rPr>
+        <w:t xml:space="preserve">(low_bwt </w:t>
+      </w:r>
+      <w:r>
+        <w:rPr>
+          <w:rStyle w:val="SpecialCharTok"/>
+        </w:rPr>
+        <w:t xml:space="preserve">~</w:t>
+      </w:r>
+      <w:r>
+        <w:rPr>
+          <w:rStyle w:val="NormalTok"/>
+        </w:rPr>
+        <w:t xml:space="preserve"> hfactor, </w:t>
+      </w:r>
+      <w:r>
+        <w:rPr>
+          <w:rStyle w:val="AttributeTok"/>
+        </w:rPr>
+        <w:t xml:space="preserve">data =</w:t>
+      </w:r>
+      <w:r>
+        <w:rPr>
+          <w:rStyle w:val="NormalTok"/>
+        </w:rPr>
+        <w:t xml:space="preserve"> ohio_8)</w:t>
+      </w:r>
+      <w:r>
+        <w:br/>
+      </w:r>
+      <w:r>
+        <w:rPr>
+          <w:rStyle w:val="FunctionTok"/>
+        </w:rPr>
+        <w:t xml:space="preserve">anova</w:t>
+      </w:r>
+      <w:r>
+        <w:rPr>
+          <w:rStyle w:val="NormalTok"/>
+        </w:rPr>
+        <w:t xml:space="preserve">(fit2) </w:t>
+      </w:r>
+      <w:r>
+        <w:rPr>
+          <w:rStyle w:val="CommentTok"/>
+        </w:rPr>
+        <w:t xml:space="preserve"># ANOVA table</w:t>
+      </w:r>
+    </w:p>
+    <w:p>
+      <w:pPr>
+        <w:pStyle w:val="SourceCode"/>
+      </w:pPr>
+      <w:r>
+        <w:rPr>
+          <w:rStyle w:val="VerbatimChar"/>
+        </w:rPr>
+        <w:t xml:space="preserve">Analysis of Variance Table</w:t>
+      </w:r>
+      <w:r>
+        <w:br/>
+      </w:r>
+      <w:r>
+        <w:br/>
+      </w:r>
+      <w:r>
+        <w:rPr>
+          <w:rStyle w:val="VerbatimChar"/>
+        </w:rPr>
+        <w:t xml:space="preserve">Response: low_bwt</w:t>
+      </w:r>
+      <w:r>
+        <w:br/>
+      </w:r>
+      <w:r>
+        <w:rPr>
+          <w:rStyle w:val="VerbatimChar"/>
+        </w:rPr>
+        <w:t xml:space="preserve">          Df  Sum Sq Mean Sq F value    Pr(&gt;F)    </w:t>
+      </w:r>
+      <w:r>
+        <w:br/>
+      </w:r>
+      <w:r>
+        <w:rPr>
+          <w:rStyle w:val="VerbatimChar"/>
+        </w:rPr>
+        <w:t xml:space="preserve">hfactor    3  34.364 11.4545   9.518 1.765e-05 ***</w:t>
+      </w:r>
+      <w:r>
+        <w:br/>
+      </w:r>
+      <w:r>
+        <w:rPr>
+          <w:rStyle w:val="VerbatimChar"/>
+        </w:rPr>
+        <w:t xml:space="preserve">Residuals 84 101.091  1.2035                      </w:t>
+      </w:r>
+      <w:r>
+        <w:br/>
+      </w:r>
+      <w:r>
+        <w:rPr>
+          <w:rStyle w:val="VerbatimChar"/>
+        </w:rPr>
+        <w:t xml:space="preserve">---</w:t>
+      </w:r>
+      <w:r>
+        <w:br/>
+      </w:r>
+      <w:r>
+        <w:rPr>
+          <w:rStyle w:val="VerbatimChar"/>
+        </w:rPr>
+        <w:t xml:space="preserve">Signif. codes:  0 '***' 0.001 '**' 0.01 '*' 0.05 '.' 0.1 ' ' 1</w:t>
+      </w:r>
+    </w:p>
+    <w:bookmarkEnd w:id="66"/>
+    <w:bookmarkStart w:id="70" w:name="Xeb9f1cfc80a22d2acb2fa21ca154c9218c5aaa5"/>
+    <w:p>
+      <w:pPr>
+        <w:pStyle w:val="Heading2"/>
+      </w:pPr>
+      <w:r>
+        <w:t xml:space="preserve">Comparing Low Birth Weight Rates: Tukey HSD 95% CIs</w:t>
+      </w:r>
+    </w:p>
+    <w:p>
+      <w:pPr>
+        <w:pStyle w:val="SourceCode"/>
+      </w:pPr>
+      <w:r>
+        <w:rPr>
+          <w:rStyle w:val="FunctionTok"/>
+        </w:rPr>
+        <w:t xml:space="preserve">par</w:t>
+      </w:r>
+      <w:r>
+        <w:rPr>
+          <w:rStyle w:val="NormalTok"/>
+        </w:rPr>
+        <w:t xml:space="preserve">(</w:t>
+      </w:r>
+      <w:r>
+        <w:rPr>
+          <w:rStyle w:val="AttributeTok"/>
+        </w:rPr>
+        <w:t xml:space="preserve">mar=</w:t>
+      </w:r>
+      <w:r>
+        <w:rPr>
+          <w:rStyle w:val="FunctionTok"/>
+        </w:rPr>
+        <w:t xml:space="preserve">c</w:t>
+      </w:r>
+      <w:r>
+        <w:rPr>
+          <w:rStyle w:val="NormalTok"/>
+        </w:rPr>
+        <w:t xml:space="preserve">(</w:t>
+      </w:r>
+      <w:r>
+        <w:rPr>
+          <w:rStyle w:val="DecValTok"/>
+        </w:rPr>
+        <w:t xml:space="preserve">3</w:t>
+      </w:r>
+      <w:r>
+        <w:rPr>
+          <w:rStyle w:val="NormalTok"/>
+        </w:rPr>
+        <w:t xml:space="preserve">,</w:t>
+      </w:r>
+      <w:r>
+        <w:rPr>
+          <w:rStyle w:val="DecValTok"/>
+        </w:rPr>
+        <w:t xml:space="preserve">10</w:t>
+      </w:r>
+      <w:r>
+        <w:rPr>
+          <w:rStyle w:val="NormalTok"/>
+        </w:rPr>
+        <w:t xml:space="preserve">,</w:t>
+      </w:r>
+      <w:r>
+        <w:rPr>
+          <w:rStyle w:val="DecValTok"/>
+        </w:rPr>
+        <w:t xml:space="preserve">3</w:t>
+      </w:r>
+      <w:r>
+        <w:rPr>
+          <w:rStyle w:val="NormalTok"/>
+        </w:rPr>
+        <w:t xml:space="preserve">,</w:t>
+      </w:r>
+      <w:r>
+        <w:rPr>
+          <w:rStyle w:val="DecValTok"/>
+        </w:rPr>
+        <w:t xml:space="preserve">3</w:t>
+      </w:r>
+      <w:r>
+        <w:rPr>
+          <w:rStyle w:val="NormalTok"/>
+        </w:rPr>
+        <w:t xml:space="preserve">), </w:t>
+      </w:r>
+      <w:r>
+        <w:rPr>
+          <w:rStyle w:val="AttributeTok"/>
+        </w:rPr>
+        <w:t xml:space="preserve">las =</w:t>
+      </w:r>
+      <w:r>
+        <w:rPr>
+          <w:rStyle w:val="NormalTok"/>
+        </w:rPr>
+        <w:t xml:space="preserve"> </w:t>
+      </w:r>
+      <w:r>
+        <w:rPr>
+          <w:rStyle w:val="DecValTok"/>
+        </w:rPr>
+        <w:t xml:space="preserve">1</w:t>
+      </w:r>
+      <w:r>
+        <w:rPr>
+          <w:rStyle w:val="NormalTok"/>
+        </w:rPr>
+        <w:t xml:space="preserve">)</w:t>
+      </w:r>
+      <w:r>
+        <w:br/>
+      </w:r>
+      <w:r>
+        <w:rPr>
+          <w:rStyle w:val="FunctionTok"/>
+        </w:rPr>
+        <w:t xml:space="preserve">plot</w:t>
+      </w:r>
+      <w:r>
+        <w:rPr>
+          <w:rStyle w:val="NormalTok"/>
+        </w:rPr>
+        <w:t xml:space="preserve">(</w:t>
+      </w:r>
+      <w:r>
+        <w:rPr>
+          <w:rStyle w:val="FunctionTok"/>
+        </w:rPr>
+        <w:t xml:space="preserve">PostHocTest</w:t>
+      </w:r>
+      <w:r>
+        <w:rPr>
+          <w:rStyle w:val="NormalTok"/>
+        </w:rPr>
+        <w:t xml:space="preserve">(</w:t>
+      </w:r>
+      <w:r>
+        <w:rPr>
+          <w:rStyle w:val="FunctionTok"/>
+        </w:rPr>
+        <w:t xml:space="preserve">aov</w:t>
+      </w:r>
+      <w:r>
+        <w:rPr>
+          <w:rStyle w:val="NormalTok"/>
+        </w:rPr>
+        <w:t xml:space="preserve">(fit2), </w:t>
+      </w:r>
+      <w:r>
+        <w:rPr>
+          <w:rStyle w:val="AttributeTok"/>
+        </w:rPr>
+        <w:t xml:space="preserve">method =</w:t>
+      </w:r>
+      <w:r>
+        <w:rPr>
+          <w:rStyle w:val="NormalTok"/>
+        </w:rPr>
+        <w:t xml:space="preserve"> </w:t>
+      </w:r>
+      <w:r>
+        <w:rPr>
+          <w:rStyle w:val="StringTok"/>
+        </w:rPr>
+        <w:t xml:space="preserve">"hsd"</w:t>
+      </w:r>
+      <w:r>
+        <w:rPr>
+          <w:rStyle w:val="NormalTok"/>
+        </w:rPr>
+        <w:t xml:space="preserve">, </w:t>
+      </w:r>
+      <w:r>
+        <w:rPr>
+          <w:rStyle w:val="AttributeTok"/>
+        </w:rPr>
+        <w:t xml:space="preserve">conf.level =</w:t>
+      </w:r>
+      <w:r>
+        <w:rPr>
+          <w:rStyle w:val="NormalTok"/>
+        </w:rPr>
+        <w:t xml:space="preserve"> </w:t>
+      </w:r>
+      <w:r>
+        <w:rPr>
+          <w:rStyle w:val="FloatTok"/>
+        </w:rPr>
+        <w:t xml:space="preserve">0.95</w:t>
+      </w:r>
+      <w:r>
+        <w:rPr>
+          <w:rStyle w:val="NormalTok"/>
+        </w:rPr>
+        <w:t xml:space="preserve">))</w:t>
+      </w:r>
+    </w:p>
+    <w:p>
+      <w:pPr>
+        <w:pStyle w:val="FirstParagraph"/>
+      </w:pPr>
+      <w:r>
+        <w:drawing>
+          <wp:inline>
+            <wp:extent cx="4620126" cy="3696101"/>
+            <wp:effectExtent b="0" l="0" r="0" t="0"/>
+            <wp:docPr descr="" title="" id="68" name="Picture"/>
+            <a:graphic>
+              <a:graphicData uri="http://schemas.openxmlformats.org/drawingml/2006/picture">
+                <pic:pic>
+                  <pic:nvPicPr>
+                    <pic:cNvPr descr="class08w_files/figure-docx/unnamed-chunk-20-1.png" id="69" name="Picture"/>
+                    <pic:cNvPicPr>
+                      <a:picLocks noChangeArrowheads="1" noChangeAspect="1"/>
+                    </pic:cNvPicPr>
+                  </pic:nvPicPr>
+                  <pic:blipFill>
+                    <a:blip r:embed="rId67"/>
+                    <a:stretch>
+                      <a:fillRect/>
+                    </a:stretch>
+                  </pic:blipFill>
+                  <pic:spPr bwMode="auto">
+                    <a:xfrm>
+                      <a:off x="0" y="0"/>
+                      <a:ext cx="4620126" cy="3696101"/>
+                    </a:xfrm>
+                    <a:prstGeom prst="rect">
+                      <a:avLst/>
+                    </a:prstGeom>
+                    <a:noFill/>
+                    <a:ln w="9525">
+                      <a:noFill/>
+                      <a:headEnd/>
+                      <a:tailEnd/>
+                    </a:ln>
+                  </pic:spPr>
+                </pic:pic>
+              </a:graphicData>
+            </a:graphic>
+          </wp:inline>
+        </w:drawing>
+      </w:r>
+    </w:p>
+    <w:bookmarkEnd w:id="70"/>
+    <w:bookmarkStart w:id="71" w:name="low-birth-weight-tukey-hsd-95-cis"/>
+    <w:p>
+      <w:pPr>
+        <w:pStyle w:val="Heading2"/>
+      </w:pPr>
+      <w:r>
+        <w:t xml:space="preserve">Low Birth Weight Tukey HSD 95% CIs</w:t>
+      </w:r>
+    </w:p>
+    <w:p>
+      <w:pPr>
+        <w:pStyle w:val="SourceCode"/>
+      </w:pPr>
+      <w:r>
+        <w:rPr>
+          <w:rStyle w:val="FunctionTok"/>
+        </w:rPr>
+        <w:t xml:space="preserve">PostHocTest</w:t>
+      </w:r>
+      <w:r>
+        <w:rPr>
+          <w:rStyle w:val="NormalTok"/>
+        </w:rPr>
+        <w:t xml:space="preserve">(</w:t>
+      </w:r>
+      <w:r>
+        <w:rPr>
+          <w:rStyle w:val="FunctionTok"/>
+        </w:rPr>
+        <w:t xml:space="preserve">aov</w:t>
+      </w:r>
+      <w:r>
+        <w:rPr>
+          <w:rStyle w:val="NormalTok"/>
+        </w:rPr>
+        <w:t xml:space="preserve">(fit2), </w:t>
+      </w:r>
+      <w:r>
+        <w:rPr>
+          <w:rStyle w:val="AttributeTok"/>
+        </w:rPr>
+        <w:t xml:space="preserve">method =</w:t>
+      </w:r>
+      <w:r>
+        <w:rPr>
+          <w:rStyle w:val="NormalTok"/>
+        </w:rPr>
+        <w:t xml:space="preserve"> </w:t>
+      </w:r>
+      <w:r>
+        <w:rPr>
+          <w:rStyle w:val="StringTok"/>
+        </w:rPr>
+        <w:t xml:space="preserve">"hsd"</w:t>
+      </w:r>
+      <w:r>
+        <w:rPr>
+          <w:rStyle w:val="NormalTok"/>
+        </w:rPr>
+        <w:t xml:space="preserve">, </w:t>
+      </w:r>
+      <w:r>
+        <w:rPr>
+          <w:rStyle w:val="AttributeTok"/>
+        </w:rPr>
+        <w:t xml:space="preserve">conf.level =</w:t>
+      </w:r>
+      <w:r>
+        <w:rPr>
+          <w:rStyle w:val="NormalTok"/>
+        </w:rPr>
+        <w:t xml:space="preserve"> </w:t>
+      </w:r>
+      <w:r>
+        <w:rPr>
+          <w:rStyle w:val="FloatTok"/>
+        </w:rPr>
+        <w:t xml:space="preserve">0.95</w:t>
+      </w:r>
+      <w:r>
+        <w:rPr>
+          <w:rStyle w:val="NormalTok"/>
+        </w:rPr>
+        <w:t xml:space="preserve">)</w:t>
+      </w:r>
+    </w:p>
+    <w:p>
+      <w:pPr>
+        <w:pStyle w:val="SourceCode"/>
+      </w:pPr>
+      <w:r>
+        <w:br/>
+      </w:r>
+      <w:r>
+        <w:rPr>
+          <w:rStyle w:val="VerbatimChar"/>
+        </w:rPr>
+        <w:t xml:space="preserve">  Posthoc multiple comparisons of means : Tukey HSD </w:t>
+      </w:r>
+      <w:r>
+        <w:br/>
+      </w:r>
+      <w:r>
+        <w:rPr>
+          <w:rStyle w:val="VerbatimChar"/>
+        </w:rPr>
+        <w:t xml:space="preserve">    95% family-wise confidence level</w:t>
+      </w:r>
+      <w:r>
+        <w:br/>
+      </w:r>
+      <w:r>
+        <w:br/>
+      </w:r>
+      <w:r>
+        <w:rPr>
+          <w:rStyle w:val="VerbatimChar"/>
+        </w:rPr>
+        <w:t xml:space="preserve">$hfactor</w:t>
+      </w:r>
+      <w:r>
+        <w:br/>
+      </w:r>
+      <w:r>
+        <w:rPr>
+          <w:rStyle w:val="VerbatimChar"/>
+        </w:rPr>
+        <w:t xml:space="preserve">                 diff     lwr.ci      upr.ci    pval    </w:t>
+      </w:r>
+      <w:r>
+        <w:br/>
+      </w:r>
+      <w:r>
+        <w:rPr>
+          <w:rStyle w:val="VerbatimChar"/>
+        </w:rPr>
+        <w:t xml:space="preserve">Low-Worst   0.1818182 -0.6851887  1.04882503  0.9464    </w:t>
+      </w:r>
+      <w:r>
+        <w:br/>
+      </w:r>
+      <w:r>
+        <w:rPr>
+          <w:rStyle w:val="VerbatimChar"/>
+        </w:rPr>
+        <w:t xml:space="preserve">High-Worst -0.8181818 -1.6851887  0.04882503  0.0715 .  </w:t>
+      </w:r>
+      <w:r>
+        <w:br/>
+      </w:r>
+      <w:r>
+        <w:rPr>
+          <w:rStyle w:val="VerbatimChar"/>
+        </w:rPr>
+        <w:t xml:space="preserve">Best-Worst -1.3636364 -2.2306432 -0.49662952  0.0005 ***</w:t>
+      </w:r>
+      <w:r>
+        <w:br/>
+      </w:r>
+      <w:r>
+        <w:rPr>
+          <w:rStyle w:val="VerbatimChar"/>
+        </w:rPr>
+        <w:t xml:space="preserve">High-Low   -1.0000000 -1.8670068 -0.13299315  0.0171 *  </w:t>
+      </w:r>
+      <w:r>
+        <w:br/>
+      </w:r>
+      <w:r>
+        <w:rPr>
+          <w:rStyle w:val="VerbatimChar"/>
+        </w:rPr>
+        <w:t xml:space="preserve">Best-Low   -1.5454545 -2.4124614 -0.67844770 6.5e-05 ***</w:t>
+      </w:r>
+      <w:r>
+        <w:br/>
+      </w:r>
+      <w:r>
+        <w:rPr>
+          <w:rStyle w:val="VerbatimChar"/>
+        </w:rPr>
+        <w:t xml:space="preserve">Best-High  -0.5454545 -1.4124614  0.32155230  0.3572    </w:t>
+      </w:r>
+      <w:r>
+        <w:br/>
+      </w:r>
+      <w:r>
+        <w:br/>
+      </w:r>
+      <w:r>
+        <w:rPr>
+          <w:rStyle w:val="VerbatimChar"/>
+        </w:rPr>
+        <w:t xml:space="preserve">---</w:t>
+      </w:r>
+      <w:r>
+        <w:br/>
+      </w:r>
+      <w:r>
+        <w:rPr>
+          <w:rStyle w:val="VerbatimChar"/>
+        </w:rPr>
+        <w:t xml:space="preserve">Signif. codes:  0 '***' 0.001 '**' 0.01 '*' 0.05 '.' 0.1 ' ' 1</w:t>
+      </w:r>
+    </w:p>
+    <w:bookmarkEnd w:id="71"/>
+    <w:bookmarkStart w:id="72" w:name="anova-assumptions"/>
+    <w:p>
+      <w:pPr>
+        <w:pStyle w:val="Heading2"/>
+      </w:pPr>
+      <w:r>
+        <w:t xml:space="preserve">ANOVA Assumptions</w:t>
+      </w:r>
+    </w:p>
+    <w:p>
+      <w:pPr>
+        <w:pStyle w:val="FirstParagraph"/>
+      </w:pPr>
+      <w:r>
+        <w:t xml:space="preserve">The assumptions behind analysis of variance are those of a linear model. Of specific interest are:</w:t>
+      </w:r>
+    </w:p>
     <w:p>
       <w:pPr>
         <w:pStyle w:val="Compact"/>
         <w:numPr>
           <w:ilvl w:val="0"/>
-          <w:numId w:val="1020"/>
+          <w:numId w:val="1019"/>
         </w:numPr>
       </w:pPr>
       <w:r>
-        <w:t xml:space="preserve">If both the upper and lower beams move in the same direction, then the difference is pretty strong.</w:t>
-      </w:r>
-    </w:p>
-    <w:bookmarkEnd w:id="72"/>
-    <w:bookmarkEnd w:id="73"/>
-    <w:bookmarkStart w:id="75" w:name="bayes-fit-for-anova-model"/>
-    <w:p>
-      <w:pPr>
-        <w:pStyle w:val="Heading1"/>
-      </w:pPr>
-      <w:r>
-        <w:t xml:space="preserve">Bayes fit for ANOVA model</w:t>
-      </w:r>
-    </w:p>
-    <w:bookmarkStart w:id="74" w:name="bayesian-anova-fit"/>
-    <w:p>
-      <w:pPr>
-        <w:pStyle w:val="Heading2"/>
-      </w:pPr>
-      <w:r>
-        <w:t xml:space="preserve">Bayesian ANOVA fit</w:t>
-      </w:r>
-    </w:p>
-    <w:p>
-      <w:pPr>
-        <w:pStyle w:val="SourceCode"/>
-      </w:pPr>
-      <w:r>
-        <w:rPr>
-          <w:rStyle w:val="FunctionTok"/>
-        </w:rPr>
-        <w:t xml:space="preserve">set.seed</w:t>
-      </w:r>
-      <w:r>
-        <w:rPr>
-          <w:rStyle w:val="NormalTok"/>
-        </w:rPr>
-        <w:t xml:space="preserve">(</w:t>
-      </w:r>
-      <w:r>
-        <w:rPr>
-          <w:rStyle w:val="DecValTok"/>
-        </w:rPr>
-        <w:t xml:space="preserve">431</w:t>
-      </w:r>
-      <w:r>
-        <w:rPr>
-          <w:rStyle w:val="NormalTok"/>
-        </w:rPr>
-        <w:t xml:space="preserve">)</w:t>
-      </w:r>
-      <w:r>
-        <w:br/>
-      </w:r>
-      <w:r>
-        <w:rPr>
-          <w:rStyle w:val="NormalTok"/>
-        </w:rPr>
-        <w:t xml:space="preserve">fit2 </w:t>
-      </w:r>
-      <w:r>
-        <w:rPr>
-          <w:rStyle w:val="OtherTok"/>
-        </w:rPr>
-        <w:t xml:space="preserve">&lt;-</w:t>
-      </w:r>
-      <w:r>
-        <w:rPr>
-          <w:rStyle w:val="NormalTok"/>
-        </w:rPr>
-        <w:t xml:space="preserve"> </w:t>
-      </w:r>
-      <w:r>
-        <w:rPr>
-          <w:rStyle w:val="FunctionTok"/>
-        </w:rPr>
-        <w:t xml:space="preserve">stan_glm</w:t>
-      </w:r>
-      <w:r>
-        <w:rPr>
-          <w:rStyle w:val="NormalTok"/>
-        </w:rPr>
-        <w:t xml:space="preserve">(h_out24 </w:t>
-      </w:r>
-      <w:r>
-        <w:rPr>
-          <w:rStyle w:val="SpecialCharTok"/>
-        </w:rPr>
-        <w:t xml:space="preserve">~</w:t>
-      </w:r>
-      <w:r>
-        <w:rPr>
-          <w:rStyle w:val="NormalTok"/>
-        </w:rPr>
-        <w:t xml:space="preserve"> hfactor, </w:t>
-      </w:r>
-      <w:r>
-        <w:br/>
-      </w:r>
-      <w:r>
-        <w:rPr>
-          <w:rStyle w:val="NormalTok"/>
-        </w:rPr>
-        <w:t xml:space="preserve">                 </w:t>
-      </w:r>
-      <w:r>
-        <w:rPr>
-          <w:rStyle w:val="AttributeTok"/>
-        </w:rPr>
-        <w:t xml:space="preserve">data =</w:t>
-      </w:r>
-      <w:r>
-        <w:rPr>
-          <w:rStyle w:val="NormalTok"/>
-        </w:rPr>
-        <w:t xml:space="preserve"> ohio_8, </w:t>
-      </w:r>
-      <w:r>
-        <w:rPr>
-          <w:rStyle w:val="AttributeTok"/>
-        </w:rPr>
-        <w:t xml:space="preserve">refresh =</w:t>
-      </w:r>
-      <w:r>
-        <w:rPr>
-          <w:rStyle w:val="NormalTok"/>
-        </w:rPr>
-        <w:t xml:space="preserve"> </w:t>
-      </w:r>
-      <w:r>
-        <w:rPr>
-          <w:rStyle w:val="DecValTok"/>
-        </w:rPr>
-        <w:t xml:space="preserve">0</w:t>
-      </w:r>
-      <w:r>
-        <w:rPr>
-          <w:rStyle w:val="NormalTok"/>
-        </w:rPr>
-        <w:t xml:space="preserve">)</w:t>
-      </w:r>
-      <w:r>
-        <w:br/>
-      </w:r>
-      <w:r>
-        <w:br/>
-      </w:r>
-      <w:r>
-        <w:rPr>
-          <w:rStyle w:val="FunctionTok"/>
-        </w:rPr>
-        <w:t xml:space="preserve">model_parameters</w:t>
-      </w:r>
-      <w:r>
-        <w:rPr>
-          <w:rStyle w:val="NormalTok"/>
-        </w:rPr>
-        <w:t xml:space="preserve">(fit2) </w:t>
-      </w:r>
-    </w:p>
-    <w:p>
-      <w:pPr>
-        <w:pStyle w:val="SourceCode"/>
-      </w:pPr>
-      <w:r>
-        <w:rPr>
-          <w:rStyle w:val="VerbatimChar"/>
-        </w:rPr>
-        <w:t xml:space="preserve">Parameter   | Median |         95% CI |   pd |  Rhat | ESS (tail) |                 Prior</w:t>
-      </w:r>
-      <w:r>
-        <w:br/>
-      </w:r>
-      <w:r>
-        <w:rPr>
-          <w:rStyle w:val="VerbatimChar"/>
-        </w:rPr>
-        <w:t xml:space="preserve">-----------------------------------------------------------------------------------------</w:t>
-      </w:r>
-      <w:r>
-        <w:br/>
-      </w:r>
-      <w:r>
-        <w:rPr>
-          <w:rStyle w:val="VerbatimChar"/>
-        </w:rPr>
-        <w:t xml:space="preserve">(Intercept) |  -0.51 | [-0.64, -0.39] | 100% | 1.001 |       2275 | Normal (0.09 +- 1.33)</w:t>
-      </w:r>
-      <w:r>
-        <w:br/>
-      </w:r>
-      <w:r>
-        <w:rPr>
-          <w:rStyle w:val="VerbatimChar"/>
-        </w:rPr>
-        <w:t xml:space="preserve">hfactorLow  |   0.41 | [ 0.23,  0.59] | 100% | 1.001 |       2720 | Normal (0.00 +- 3.06)</w:t>
-      </w:r>
-      <w:r>
-        <w:br/>
-      </w:r>
-      <w:r>
-        <w:rPr>
-          <w:rStyle w:val="VerbatimChar"/>
-        </w:rPr>
-        <w:t xml:space="preserve">hfactorHigh |   0.81 | [ 0.63,  0.98] | 100% | 1.002 |       2593 | Normal (0.00 +- 3.06)</w:t>
-      </w:r>
-      <w:r>
-        <w:br/>
-      </w:r>
-      <w:r>
-        <w:rPr>
-          <w:rStyle w:val="VerbatimChar"/>
-        </w:rPr>
-        <w:t xml:space="preserve">hfactorBest |   1.19 | [ 1.02,  1.37] | 100% | 1.001 |       2788 | Normal (0.00 +- 3.06)</w:t>
-      </w:r>
-    </w:p>
-    <w:p>
-      <w:pPr>
-        <w:pStyle w:val="SourceCode"/>
-      </w:pPr>
-      <w:r>
-        <w:br/>
-      </w:r>
-      <w:r>
-        <w:rPr>
-          <w:rStyle w:val="VerbatimChar"/>
-        </w:rPr>
-        <w:t xml:space="preserve">Uncertainty intervals (equal-tailed) computed using a MCMC distribution</w:t>
-      </w:r>
-      <w:r>
-        <w:br/>
-      </w:r>
-      <w:r>
-        <w:rPr>
-          <w:rStyle w:val="VerbatimChar"/>
-        </w:rPr>
-        <w:t xml:space="preserve">  approximation.</w:t>
-      </w:r>
-    </w:p>
-    <w:bookmarkEnd w:id="74"/>
-    <w:bookmarkEnd w:id="75"/>
-    <w:bookmarkStart w:id="82" w:name="checking-anova-assumptions"/>
-    <w:p>
-      <w:pPr>
-        <w:pStyle w:val="Heading1"/>
-      </w:pPr>
-      <w:r>
-        <w:t xml:space="preserve">Checking ANOVA Assumptions</w:t>
-      </w:r>
-    </w:p>
-    <w:bookmarkStart w:id="76" w:name="anova-assumptions"/>
-    <w:p>
-      <w:pPr>
-        <w:pStyle w:val="Heading2"/>
-      </w:pPr>
-      <w:r>
-        <w:t xml:space="preserve">ANOVA Assumptions</w:t>
-      </w:r>
-    </w:p>
-    <w:p>
-      <w:pPr>
-        <w:pStyle w:val="FirstParagraph"/>
-      </w:pPr>
-      <w:r>
-        <w:t xml:space="preserve">The assumptions behind analysis of variance are those of a linear model. Of specific interest are:</w:t>
+        <w:t xml:space="preserve">The samples obtained from each group are independent.</w:t>
       </w:r>
     </w:p>
     <w:p>
@@ -9701,11 +9999,11 @@
         <w:pStyle w:val="Compact"/>
         <w:numPr>
           <w:ilvl w:val="0"/>
-          <w:numId w:val="1021"/>
+          <w:numId w:val="1019"/>
         </w:numPr>
       </w:pPr>
       <w:r>
-        <w:t xml:space="preserve">The samples obtained from each group are independent.</w:t>
+        <w:t xml:space="preserve">Ideally, the samples from each group are a random sample from the population described by that group.</w:t>
       </w:r>
     </w:p>
     <w:p>
@@ -9713,11 +10011,11 @@
         <w:pStyle w:val="Compact"/>
         <w:numPr>
           <w:ilvl w:val="0"/>
-          <w:numId w:val="1021"/>
+          <w:numId w:val="1019"/>
         </w:numPr>
       </w:pPr>
       <w:r>
-        <w:t xml:space="preserve">Ideally, the samples from each group are a random sample from the population described by that group.</w:t>
+        <w:t xml:space="preserve">In the population, the variance of the outcome in each group is equal. (This is less of an issue if our study involves a balanced design.)</w:t>
       </w:r>
     </w:p>
     <w:p>
@@ -9725,22 +10023,10 @@
         <w:pStyle w:val="Compact"/>
         <w:numPr>
           <w:ilvl w:val="0"/>
-          <w:numId w:val="1021"/>
+          <w:numId w:val="1019"/>
         </w:numPr>
       </w:pPr>
       <w:r>
-        <w:t xml:space="preserve">In the population, the variance of the outcome in each group is equal. (This is less of an issue if our study involves a balanced design.)</w:t>
-      </w:r>
-    </w:p>
-    <w:p>
-      <w:pPr>
-        <w:pStyle w:val="Compact"/>
-        <w:numPr>
-          <w:ilvl w:val="0"/>
-          <w:numId w:val="1021"/>
-        </w:numPr>
-      </w:pPr>
-      <w:r>
         <w:t xml:space="preserve">In the population, we have Normal distributions of the outcome in each group.</w:t>
       </w:r>
     </w:p>
@@ -9752,14 +10038,159 @@
         <w:t xml:space="preserve">Happily, the ANOVA F test is fairly robust to violations of the Normality assumption.</w:t>
       </w:r>
     </w:p>
+    <w:bookmarkEnd w:id="72"/>
+    <w:bookmarkStart w:id="76" w:name="normality-for-first-example"/>
+    <w:p>
+      <w:pPr>
+        <w:pStyle w:val="Heading2"/>
+      </w:pPr>
+      <w:r>
+        <w:t xml:space="preserve">Normality for first example</w:t>
+      </w:r>
+    </w:p>
+    <w:p>
+      <w:pPr>
+        <w:pStyle w:val="FirstParagraph"/>
+      </w:pPr>
+      <w:r>
+        <w:t xml:space="preserve">Normal Q-Q plot of</w:t>
+      </w:r>
+      <w:r>
+        <w:t xml:space="preserve"> </w:t>
+      </w:r>
+      <w:r>
+        <w:rPr>
+          <w:rStyle w:val="VerbatimChar"/>
+        </w:rPr>
+        <w:t xml:space="preserve">fit1</w:t>
+      </w:r>
+      <w:r>
+        <w:t xml:space="preserve"> </w:t>
+      </w:r>
+      <w:r>
+        <w:t xml:space="preserve">regression residuals</w:t>
+      </w:r>
+    </w:p>
+    <w:p>
+      <w:pPr>
+        <w:pStyle w:val="SourceCode"/>
+      </w:pPr>
+      <w:r>
+        <w:rPr>
+          <w:rStyle w:val="FunctionTok"/>
+        </w:rPr>
+        <w:t xml:space="preserve">plot</w:t>
+      </w:r>
+      <w:r>
+        <w:rPr>
+          <w:rStyle w:val="NormalTok"/>
+        </w:rPr>
+        <w:t xml:space="preserve">(fit1, </w:t>
+      </w:r>
+      <w:r>
+        <w:rPr>
+          <w:rStyle w:val="AttributeTok"/>
+        </w:rPr>
+        <w:t xml:space="preserve">which =</w:t>
+      </w:r>
+      <w:r>
+        <w:rPr>
+          <w:rStyle w:val="NormalTok"/>
+        </w:rPr>
+        <w:t xml:space="preserve"> </w:t>
+      </w:r>
+      <w:r>
+        <w:rPr>
+          <w:rStyle w:val="DecValTok"/>
+        </w:rPr>
+        <w:t xml:space="preserve">2</w:t>
+      </w:r>
+      <w:r>
+        <w:rPr>
+          <w:rStyle w:val="NormalTok"/>
+        </w:rPr>
+        <w:t xml:space="preserve">, </w:t>
+      </w:r>
+      <w:r>
+        <w:rPr>
+          <w:rStyle w:val="AttributeTok"/>
+        </w:rPr>
+        <w:t xml:space="preserve">col =</w:t>
+      </w:r>
+      <w:r>
+        <w:rPr>
+          <w:rStyle w:val="NormalTok"/>
+        </w:rPr>
+        <w:t xml:space="preserve"> </w:t>
+      </w:r>
+      <w:r>
+        <w:rPr>
+          <w:rStyle w:val="StringTok"/>
+        </w:rPr>
+        <w:t xml:space="preserve">"blue"</w:t>
+      </w:r>
+      <w:r>
+        <w:rPr>
+          <w:rStyle w:val="NormalTok"/>
+        </w:rPr>
+        <w:t xml:space="preserve">)</w:t>
+      </w:r>
+    </w:p>
+    <w:p>
+      <w:pPr>
+        <w:pStyle w:val="FirstParagraph"/>
+      </w:pPr>
+      <w:r>
+        <w:drawing>
+          <wp:inline>
+            <wp:extent cx="4620126" cy="3696101"/>
+            <wp:effectExtent b="0" l="0" r="0" t="0"/>
+            <wp:docPr descr="" title="" id="74" name="Picture"/>
+            <a:graphic>
+              <a:graphicData uri="http://schemas.openxmlformats.org/drawingml/2006/picture">
+                <pic:pic>
+                  <pic:nvPicPr>
+                    <pic:cNvPr descr="class08w_files/figure-docx/unnamed-chunk-22-1.png" id="75" name="Picture"/>
+                    <pic:cNvPicPr>
+                      <a:picLocks noChangeArrowheads="1" noChangeAspect="1"/>
+                    </pic:cNvPicPr>
+                  </pic:nvPicPr>
+                  <pic:blipFill>
+                    <a:blip r:embed="rId73"/>
+                    <a:stretch>
+                      <a:fillRect/>
+                    </a:stretch>
+                  </pic:blipFill>
+                  <pic:spPr bwMode="auto">
+                    <a:xfrm>
+                      <a:off x="0" y="0"/>
+                      <a:ext cx="4620126" cy="3696101"/>
+                    </a:xfrm>
+                    <a:prstGeom prst="rect">
+                      <a:avLst/>
+                    </a:prstGeom>
+                    <a:noFill/>
+                    <a:ln w="9525">
+                      <a:noFill/>
+                      <a:headEnd/>
+                      <a:tailEnd/>
+                    </a:ln>
+                  </pic:spPr>
+                </pic:pic>
+              </a:graphicData>
+            </a:graphic>
+          </wp:inline>
+        </w:drawing>
+      </w:r>
+    </w:p>
     <w:bookmarkEnd w:id="76"/>
-    <w:bookmarkStart w:id="80" w:name="check-normality-assumption"/>
+    <w:bookmarkStart w:id="80" w:name="normality-for-low-birth-weight-model"/>
     <w:p>
       <w:pPr>
         <w:pStyle w:val="Heading2"/>
       </w:pPr>
       <w:r>
-        <w:t xml:space="preserve">Check Normality assumption</w:t>
+        <w:t xml:space="preserve">Normality for Low Birth Weight Model</w:t>
       </w:r>
     </w:p>
     <w:p>
@@ -9776,7 +10207,7 @@
         <w:rPr>
           <w:rStyle w:val="VerbatimChar"/>
         </w:rPr>
-        <w:t xml:space="preserve">fit1</w:t>
+        <w:t xml:space="preserve">fit2</w:t>
       </w:r>
       <w:r>
         <w:t xml:space="preserve"> </w:t>
@@ -9799,7 +10230,7 @@
         <w:rPr>
           <w:rStyle w:val="NormalTok"/>
         </w:rPr>
-        <w:t xml:space="preserve">(fit1, </w:t>
+        <w:t xml:space="preserve">(fit2, </w:t>
       </w:r>
       <w:r>
         <w:rPr>
@@ -9864,7 +10295,7 @@
               <a:graphicData uri="http://schemas.openxmlformats.org/drawingml/2006/picture">
                 <pic:pic>
                   <pic:nvPicPr>
-                    <pic:cNvPr descr="class08w_files/figure-docx/unnamed-chunk-21-1.png" id="79" name="Picture"/>
+                    <pic:cNvPr descr="class08w_files/figure-docx/unnamed-chunk-23-1.png" id="79" name="Picture"/>
                     <pic:cNvPicPr>
                       <a:picLocks noChangeArrowheads="1" noChangeAspect="1"/>
                     </pic:cNvPicPr>
@@ -9933,7 +10364,31 @@
         <w:rPr>
           <w:rStyle w:val="NormalTok"/>
         </w:rPr>
-        <w:t xml:space="preserve">(fit1))</w:t>
+        <w:t xml:space="preserve">(fit1), </w:t>
+      </w:r>
+      <w:r>
+        <w:rPr>
+          <w:rStyle w:val="AttributeTok"/>
+        </w:rPr>
+        <w:t xml:space="preserve">detrend =</w:t>
+      </w:r>
+      <w:r>
+        <w:rPr>
+          <w:rStyle w:val="NormalTok"/>
+        </w:rPr>
+        <w:t xml:space="preserve"> </w:t>
+      </w:r>
+      <w:r>
+        <w:rPr>
+          <w:rStyle w:val="ConstantTok"/>
+        </w:rPr>
+        <w:t xml:space="preserve">FALSE</w:t>
+      </w:r>
+      <w:r>
+        <w:rPr>
+          <w:rStyle w:val="NormalTok"/>
+        </w:rPr>
+        <w:t xml:space="preserve">)</w:t>
       </w:r>
     </w:p>
     <w:p>
@@ -10280,700 +10735,556 @@
         <w:rPr>
           <w:rStyle w:val="VerbatimChar"/>
         </w:rPr>
-        <w:t xml:space="preserve">  abind_1.4-8            arrangements_1.1.10    askpass_1.2.1         </w:t>
-      </w:r>
-      <w:r>
-        <w:br/>
-      </w:r>
-      <w:r>
-        <w:rPr>
-          <w:rStyle w:val="VerbatimChar"/>
-        </w:rPr>
-        <w:t xml:space="preserve">  backports_1.5.1        base_4.6.1             base64enc_0.1-6       </w:t>
-      </w:r>
-      <w:r>
-        <w:br/>
-      </w:r>
-      <w:r>
-        <w:rPr>
-          <w:rStyle w:val="VerbatimChar"/>
-        </w:rPr>
-        <w:t xml:space="preserve">  bayesplot_1.16.0       bayestestR_0.18.1      BH_1.90.0.1           </w:t>
-      </w:r>
-      <w:r>
-        <w:br/>
-      </w:r>
-      <w:r>
-        <w:rPr>
-          <w:rStyle w:val="VerbatimChar"/>
-        </w:rPr>
-        <w:t xml:space="preserve">  bit_4.6.0              bit64_4.8.4            blob_1.3.0            </w:t>
-      </w:r>
-      <w:r>
-        <w:br/>
-      </w:r>
-      <w:r>
-        <w:rPr>
-          <w:rStyle w:val="VerbatimChar"/>
-        </w:rPr>
-        <w:t xml:space="preserve">  boot_1.3-32            broom_1.0.13           bslib_0.12.0          </w:t>
-      </w:r>
-      <w:r>
-        <w:br/>
-      </w:r>
-      <w:r>
-        <w:rPr>
-          <w:rStyle w:val="VerbatimChar"/>
-        </w:rPr>
-        <w:t xml:space="preserve">  cachem_1.1.0           callr_3.8.0            cellranger_1.1.0      </w:t>
-      </w:r>
-      <w:r>
-        <w:br/>
-      </w:r>
-      <w:r>
-        <w:rPr>
-          <w:rStyle w:val="VerbatimChar"/>
-        </w:rPr>
-        <w:t xml:space="preserve">  checkmate_2.3.4        class_7.3-24           cli_3.6.6             </w:t>
-      </w:r>
-      <w:r>
-        <w:br/>
-      </w:r>
-      <w:r>
-        <w:rPr>
-          <w:rStyle w:val="VerbatimChar"/>
-        </w:rPr>
-        <w:t xml:space="preserve">  clipr_0.8.1            coda_0.19-4.1          codetools_0.2-20      </w:t>
-      </w:r>
-      <w:r>
-        <w:br/>
-      </w:r>
-      <w:r>
-        <w:rPr>
-          <w:rStyle w:val="VerbatimChar"/>
-        </w:rPr>
-        <w:t xml:space="preserve">  colourpicker_1.3.0     commonmark_2.0.0       compiler_4.6.1        </w:t>
-      </w:r>
-      <w:r>
-        <w:br/>
-      </w:r>
-      <w:r>
-        <w:rPr>
-          <w:rStyle w:val="VerbatimChar"/>
-        </w:rPr>
-        <w:t xml:space="preserve">  conflicted_1.2.0       correlation_0.8.8      cpp11_0.5.5           </w:t>
-      </w:r>
-      <w:r>
-        <w:br/>
-      </w:r>
-      <w:r>
-        <w:rPr>
-          <w:rStyle w:val="VerbatimChar"/>
-        </w:rPr>
-        <w:t xml:space="preserve">  crayon_1.5.3           crosstalk_1.2.2        curl_8.0.0            </w:t>
-      </w:r>
-      <w:r>
-        <w:br/>
-      </w:r>
-      <w:r>
-        <w:rPr>
-          <w:rStyle w:val="VerbatimChar"/>
-        </w:rPr>
-        <w:t xml:space="preserve">  data.table_1.18.6.1    datasets_4.6.1         datawizard_1.3.1      </w:t>
-      </w:r>
-      <w:r>
-        <w:br/>
-      </w:r>
-      <w:r>
-        <w:rPr>
-          <w:rStyle w:val="VerbatimChar"/>
-        </w:rPr>
-        <w:t xml:space="preserve">  DBI_1.3.0              dbplyr_2.6.0           desc_1.4.3            </w:t>
-      </w:r>
-      <w:r>
-        <w:br/>
-      </w:r>
-      <w:r>
-        <w:rPr>
-          <w:rStyle w:val="VerbatimChar"/>
-        </w:rPr>
-        <w:t xml:space="preserve">  DescTools_0.99.60      digest_0.6.39          distributional_0.8.1  </w:t>
-      </w:r>
-      <w:r>
-        <w:br/>
-      </w:r>
-      <w:r>
-        <w:rPr>
-          <w:rStyle w:val="VerbatimChar"/>
-        </w:rPr>
-        <w:t xml:space="preserve">  dplyr_1.2.1            DT_0.34.0              dtplyr_1.3.3          </w:t>
-      </w:r>
-      <w:r>
-        <w:br/>
-      </w:r>
-      <w:r>
-        <w:rPr>
-          <w:rStyle w:val="VerbatimChar"/>
-        </w:rPr>
-        <w:t xml:space="preserve">  dygraphs_1.1.1.6       e1071_1.7-17           easystats_0.7.6       </w:t>
-      </w:r>
-      <w:r>
-        <w:br/>
-      </w:r>
-      <w:r>
-        <w:rPr>
-          <w:rStyle w:val="VerbatimChar"/>
-        </w:rPr>
-        <w:t xml:space="preserve">  effectsize_1.0.3       emmeans_2.0.4          estimability_2.0.0    </w:t>
-      </w:r>
-      <w:r>
-        <w:br/>
-      </w:r>
-      <w:r>
-        <w:rPr>
-          <w:rStyle w:val="VerbatimChar"/>
-        </w:rPr>
-        <w:t xml:space="preserve">  evaluate_1.0.5         Exact_3.3              exactRankTests_0.8-37 </w:t>
-      </w:r>
-      <w:r>
-        <w:br/>
-      </w:r>
-      <w:r>
-        <w:rPr>
-          <w:rStyle w:val="VerbatimChar"/>
-        </w:rPr>
-        <w:t xml:space="preserve">  expm_1.0-1             farver_2.1.2           fastmap_1.2.0         </w:t>
-      </w:r>
-      <w:r>
-        <w:br/>
-      </w:r>
-      <w:r>
-        <w:rPr>
-          <w:rStyle w:val="VerbatimChar"/>
-        </w:rPr>
-        <w:t xml:space="preserve">  fontawesome_0.5.3      forcats_1.0.1          foreach_1.5.2         </w:t>
-      </w:r>
-      <w:r>
-        <w:br/>
-      </w:r>
-      <w:r>
-        <w:rPr>
-          <w:rStyle w:val="VerbatimChar"/>
-        </w:rPr>
-        <w:t xml:space="preserve">  Formula_1.2-6          fs_2.1.0               gargle_1.6.1          </w:t>
-      </w:r>
-      <w:r>
-        <w:br/>
-      </w:r>
-      <w:r>
-        <w:rPr>
-          <w:rStyle w:val="VerbatimChar"/>
-        </w:rPr>
-        <w:t xml:space="preserve">  generics_0.1.4         ggdist_3.3.3           ggplot2_4.0.3         </w:t>
-      </w:r>
-      <w:r>
-        <w:br/>
-      </w:r>
-      <w:r>
-        <w:rPr>
-          <w:rStyle w:val="VerbatimChar"/>
-        </w:rPr>
-        <w:t xml:space="preserve">  ggrepel_0.9.8          ggridges_0.5.7         gld_2.6.8             </w:t>
-      </w:r>
-      <w:r>
-        <w:br/>
-      </w:r>
-      <w:r>
-        <w:rPr>
-          <w:rStyle w:val="VerbatimChar"/>
-        </w:rPr>
-        <w:t xml:space="preserve">  glmnet_5.0             glue_1.8.1             gmp_0.7-5.1           </w:t>
-      </w:r>
-      <w:r>
-        <w:br/>
-      </w:r>
-      <w:r>
-        <w:rPr>
-          <w:rStyle w:val="VerbatimChar"/>
-        </w:rPr>
-        <w:t xml:space="preserve">  googledrive_2.1.2      googlesheets4_1.1.2    graphics_4.6.1        </w:t>
-      </w:r>
-      <w:r>
-        <w:br/>
-      </w:r>
-      <w:r>
-        <w:rPr>
-          <w:rStyle w:val="VerbatimChar"/>
-        </w:rPr>
-        <w:t xml:space="preserve">  grDevices_4.6.1        grid_4.6.1             gridExtra_2.3.1       </w:t>
-      </w:r>
-      <w:r>
-        <w:br/>
-      </w:r>
-      <w:r>
-        <w:rPr>
-          <w:rStyle w:val="VerbatimChar"/>
-        </w:rPr>
-        <w:t xml:space="preserve">  gtable_0.3.6           gtools_3.9.5           haven_2.5.5           </w:t>
-      </w:r>
-      <w:r>
-        <w:br/>
-      </w:r>
-      <w:r>
-        <w:rPr>
-          <w:rStyle w:val="VerbatimChar"/>
-        </w:rPr>
-        <w:t xml:space="preserve">  highr_0.12             hms_1.1.4              htmltools_0.5.9       </w:t>
-      </w:r>
-      <w:r>
-        <w:br/>
-      </w:r>
-      <w:r>
-        <w:rPr>
-          <w:rStyle w:val="VerbatimChar"/>
-        </w:rPr>
-        <w:t xml:space="preserve">  htmlwidgets_1.6.4      httpuv_1.6.17          httr_1.4.8            </w:t>
-      </w:r>
-      <w:r>
-        <w:br/>
-      </w:r>
-      <w:r>
-        <w:rPr>
-          <w:rStyle w:val="VerbatimChar"/>
-        </w:rPr>
-        <w:t xml:space="preserve">  ids_1.0.1              igraph_2.3.3           inline_0.3.21         </w:t>
-      </w:r>
-      <w:r>
-        <w:br/>
-      </w:r>
-      <w:r>
-        <w:rPr>
-          <w:rStyle w:val="VerbatimChar"/>
-        </w:rPr>
-        <w:t xml:space="preserve">  insight_1.5.3          isoband_0.3.0          iterators_1.0.14      </w:t>
-      </w:r>
-      <w:r>
-        <w:br/>
-      </w:r>
-      <w:r>
-        <w:rPr>
-          <w:rStyle w:val="VerbatimChar"/>
-        </w:rPr>
-        <w:t xml:space="preserve">  janitor_2.2.1          jomo_2.7-6             jquerylib_0.1.4       </w:t>
-      </w:r>
-      <w:r>
-        <w:br/>
-      </w:r>
-      <w:r>
-        <w:rPr>
-          <w:rStyle w:val="VerbatimChar"/>
-        </w:rPr>
-        <w:t xml:space="preserve">  jsonlite_2.0.0         knitr_1.51             labeling_0.4.3        </w:t>
-      </w:r>
-      <w:r>
-        <w:br/>
-      </w:r>
-      <w:r>
-        <w:rPr>
-          <w:rStyle w:val="VerbatimChar"/>
-        </w:rPr>
-        <w:t xml:space="preserve">  later_1.4.8            lattice_0.23-1         lazyeval_0.2.3        </w:t>
-      </w:r>
-      <w:r>
-        <w:br/>
-      </w:r>
-      <w:r>
-        <w:rPr>
-          <w:rStyle w:val="VerbatimChar"/>
-        </w:rPr>
-        <w:t xml:space="preserve">  lifecycle_1.0.5        litedown_0.11          lme4_2.0-6            </w:t>
-      </w:r>
-      <w:r>
-        <w:br/>
-      </w:r>
-      <w:r>
-        <w:rPr>
-          <w:rStyle w:val="VerbatimChar"/>
-        </w:rPr>
-        <w:t xml:space="preserve">  lmom_3.3               loo_2.10.1             lubridate_1.9.5       </w:t>
-      </w:r>
-      <w:r>
-        <w:br/>
-      </w:r>
-      <w:r>
-        <w:rPr>
-          <w:rStyle w:val="VerbatimChar"/>
-        </w:rPr>
-        <w:t xml:space="preserve">  magrittr_2.0.5         marginaleffects_0.32.0 markdown_2.0          </w:t>
-      </w:r>
-      <w:r>
-        <w:br/>
-      </w:r>
-      <w:r>
-        <w:rPr>
-          <w:rStyle w:val="VerbatimChar"/>
-        </w:rPr>
-        <w:t xml:space="preserve">  MASS_7.3-66            Matrix_1.7-6           matrixStats_1.5.0     </w:t>
-      </w:r>
-      <w:r>
-        <w:br/>
-      </w:r>
-      <w:r>
-        <w:rPr>
-          <w:rStyle w:val="VerbatimChar"/>
-        </w:rPr>
-        <w:t xml:space="preserve">  memoise_2.0.1          methods_4.6.1          mgcv_1.9-4            </w:t>
-      </w:r>
-      <w:r>
-        <w:br/>
-      </w:r>
-      <w:r>
-        <w:rPr>
-          <w:rStyle w:val="VerbatimChar"/>
-        </w:rPr>
-        <w:t xml:space="preserve">  mice_3.19.0            miceadds_3.20-10       mime_0.13             </w:t>
-      </w:r>
-      <w:r>
-        <w:br/>
-      </w:r>
-      <w:r>
-        <w:rPr>
-          <w:rStyle w:val="VerbatimChar"/>
-        </w:rPr>
-        <w:t xml:space="preserve">  miniUI_0.1.2           minqa_1.2.8            mitml_0.4-5           </w:t>
-      </w:r>
-      <w:r>
-        <w:br/>
-      </w:r>
-      <w:r>
-        <w:rPr>
-          <w:rStyle w:val="VerbatimChar"/>
-        </w:rPr>
-        <w:t xml:space="preserve">  mitools_2.4            MKdescr_0.9            MKinfer_1.3           </w:t>
-      </w:r>
-      <w:r>
-        <w:br/>
-      </w:r>
-      <w:r>
-        <w:rPr>
-          <w:rStyle w:val="VerbatimChar"/>
-        </w:rPr>
-        <w:t xml:space="preserve">  modelbased_0.17.0      modelr_0.1.11          multcomp_1.4-32       </w:t>
-      </w:r>
-      <w:r>
-        <w:br/>
-      </w:r>
-      <w:r>
-        <w:rPr>
-          <w:rStyle w:val="VerbatimChar"/>
-        </w:rPr>
-        <w:t xml:space="preserve">  mvtnorm_1.4-2          nlme_3.1-170           nloptr_2.2.1          </w:t>
-      </w:r>
-      <w:r>
-        <w:br/>
-      </w:r>
-      <w:r>
-        <w:rPr>
-          <w:rStyle w:val="VerbatimChar"/>
-        </w:rPr>
-        <w:t xml:space="preserve">  nnet_7.3-21            numDeriv_2016.8.1.1    openssl_2.4.2         </w:t>
-      </w:r>
-      <w:r>
-        <w:br/>
-      </w:r>
-      <w:r>
-        <w:rPr>
-          <w:rStyle w:val="VerbatimChar"/>
-        </w:rPr>
-        <w:t xml:space="preserve">  ordinal_2026.7.26      otel_0.2.0             pan_2.0               </w:t>
-      </w:r>
-      <w:r>
-        <w:br/>
-      </w:r>
-      <w:r>
-        <w:rPr>
-          <w:rStyle w:val="VerbatimChar"/>
-        </w:rPr>
-        <w:t xml:space="preserve">  parallel_4.6.1         parameters_0.29.2      patchwork_1.3.2       </w:t>
-      </w:r>
-      <w:r>
-        <w:br/>
-      </w:r>
-      <w:r>
-        <w:rPr>
-          <w:rStyle w:val="VerbatimChar"/>
-        </w:rPr>
-        <w:t xml:space="preserve">  performance_0.18.0     pillar_1.11.1          pkgbuild_1.4.8        </w:t>
-      </w:r>
-      <w:r>
-        <w:br/>
-      </w:r>
-      <w:r>
-        <w:rPr>
-          <w:rStyle w:val="VerbatimChar"/>
-        </w:rPr>
-        <w:t xml:space="preserve">  pkgconfig_2.0.3        plyr_1.8.9             posterior_1.7.0       </w:t>
-      </w:r>
-      <w:r>
-        <w:br/>
-      </w:r>
-      <w:r>
-        <w:rPr>
-          <w:rStyle w:val="VerbatimChar"/>
-        </w:rPr>
-        <w:t xml:space="preserve">  prettyunits_1.2.0      processx_3.9.0         progress_1.2.3        </w:t>
-      </w:r>
-      <w:r>
-        <w:br/>
-      </w:r>
-      <w:r>
-        <w:rPr>
-          <w:rStyle w:val="VerbatimChar"/>
-        </w:rPr>
-        <w:t xml:space="preserve">  promises_1.5.0         proxy_0.4-29           ps_1.9.3              </w:t>
-      </w:r>
-      <w:r>
-        <w:br/>
-      </w:r>
-      <w:r>
-        <w:rPr>
-          <w:rStyle w:val="VerbatimChar"/>
-        </w:rPr>
-        <w:t xml:space="preserve">  purrr_1.2.2            quadprog_1.5.8         QuickJSR_1.11.0       </w:t>
-      </w:r>
-      <w:r>
-        <w:br/>
-      </w:r>
-      <w:r>
-        <w:rPr>
-          <w:rStyle w:val="VerbatimChar"/>
-        </w:rPr>
-        <w:t xml:space="preserve">  R6_2.6.1               ragg_1.5.2             rappdirs_0.3.4        </w:t>
-      </w:r>
-      <w:r>
-        <w:br/>
-      </w:r>
-      <w:r>
-        <w:rPr>
-          <w:rStyle w:val="VerbatimChar"/>
-        </w:rPr>
-        <w:t xml:space="preserve">  rbibutils_2.4.1        RColorBrewer_1.1-3     Rcpp_1.1.2            </w:t>
-      </w:r>
-      <w:r>
-        <w:br/>
-      </w:r>
-      <w:r>
-        <w:rPr>
-          <w:rStyle w:val="VerbatimChar"/>
-        </w:rPr>
-        <w:t xml:space="preserve">  RcppArmadillo_15.4.2.1 RcppEigen_0.3.4.0.2    RcppParallel_6.2.0    </w:t>
-      </w:r>
-      <w:r>
-        <w:br/>
-      </w:r>
-      <w:r>
-        <w:rPr>
-          <w:rStyle w:val="VerbatimChar"/>
-        </w:rPr>
-        <w:t xml:space="preserve">  Rdpack_2.6.6           readr_2.2.0            readxl_1.5.0          </w:t>
-      </w:r>
-      <w:r>
-        <w:br/>
-      </w:r>
-      <w:r>
-        <w:rPr>
-          <w:rStyle w:val="VerbatimChar"/>
-        </w:rPr>
-        <w:t xml:space="preserve">  reformulas_0.4.4       rematch_2.0.0          rematch2_2.1.2        </w:t>
-      </w:r>
-      <w:r>
-        <w:br/>
-      </w:r>
-      <w:r>
-        <w:rPr>
-          <w:rStyle w:val="VerbatimChar"/>
-        </w:rPr>
-        <w:t xml:space="preserve">  report_0.6.4           reprex_2.1.1           reshape2_1.4.5        </w:t>
-      </w:r>
-      <w:r>
-        <w:br/>
-      </w:r>
-      <w:r>
-        <w:rPr>
-          <w:rStyle w:val="VerbatimChar"/>
-        </w:rPr>
-        <w:t xml:space="preserve">  rlang_1.3.0            rmarkdown_2.31         rootSolve_1.8.2.4     </w:t>
-      </w:r>
-      <w:r>
-        <w:br/>
-      </w:r>
-      <w:r>
-        <w:rPr>
-          <w:rStyle w:val="VerbatimChar"/>
-        </w:rPr>
-        <w:t xml:space="preserve">  rpart_4.1.27           rstan_2.32.7           rstanarm_2.32.2       </w:t>
-      </w:r>
-      <w:r>
-        <w:br/>
-      </w:r>
-      <w:r>
-        <w:rPr>
-          <w:rStyle w:val="VerbatimChar"/>
-        </w:rPr>
-        <w:t xml:space="preserve">  rstantools_2.7.1       rstudioapi_0.19.0      rvest_1.0.5           </w:t>
-      </w:r>
-      <w:r>
-        <w:br/>
-      </w:r>
-      <w:r>
-        <w:rPr>
-          <w:rStyle w:val="VerbatimChar"/>
-        </w:rPr>
-        <w:t xml:space="preserve">  S7_0.2.2               sandwich_3.1-3         sass_0.4.10           </w:t>
-      </w:r>
-      <w:r>
-        <w:br/>
-      </w:r>
-      <w:r>
-        <w:rPr>
-          <w:rStyle w:val="VerbatimChar"/>
-        </w:rPr>
-        <w:t xml:space="preserve">  scales_1.4.0           see_0.14.1             selectr_0.6.0         </w:t>
-      </w:r>
-      <w:r>
-        <w:br/>
-      </w:r>
-      <w:r>
-        <w:rPr>
-          <w:rStyle w:val="VerbatimChar"/>
-        </w:rPr>
-        <w:t xml:space="preserve">  shape_1.4.6.1          shiny_1.14.0           shinyjs_2.1.1         </w:t>
-      </w:r>
-      <w:r>
-        <w:br/>
-      </w:r>
-      <w:r>
-        <w:rPr>
-          <w:rStyle w:val="VerbatimChar"/>
-        </w:rPr>
-        <w:t xml:space="preserve">  shinystan_2.7.0        shinythemes_1.2.0      snakecase_0.11.1      </w:t>
-      </w:r>
-      <w:r>
-        <w:br/>
-      </w:r>
-      <w:r>
-        <w:rPr>
-          <w:rStyle w:val="VerbatimChar"/>
-        </w:rPr>
-        <w:t xml:space="preserve">  sourcetools_0.1.7.2    splines_4.6.1          StanHeaders_2.32.10   </w:t>
-      </w:r>
-      <w:r>
-        <w:br/>
-      </w:r>
-      <w:r>
-        <w:rPr>
-          <w:rStyle w:val="VerbatimChar"/>
-        </w:rPr>
-        <w:t xml:space="preserve">  stats_4.6.1            stats4_4.6.1           stringi_1.8.9         </w:t>
-      </w:r>
-      <w:r>
-        <w:br/>
-      </w:r>
-      <w:r>
-        <w:rPr>
-          <w:rStyle w:val="VerbatimChar"/>
-        </w:rPr>
-        <w:t xml:space="preserve">  stringr_1.6.0          survival_3.8-11        sys_3.4.3             </w:t>
-      </w:r>
-      <w:r>
-        <w:br/>
-      </w:r>
-      <w:r>
-        <w:rPr>
-          <w:rStyle w:val="VerbatimChar"/>
-        </w:rPr>
-        <w:t xml:space="preserve">  systemfonts_1.3.2      tensorA_0.36.2.1       textshaping_1.0.5     </w:t>
-      </w:r>
-      <w:r>
-        <w:br/>
-      </w:r>
-      <w:r>
-        <w:rPr>
-          <w:rStyle w:val="VerbatimChar"/>
-        </w:rPr>
-        <w:t xml:space="preserve">  TH.data_1.1-5          threejs_0.3.4          tibble_3.3.1          </w:t>
-      </w:r>
-      <w:r>
-        <w:br/>
-      </w:r>
-      <w:r>
-        <w:rPr>
-          <w:rStyle w:val="VerbatimChar"/>
-        </w:rPr>
-        <w:t xml:space="preserve">  tidyr_1.3.2            tidyselect_1.2.1       tidyverse_2.0.0       </w:t>
-      </w:r>
-      <w:r>
-        <w:br/>
-      </w:r>
-      <w:r>
-        <w:rPr>
-          <w:rStyle w:val="VerbatimChar"/>
-        </w:rPr>
-        <w:t xml:space="preserve">  timechange_0.4.0       tinytex_0.60           tools_4.6.1           </w:t>
-      </w:r>
-      <w:r>
-        <w:br/>
-      </w:r>
-      <w:r>
-        <w:rPr>
-          <w:rStyle w:val="VerbatimChar"/>
-        </w:rPr>
-        <w:t xml:space="preserve">  tzdb_0.5.0             ucminf_1.2.3           utf8_1.2.6            </w:t>
-      </w:r>
-      <w:r>
-        <w:br/>
-      </w:r>
-      <w:r>
-        <w:rPr>
-          <w:rStyle w:val="VerbatimChar"/>
-        </w:rPr>
-        <w:t xml:space="preserve">  utils_4.6.1            uuid_1.2.2             V8_8.2.0              </w:t>
-      </w:r>
-      <w:r>
-        <w:br/>
-      </w:r>
-      <w:r>
-        <w:rPr>
-          <w:rStyle w:val="VerbatimChar"/>
-        </w:rPr>
-        <w:t xml:space="preserve">  vctrs_0.7.3            viridisLite_0.4.3      vroom_1.7.1           </w:t>
-      </w:r>
-      <w:r>
-        <w:br/>
-      </w:r>
-      <w:r>
-        <w:rPr>
-          <w:rStyle w:val="VerbatimChar"/>
-        </w:rPr>
-        <w:t xml:space="preserve">  withr_3.0.3            xfun_0.60              xml2_1.6.0            </w:t>
-      </w:r>
-      <w:r>
-        <w:br/>
-      </w:r>
-      <w:r>
-        <w:rPr>
-          <w:rStyle w:val="VerbatimChar"/>
-        </w:rPr>
-        <w:t xml:space="preserve">  xtable_1.8-8           xts_0.14.2             yaml_2.3.12           </w:t>
-      </w:r>
-      <w:r>
-        <w:br/>
-      </w:r>
-      <w:r>
-        <w:rPr>
-          <w:rStyle w:val="VerbatimChar"/>
-        </w:rPr>
-        <w:t xml:space="preserve">  zoo_1.9-0             </w:t>
+        <w:t xml:space="preserve">  ape_5.8.1             askpass_1.2.1         backports_1.5.1      </w:t>
+      </w:r>
+      <w:r>
+        <w:br/>
+      </w:r>
+      <w:r>
+        <w:rPr>
+          <w:rStyle w:val="VerbatimChar"/>
+        </w:rPr>
+        <w:t xml:space="preserve">  base_4.6.1            base64enc_0.1.6       bayestestR_0.19.0    </w:t>
+      </w:r>
+      <w:r>
+        <w:br/>
+      </w:r>
+      <w:r>
+        <w:rPr>
+          <w:rStyle w:val="VerbatimChar"/>
+        </w:rPr>
+        <w:t xml:space="preserve">  bit_4.6.0             bit64_4.8.6           blob_1.3.0           </w:t>
+      </w:r>
+      <w:r>
+        <w:br/>
+      </w:r>
+      <w:r>
+        <w:rPr>
+          <w:rStyle w:val="VerbatimChar"/>
+        </w:rPr>
+        <w:t xml:space="preserve">  boot_1.3-32           broom_1.0.13          bslib_0.12.0         </w:t>
+      </w:r>
+      <w:r>
+        <w:br/>
+      </w:r>
+      <w:r>
+        <w:rPr>
+          <w:rStyle w:val="VerbatimChar"/>
+        </w:rPr>
+        <w:t xml:space="preserve">  cachem_1.1.0          callr_3.8.0           cellranger_1.1.0     </w:t>
+      </w:r>
+      <w:r>
+        <w:br/>
+      </w:r>
+      <w:r>
+        <w:rPr>
+          <w:rStyle w:val="VerbatimChar"/>
+        </w:rPr>
+        <w:t xml:space="preserve">  checkmate_2.3.4       class_7.3-24          cli_3.6.6            </w:t>
+      </w:r>
+      <w:r>
+        <w:br/>
+      </w:r>
+      <w:r>
+        <w:rPr>
+          <w:rStyle w:val="VerbatimChar"/>
+        </w:rPr>
+        <w:t xml:space="preserve">  clipr_0.8.1           coda_0.19-4.1         codetools_0.2-20     </w:t>
+      </w:r>
+      <w:r>
+        <w:br/>
+      </w:r>
+      <w:r>
+        <w:rPr>
+          <w:rStyle w:val="VerbatimChar"/>
+        </w:rPr>
+        <w:t xml:space="preserve">  commonmark_2.0.0      compiler_4.6.1        conflicted_1.2.0     </w:t>
+      </w:r>
+      <w:r>
+        <w:br/>
+      </w:r>
+      <w:r>
+        <w:rPr>
+          <w:rStyle w:val="VerbatimChar"/>
+        </w:rPr>
+        <w:t xml:space="preserve">  correlation_0.8.8     cpp11_0.5.5           crayon_1.5.3         </w:t>
+      </w:r>
+      <w:r>
+        <w:br/>
+      </w:r>
+      <w:r>
+        <w:rPr>
+          <w:rStyle w:val="VerbatimChar"/>
+        </w:rPr>
+        <w:t xml:space="preserve">  crosstalk_1.2.2       curl_8.0.0            data.table_1.18.6.1  </w:t>
+      </w:r>
+      <w:r>
+        <w:br/>
+      </w:r>
+      <w:r>
+        <w:rPr>
+          <w:rStyle w:val="VerbatimChar"/>
+        </w:rPr>
+        <w:t xml:space="preserve">  datasets_4.6.1        datawizard_1.4.0      DBI_1.3.0            </w:t>
+      </w:r>
+      <w:r>
+        <w:br/>
+      </w:r>
+      <w:r>
+        <w:rPr>
+          <w:rStyle w:val="VerbatimChar"/>
+        </w:rPr>
+        <w:t xml:space="preserve">  dbplyr_2.6.0          DescTools_0.99.60     DHARMa_0.5.0         </w:t>
+      </w:r>
+      <w:r>
+        <w:br/>
+      </w:r>
+      <w:r>
+        <w:rPr>
+          <w:rStyle w:val="VerbatimChar"/>
+        </w:rPr>
+        <w:t xml:space="preserve">  digest_0.6.39         doParallel_1.0.17     dplyr_1.2.1          </w:t>
+      </w:r>
+      <w:r>
+        <w:br/>
+      </w:r>
+      <w:r>
+        <w:rPr>
+          <w:rStyle w:val="VerbatimChar"/>
+        </w:rPr>
+        <w:t xml:space="preserve">  dtplyr_1.3.3          e1071_1.7-17          easystats_0.7.6      </w:t>
+      </w:r>
+      <w:r>
+        <w:br/>
+      </w:r>
+      <w:r>
+        <w:rPr>
+          <w:rStyle w:val="VerbatimChar"/>
+        </w:rPr>
+        <w:t xml:space="preserve">  effectsize_1.0.3      emmeans_2.0.4         estimability_2.0.0   </w:t>
+      </w:r>
+      <w:r>
+        <w:br/>
+      </w:r>
+      <w:r>
+        <w:rPr>
+          <w:rStyle w:val="VerbatimChar"/>
+        </w:rPr>
+        <w:t xml:space="preserve">  evaluate_1.0.5        Exact_3.3             expm_1.0-1           </w:t>
+      </w:r>
+      <w:r>
+        <w:br/>
+      </w:r>
+      <w:r>
+        <w:rPr>
+          <w:rStyle w:val="VerbatimChar"/>
+        </w:rPr>
+        <w:t xml:space="preserve">  farver_2.1.2          fastmap_1.2.0         fontawesome_0.5.3    </w:t>
+      </w:r>
+      <w:r>
+        <w:br/>
+      </w:r>
+      <w:r>
+        <w:rPr>
+          <w:rStyle w:val="VerbatimChar"/>
+        </w:rPr>
+        <w:t xml:space="preserve">  forcats_1.0.1         foreach_1.5.2         Formula_1.2-6        </w:t>
+      </w:r>
+      <w:r>
+        <w:br/>
+      </w:r>
+      <w:r>
+        <w:rPr>
+          <w:rStyle w:val="VerbatimChar"/>
+        </w:rPr>
+        <w:t xml:space="preserve">  fs_2.1.0              gap_1.15.2            gap.datasets_0.0.6   </w:t>
+      </w:r>
+      <w:r>
+        <w:br/>
+      </w:r>
+      <w:r>
+        <w:rPr>
+          <w:rStyle w:val="VerbatimChar"/>
+        </w:rPr>
+        <w:t xml:space="preserve">  gargle_1.6.1          generics_0.1.4        ggplot2_4.0.3        </w:t>
+      </w:r>
+      <w:r>
+        <w:br/>
+      </w:r>
+      <w:r>
+        <w:rPr>
+          <w:rStyle w:val="VerbatimChar"/>
+        </w:rPr>
+        <w:t xml:space="preserve">  ggrepel_0.9.8         gld_2.6.8             glue_1.8.1           </w:t>
+      </w:r>
+      <w:r>
+        <w:br/>
+      </w:r>
+      <w:r>
+        <w:rPr>
+          <w:rStyle w:val="VerbatimChar"/>
+        </w:rPr>
+        <w:t xml:space="preserve">  googledrive_2.1.2     googlesheets4_1.1.2   graphics_4.6.1       </w:t>
+      </w:r>
+      <w:r>
+        <w:br/>
+      </w:r>
+      <w:r>
+        <w:rPr>
+          <w:rStyle w:val="VerbatimChar"/>
+        </w:rPr>
+        <w:t xml:space="preserve">  grDevices_4.6.1       grid_4.6.1            gtable_0.3.6         </w:t>
+      </w:r>
+      <w:r>
+        <w:br/>
+      </w:r>
+      <w:r>
+        <w:rPr>
+          <w:rStyle w:val="VerbatimChar"/>
+        </w:rPr>
+        <w:t xml:space="preserve">  haven_2.5.5           highr_0.12            hms_1.1.4            </w:t>
+      </w:r>
+      <w:r>
+        <w:br/>
+      </w:r>
+      <w:r>
+        <w:rPr>
+          <w:rStyle w:val="VerbatimChar"/>
+        </w:rPr>
+        <w:t xml:space="preserve">  htmltools_0.5.9       htmlwidgets_1.6.4     httpuv_1.6.17        </w:t>
+      </w:r>
+      <w:r>
+        <w:br/>
+      </w:r>
+      <w:r>
+        <w:rPr>
+          <w:rStyle w:val="VerbatimChar"/>
+        </w:rPr>
+        <w:t xml:space="preserve">  httr_1.4.9            ids_1.0.1             insight_1.5.4        </w:t>
+      </w:r>
+      <w:r>
+        <w:br/>
+      </w:r>
+      <w:r>
+        <w:rPr>
+          <w:rStyle w:val="VerbatimChar"/>
+        </w:rPr>
+        <w:t xml:space="preserve">  isoband_0.3.0         iterators_1.0.14      janitor_2.2.1        </w:t>
+      </w:r>
+      <w:r>
+        <w:br/>
+      </w:r>
+      <w:r>
+        <w:rPr>
+          <w:rStyle w:val="VerbatimChar"/>
+        </w:rPr>
+        <w:t xml:space="preserve">  jquerylib_0.1.4       jsonlite_2.0.0        knitr_1.52           </w:t>
+      </w:r>
+      <w:r>
+        <w:br/>
+      </w:r>
+      <w:r>
+        <w:rPr>
+          <w:rStyle w:val="VerbatimChar"/>
+        </w:rPr>
+        <w:t xml:space="preserve">  labeling_0.4.3        later_1.4.8           lattice_0.23-1       </w:t>
+      </w:r>
+      <w:r>
+        <w:br/>
+      </w:r>
+      <w:r>
+        <w:rPr>
+          <w:rStyle w:val="VerbatimChar"/>
+        </w:rPr>
+        <w:t xml:space="preserve">  lazyeval_0.2.3        lifecycle_1.0.5       lme4_2.0-6           </w:t>
+      </w:r>
+      <w:r>
+        <w:br/>
+      </w:r>
+      <w:r>
+        <w:rPr>
+          <w:rStyle w:val="VerbatimChar"/>
+        </w:rPr>
+        <w:t xml:space="preserve">  lmom_3.3              lmtest_0.9.40         lubridate_1.9.5      </w:t>
+      </w:r>
+      <w:r>
+        <w:br/>
+      </w:r>
+      <w:r>
+        <w:rPr>
+          <w:rStyle w:val="VerbatimChar"/>
+        </w:rPr>
+        <w:t xml:space="preserve">  magrittr_2.0.5        marginaleffects_1.0.0 MASS_7.3-66          </w:t>
+      </w:r>
+      <w:r>
+        <w:br/>
+      </w:r>
+      <w:r>
+        <w:rPr>
+          <w:rStyle w:val="VerbatimChar"/>
+        </w:rPr>
+        <w:t xml:space="preserve">  Matrix_1.7-6          memoise_2.0.1         methods_4.6.1        </w:t>
+      </w:r>
+      <w:r>
+        <w:br/>
+      </w:r>
+      <w:r>
+        <w:rPr>
+          <w:rStyle w:val="VerbatimChar"/>
+        </w:rPr>
+        <w:t xml:space="preserve">  mgcv_1.9-4            mime_0.13             minqa_1.2.8          </w:t>
+      </w:r>
+      <w:r>
+        <w:br/>
+      </w:r>
+      <w:r>
+        <w:rPr>
+          <w:rStyle w:val="VerbatimChar"/>
+        </w:rPr>
+        <w:t xml:space="preserve">  modelbased_0.17.0     modelr_0.1.11         multcomp_1.4-32      </w:t>
+      </w:r>
+      <w:r>
+        <w:br/>
+      </w:r>
+      <w:r>
+        <w:rPr>
+          <w:rStyle w:val="VerbatimChar"/>
+        </w:rPr>
+        <w:t xml:space="preserve">  mvtnorm_1.4-2         nlme_3.1-171          nloptr_2.2.1         </w:t>
+      </w:r>
+      <w:r>
+        <w:br/>
+      </w:r>
+      <w:r>
+        <w:rPr>
+          <w:rStyle w:val="VerbatimChar"/>
+        </w:rPr>
+        <w:t xml:space="preserve">  numDeriv_2016.8.1.1   openssl_2.4.2         otel_0.2.0           </w:t>
+      </w:r>
+      <w:r>
+        <w:br/>
+      </w:r>
+      <w:r>
+        <w:rPr>
+          <w:rStyle w:val="VerbatimChar"/>
+        </w:rPr>
+        <w:t xml:space="preserve">  parallel_4.6.1        parameters_0.29.3     patchwork_1.3.2      </w:t>
+      </w:r>
+      <w:r>
+        <w:br/>
+      </w:r>
+      <w:r>
+        <w:rPr>
+          <w:rStyle w:val="VerbatimChar"/>
+        </w:rPr>
+        <w:t xml:space="preserve">  performance_0.18.2    pillar_1.11.1         pkgconfig_2.0.3      </w:t>
+      </w:r>
+      <w:r>
+        <w:br/>
+      </w:r>
+      <w:r>
+        <w:rPr>
+          <w:rStyle w:val="VerbatimChar"/>
+        </w:rPr>
+        <w:t xml:space="preserve">  plotly_4.12.1         plyr_1.8.9            prettyunits_1.2.0    </w:t>
+      </w:r>
+      <w:r>
+        <w:br/>
+      </w:r>
+      <w:r>
+        <w:rPr>
+          <w:rStyle w:val="VerbatimChar"/>
+        </w:rPr>
+        <w:t xml:space="preserve">  processx_3.9.0        progress_1.2.3        promises_1.5.0       </w:t>
+      </w:r>
+      <w:r>
+        <w:br/>
+      </w:r>
+      <w:r>
+        <w:rPr>
+          <w:rStyle w:val="VerbatimChar"/>
+        </w:rPr>
+        <w:t xml:space="preserve">  proxy_0.4-29          ps_1.9.3              purrr_1.2.2          </w:t>
+      </w:r>
+      <w:r>
+        <w:br/>
+      </w:r>
+      <w:r>
+        <w:rPr>
+          <w:rStyle w:val="VerbatimChar"/>
+        </w:rPr>
+        <w:t xml:space="preserve">  qgam_2.0.0            R6_2.6.1              ragg_1.5.2           </w:t>
+      </w:r>
+      <w:r>
+        <w:br/>
+      </w:r>
+      <w:r>
+        <w:rPr>
+          <w:rStyle w:val="VerbatimChar"/>
+        </w:rPr>
+        <w:t xml:space="preserve">  rappdirs_0.3.4        rbibutils_2.4.1       RColorBrewer_1.1-3   </w:t>
+      </w:r>
+      <w:r>
+        <w:br/>
+      </w:r>
+      <w:r>
+        <w:rPr>
+          <w:rStyle w:val="VerbatimChar"/>
+        </w:rPr>
+        <w:t xml:space="preserve">  Rcpp_1.1.2            RcppEigen_0.3.4.0.2   Rdpack_2.6.6         </w:t>
+      </w:r>
+      <w:r>
+        <w:br/>
+      </w:r>
+      <w:r>
+        <w:rPr>
+          <w:rStyle w:val="VerbatimChar"/>
+        </w:rPr>
+        <w:t xml:space="preserve">  readr_2.2.0           readxl_1.5.0          reformulas_0.4.4     </w:t>
+      </w:r>
+      <w:r>
+        <w:br/>
+      </w:r>
+      <w:r>
+        <w:rPr>
+          <w:rStyle w:val="VerbatimChar"/>
+        </w:rPr>
+        <w:t xml:space="preserve">  rematch_2.0.0         rematch2_2.1.2        report_0.6.4         </w:t>
+      </w:r>
+      <w:r>
+        <w:br/>
+      </w:r>
+      <w:r>
+        <w:rPr>
+          <w:rStyle w:val="VerbatimChar"/>
+        </w:rPr>
+        <w:t xml:space="preserve">  reprex_2.1.1          rlang_1.3.0           rmarkdown_2.32       </w:t>
+      </w:r>
+      <w:r>
+        <w:br/>
+      </w:r>
+      <w:r>
+        <w:rPr>
+          <w:rStyle w:val="VerbatimChar"/>
+        </w:rPr>
+        <w:t xml:space="preserve">  rootSolve_1.8.2.4     rstudioapi_0.19.0     rvest_1.0.5          </w:t>
+      </w:r>
+      <w:r>
+        <w:br/>
+      </w:r>
+      <w:r>
+        <w:rPr>
+          <w:rStyle w:val="VerbatimChar"/>
+        </w:rPr>
+        <w:t xml:space="preserve">  S7_0.2.2              sandwich_3.1-3        sass_0.4.10          </w:t>
+      </w:r>
+      <w:r>
+        <w:br/>
+      </w:r>
+      <w:r>
+        <w:rPr>
+          <w:rStyle w:val="VerbatimChar"/>
+        </w:rPr>
+        <w:t xml:space="preserve">  scales_1.4.0          see_0.14.2            selectr_0.6.0        </w:t>
+      </w:r>
+      <w:r>
+        <w:br/>
+      </w:r>
+      <w:r>
+        <w:rPr>
+          <w:rStyle w:val="VerbatimChar"/>
+        </w:rPr>
+        <w:t xml:space="preserve">  shiny_1.14.0          snakecase_0.11.1      sourcetools_0.1.7.2  </w:t>
+      </w:r>
+      <w:r>
+        <w:br/>
+      </w:r>
+      <w:r>
+        <w:rPr>
+          <w:rStyle w:val="VerbatimChar"/>
+        </w:rPr>
+        <w:t xml:space="preserve">  splines_4.6.1         stats_4.6.1           stringi_1.8.9        </w:t>
+      </w:r>
+      <w:r>
+        <w:br/>
+      </w:r>
+      <w:r>
+        <w:rPr>
+          <w:rStyle w:val="VerbatimChar"/>
+        </w:rPr>
+        <w:t xml:space="preserve">  stringr_1.6.0         survival_3.8-11       sys_3.4.3            </w:t>
+      </w:r>
+      <w:r>
+        <w:br/>
+      </w:r>
+      <w:r>
+        <w:rPr>
+          <w:rStyle w:val="VerbatimChar"/>
+        </w:rPr>
+        <w:t xml:space="preserve">  systemfonts_1.3.2     textshaping_1.0.5     TH.data_1.1-5        </w:t>
+      </w:r>
+      <w:r>
+        <w:br/>
+      </w:r>
+      <w:r>
+        <w:rPr>
+          <w:rStyle w:val="VerbatimChar"/>
+        </w:rPr>
+        <w:t xml:space="preserve">  tibble_3.3.1          tidyr_1.3.2           tidyselect_1.2.1     </w:t>
+      </w:r>
+      <w:r>
+        <w:br/>
+      </w:r>
+      <w:r>
+        <w:rPr>
+          <w:rStyle w:val="VerbatimChar"/>
+        </w:rPr>
+        <w:t xml:space="preserve">  tidyverse_2.0.0       timechange_0.4.0      tinytex_0.60         </w:t>
+      </w:r>
+      <w:r>
+        <w:br/>
+      </w:r>
+      <w:r>
+        <w:rPr>
+          <w:rStyle w:val="VerbatimChar"/>
+        </w:rPr>
+        <w:t xml:space="preserve">  tools_4.6.1           tzdb_0.5.0            utf8_1.2.6           </w:t>
+      </w:r>
+      <w:r>
+        <w:br/>
+      </w:r>
+      <w:r>
+        <w:rPr>
+          <w:rStyle w:val="VerbatimChar"/>
+        </w:rPr>
+        <w:t xml:space="preserve">  utils_4.6.1           uuid_1.2.2            vctrs_0.7.3          </w:t>
+      </w:r>
+      <w:r>
+        <w:br/>
+      </w:r>
+      <w:r>
+        <w:rPr>
+          <w:rStyle w:val="VerbatimChar"/>
+        </w:rPr>
+        <w:t xml:space="preserve">  viridisLite_0.4.3     vroom_1.7.1           withr_3.0.3          </w:t>
+      </w:r>
+      <w:r>
+        <w:br/>
+      </w:r>
+      <w:r>
+        <w:rPr>
+          <w:rStyle w:val="VerbatimChar"/>
+        </w:rPr>
+        <w:t xml:space="preserve">  xfun_0.60             xml2_1.6.0            xtable_1.8-8         </w:t>
+      </w:r>
+      <w:r>
+        <w:br/>
+      </w:r>
+      <w:r>
+        <w:rPr>
+          <w:rStyle w:val="VerbatimChar"/>
+        </w:rPr>
+        <w:t xml:space="preserve">  yaml_2.3.12           zoo_1.9-0            </w:t>
       </w:r>
     </w:p>
     <w:bookmarkEnd w:id="83"/>
@@ -11007,7 +11318,7 @@
       </w:r>
     </w:p>
   </w:footnote>
-  <w:footnote w:id="21">
+  <w:footnote w:id="12">
     <w:p>
       <w:pPr>
         <w:pStyle w:val="FootnoteText"/>
@@ -11026,7 +11337,7 @@
       </w:r>
     </w:p>
   </w:footnote>
-  <w:footnote w:id="22">
+  <w:footnote w:id="13">
     <w:p>
       <w:pPr>
         <w:pStyle w:val="FootnoteText"/>
@@ -11399,12 +11710,6 @@
     </w:lvlOverride>
   </w:num>
   <w:num w:numId="1019">
-    <w:abstractNumId w:val="991"/>
-  </w:num>
-  <w:num w:numId="1020">
-    <w:abstractNumId w:val="991"/>
-  </w:num>
-  <w:num w:numId="1021">
     <w:abstractNumId w:val="991"/>
   </w:num>
 </w:numbering>

--- a/class08w.docx
+++ b/class08w.docx
@@ -9350,13 +9350,13 @@
       </w:r>
     </w:p>
     <w:bookmarkEnd w:id="65"/>
-    <w:bookmarkStart w:id="66" w:name="anova-table-for-smoking"/>
+    <w:bookmarkStart w:id="66" w:name="anova-table-low-birth-weight"/>
     <w:p>
       <w:pPr>
         <w:pStyle w:val="Heading2"/>
       </w:pPr>
       <w:r>
-        <w:t xml:space="preserve">ANOVA table for smoking</w:t>
+        <w:t xml:space="preserve">ANOVA table: low birth weight</w:t>
       </w:r>
     </w:p>
     <w:p>
@@ -11185,7 +11185,7 @@
         <w:rPr>
           <w:rStyle w:val="VerbatimChar"/>
         </w:rPr>
-        <w:t xml:space="preserve">  scales_1.4.0          see_0.14.2            selectr_0.6.0        </w:t>
+        <w:t xml:space="preserve">  scales_1.4.0          see_0.14.2            selectr_0.7.0        </w:t>
       </w:r>
       <w:r>
         <w:br/>
@@ -11212,7 +11212,7 @@
         <w:rPr>
           <w:rStyle w:val="VerbatimChar"/>
         </w:rPr>
-        <w:t xml:space="preserve">  stringr_1.6.0         survival_3.8-11       sys_3.4.3            </w:t>
+        <w:t xml:space="preserve">  stringr_1.6.0         survival_3.8-12       sys_3.4.3            </w:t>
       </w:r>
       <w:r>
         <w:br/>
@@ -11239,7 +11239,7 @@
         <w:rPr>
           <w:rStyle w:val="VerbatimChar"/>
         </w:rPr>
-        <w:t xml:space="preserve">  tidyverse_2.0.0       timechange_0.4.0      tinytex_0.60         </w:t>
+        <w:t xml:space="preserve">  tidyverse_2.0.0       timechange_0.4.0      tinytex_0.61         </w:t>
       </w:r>
       <w:r>
         <w:br/>
